--- a/모바일웹서비스 프로젝트_공통평가 01_수행 결과 보고서.docx
+++ b/모바일웹서비스 프로젝트_공통평가 01_수행 결과 보고서.docx
@@ -9,6 +9,7 @@
         <w:jc w:val="left"/>
         <w:outlineLvl w:val="0"/>
         <w:rPr>
+          <w:rFonts w:asciiTheme="minorEastAsia" w:eastAsiaTheme="minorEastAsia" w:hAnsiTheme="minorEastAsia"/>
           <w:b/>
           <w:sz w:val="28"/>
           <w:szCs w:val="28"/>
@@ -17,7 +18,7 @@
       </w:pPr>
       <w:r>
         <w:rPr>
-          <w:rFonts w:hint="eastAsia"/>
+          <w:rFonts w:asciiTheme="minorEastAsia" w:eastAsiaTheme="minorEastAsia" w:hAnsiTheme="minorEastAsia" w:hint="eastAsia"/>
           <w:b/>
           <w:sz w:val="28"/>
           <w:szCs w:val="28"/>
@@ -27,7 +28,7 @@
       </w:r>
       <w:r>
         <w:rPr>
-          <w:rFonts w:hint="eastAsia"/>
+          <w:rFonts w:asciiTheme="minorEastAsia" w:eastAsiaTheme="minorEastAsia" w:hAnsiTheme="minorEastAsia" w:hint="eastAsia"/>
           <w:b/>
           <w:sz w:val="28"/>
           <w:szCs w:val="28"/>
@@ -38,7 +39,7 @@
       <w:proofErr w:type="spellStart"/>
       <w:r>
         <w:rPr>
-          <w:rFonts w:hint="eastAsia"/>
+          <w:rFonts w:asciiTheme="minorEastAsia" w:eastAsiaTheme="minorEastAsia" w:hAnsiTheme="minorEastAsia" w:hint="eastAsia"/>
           <w:b/>
           <w:sz w:val="28"/>
           <w:szCs w:val="28"/>
@@ -49,7 +50,7 @@
       <w:proofErr w:type="spellEnd"/>
       <w:r>
         <w:rPr>
-          <w:rFonts w:hint="eastAsia"/>
+          <w:rFonts w:asciiTheme="minorEastAsia" w:eastAsiaTheme="minorEastAsia" w:hAnsiTheme="minorEastAsia" w:hint="eastAsia"/>
           <w:b/>
           <w:sz w:val="28"/>
           <w:szCs w:val="28"/>
@@ -65,6 +66,7 @@
         <w:jc w:val="left"/>
         <w:outlineLvl w:val="0"/>
         <w:rPr>
+          <w:rFonts w:asciiTheme="minorEastAsia" w:eastAsiaTheme="minorEastAsia" w:hAnsiTheme="minorEastAsia"/>
           <w:b/>
           <w:sz w:val="28"/>
           <w:szCs w:val="28"/>
@@ -73,7 +75,7 @@
       </w:pPr>
       <w:r>
         <w:rPr>
-          <w:rFonts w:hint="eastAsia"/>
+          <w:rFonts w:asciiTheme="minorEastAsia" w:eastAsiaTheme="minorEastAsia" w:hAnsiTheme="minorEastAsia" w:hint="eastAsia"/>
           <w:b/>
           <w:sz w:val="28"/>
           <w:szCs w:val="28"/>
@@ -89,6 +91,7 @@
         <w:jc w:val="left"/>
         <w:outlineLvl w:val="0"/>
         <w:rPr>
+          <w:rFonts w:asciiTheme="minorEastAsia" w:eastAsiaTheme="minorEastAsia" w:hAnsiTheme="minorEastAsia"/>
           <w:b/>
           <w:sz w:val="28"/>
           <w:szCs w:val="28"/>
@@ -97,7 +100,7 @@
       </w:pPr>
       <w:r>
         <w:rPr>
-          <w:rFonts w:hint="eastAsia"/>
+          <w:rFonts w:asciiTheme="minorEastAsia" w:eastAsiaTheme="minorEastAsia" w:hAnsiTheme="minorEastAsia" w:hint="eastAsia"/>
           <w:b/>
           <w:sz w:val="28"/>
           <w:szCs w:val="28"/>
@@ -107,6 +110,7 @@
       </w:r>
       <w:r>
         <w:rPr>
+          <w:rFonts w:asciiTheme="minorEastAsia" w:eastAsiaTheme="minorEastAsia" w:hAnsiTheme="minorEastAsia"/>
           <w:b/>
           <w:sz w:val="28"/>
           <w:szCs w:val="28"/>
@@ -122,6 +126,7 @@
         <w:jc w:val="left"/>
         <w:outlineLvl w:val="0"/>
         <w:rPr>
+          <w:rFonts w:asciiTheme="minorEastAsia" w:eastAsiaTheme="minorEastAsia" w:hAnsiTheme="minorEastAsia"/>
           <w:b/>
           <w:sz w:val="28"/>
           <w:szCs w:val="28"/>
@@ -130,7 +135,7 @@
       </w:pPr>
       <w:r>
         <w:rPr>
-          <w:rFonts w:hint="eastAsia"/>
+          <w:rFonts w:asciiTheme="minorEastAsia" w:eastAsiaTheme="minorEastAsia" w:hAnsiTheme="minorEastAsia" w:hint="eastAsia"/>
           <w:b/>
           <w:sz w:val="28"/>
           <w:szCs w:val="28"/>
@@ -140,7 +145,7 @@
       </w:r>
       <w:r>
         <w:rPr>
-          <w:rFonts w:hint="eastAsia"/>
+          <w:rFonts w:asciiTheme="minorEastAsia" w:eastAsiaTheme="minorEastAsia" w:hAnsiTheme="minorEastAsia" w:hint="eastAsia"/>
           <w:b/>
           <w:sz w:val="28"/>
           <w:szCs w:val="28"/>
@@ -150,6 +155,7 @@
       </w:r>
       <w:r>
         <w:rPr>
+          <w:rFonts w:asciiTheme="minorEastAsia" w:eastAsiaTheme="minorEastAsia" w:hAnsiTheme="minorEastAsia"/>
           <w:b/>
           <w:sz w:val="28"/>
           <w:szCs w:val="28"/>
@@ -160,6 +166,7 @@
       <w:proofErr w:type="spellStart"/>
       <w:r>
         <w:rPr>
+          <w:rFonts w:asciiTheme="minorEastAsia" w:eastAsiaTheme="minorEastAsia" w:hAnsiTheme="minorEastAsia"/>
           <w:b/>
           <w:sz w:val="28"/>
           <w:szCs w:val="28"/>
@@ -170,6 +177,7 @@
       <w:proofErr w:type="spellEnd"/>
       <w:r>
         <w:rPr>
+          <w:rFonts w:asciiTheme="minorEastAsia" w:eastAsiaTheme="minorEastAsia" w:hAnsiTheme="minorEastAsia"/>
           <w:b/>
           <w:sz w:val="28"/>
           <w:szCs w:val="28"/>
@@ -185,7 +193,7 @@
         <w:jc w:val="left"/>
         <w:outlineLvl w:val="0"/>
         <w:rPr>
-          <w:rFonts w:ascii="Batang" w:eastAsia="Batang" w:hAnsi="Batang"/>
+          <w:rFonts w:asciiTheme="minorEastAsia" w:eastAsiaTheme="minorEastAsia" w:hAnsiTheme="minorEastAsia"/>
           <w:sz w:val="28"/>
           <w:szCs w:val="28"/>
           <w:lang w:eastAsia="ko-KR"/>
@@ -196,13 +204,14 @@
       <w:pPr>
         <w:jc w:val="right"/>
         <w:rPr>
+          <w:rFonts w:asciiTheme="minorEastAsia" w:eastAsiaTheme="minorEastAsia" w:hAnsiTheme="minorEastAsia"/>
           <w:sz w:val="18"/>
           <w:szCs w:val="18"/>
         </w:rPr>
       </w:pPr>
       <w:r>
         <w:rPr>
-          <w:rFonts w:hint="eastAsia"/>
+          <w:rFonts w:asciiTheme="minorEastAsia" w:eastAsiaTheme="minorEastAsia" w:hAnsiTheme="minorEastAsia" w:hint="eastAsia"/>
           <w:sz w:val="18"/>
           <w:szCs w:val="18"/>
         </w:rPr>
@@ -211,7 +220,7 @@
       <w:proofErr w:type="spellStart"/>
       <w:r>
         <w:rPr>
-          <w:rFonts w:hint="eastAsia"/>
+          <w:rFonts w:asciiTheme="minorEastAsia" w:eastAsiaTheme="minorEastAsia" w:hAnsiTheme="minorEastAsia" w:hint="eastAsia"/>
           <w:sz w:val="18"/>
           <w:szCs w:val="18"/>
         </w:rPr>
@@ -220,7 +229,7 @@
       <w:proofErr w:type="spellEnd"/>
       <w:r>
         <w:rPr>
-          <w:rFonts w:hint="eastAsia"/>
+          <w:rFonts w:asciiTheme="minorEastAsia" w:eastAsiaTheme="minorEastAsia" w:hAnsiTheme="minorEastAsia" w:hint="eastAsia"/>
           <w:sz w:val="18"/>
           <w:szCs w:val="18"/>
         </w:rPr>
@@ -228,6 +237,7 @@
       </w:r>
       <w:r>
         <w:rPr>
+          <w:rFonts w:asciiTheme="minorEastAsia" w:eastAsiaTheme="minorEastAsia" w:hAnsiTheme="minorEastAsia"/>
           <w:sz w:val="18"/>
           <w:szCs w:val="18"/>
         </w:rPr>
@@ -235,7 +245,7 @@
       </w:r>
       <w:r>
         <w:rPr>
-          <w:rFonts w:hint="eastAsia"/>
+          <w:rFonts w:asciiTheme="minorEastAsia" w:eastAsiaTheme="minorEastAsia" w:hAnsiTheme="minorEastAsia" w:hint="eastAsia"/>
           <w:sz w:val="18"/>
           <w:szCs w:val="18"/>
         </w:rPr>
@@ -244,7 +254,7 @@
       <w:proofErr w:type="spellStart"/>
       <w:r>
         <w:rPr>
-          <w:rFonts w:hint="eastAsia"/>
+          <w:rFonts w:asciiTheme="minorEastAsia" w:eastAsiaTheme="minorEastAsia" w:hAnsiTheme="minorEastAsia" w:hint="eastAsia"/>
           <w:sz w:val="18"/>
           <w:szCs w:val="18"/>
         </w:rPr>
@@ -256,13 +266,14 @@
       <w:pPr>
         <w:jc w:val="right"/>
         <w:rPr>
+          <w:rFonts w:asciiTheme="minorEastAsia" w:eastAsiaTheme="minorEastAsia" w:hAnsiTheme="minorEastAsia"/>
           <w:sz w:val="18"/>
           <w:szCs w:val="18"/>
         </w:rPr>
       </w:pPr>
       <w:r>
         <w:rPr>
-          <w:rFonts w:hint="eastAsia"/>
+          <w:rFonts w:asciiTheme="minorEastAsia" w:eastAsiaTheme="minorEastAsia" w:hAnsiTheme="minorEastAsia" w:hint="eastAsia"/>
           <w:sz w:val="18"/>
           <w:szCs w:val="18"/>
         </w:rPr>
@@ -273,13 +284,14 @@
       <w:pPr>
         <w:jc w:val="right"/>
         <w:rPr>
+          <w:rFonts w:asciiTheme="minorEastAsia" w:eastAsiaTheme="minorEastAsia" w:hAnsiTheme="minorEastAsia"/>
           <w:sz w:val="18"/>
           <w:szCs w:val="18"/>
         </w:rPr>
       </w:pPr>
       <w:r>
         <w:rPr>
-          <w:rFonts w:hint="eastAsia"/>
+          <w:rFonts w:asciiTheme="minorEastAsia" w:eastAsiaTheme="minorEastAsia" w:hAnsiTheme="minorEastAsia" w:hint="eastAsia"/>
           <w:sz w:val="18"/>
           <w:szCs w:val="18"/>
         </w:rPr>
@@ -290,13 +302,14 @@
       <w:pPr>
         <w:jc w:val="right"/>
         <w:rPr>
+          <w:rFonts w:asciiTheme="minorEastAsia" w:eastAsiaTheme="minorEastAsia" w:hAnsiTheme="minorEastAsia"/>
           <w:sz w:val="18"/>
           <w:szCs w:val="18"/>
         </w:rPr>
       </w:pPr>
       <w:r>
         <w:rPr>
-          <w:rFonts w:hint="eastAsia"/>
+          <w:rFonts w:asciiTheme="minorEastAsia" w:eastAsiaTheme="minorEastAsia" w:hAnsiTheme="minorEastAsia" w:hint="eastAsia"/>
           <w:sz w:val="18"/>
           <w:szCs w:val="18"/>
         </w:rPr>
@@ -304,6 +317,7 @@
       </w:r>
       <w:r>
         <w:rPr>
+          <w:rFonts w:asciiTheme="minorEastAsia" w:eastAsiaTheme="minorEastAsia" w:hAnsiTheme="minorEastAsia"/>
           <w:sz w:val="18"/>
           <w:szCs w:val="18"/>
         </w:rPr>
@@ -312,6 +326,7 @@
       <w:proofErr w:type="spellStart"/>
       <w:r>
         <w:rPr>
+          <w:rFonts w:asciiTheme="minorEastAsia" w:eastAsiaTheme="minorEastAsia" w:hAnsiTheme="minorEastAsia"/>
           <w:sz w:val="18"/>
           <w:szCs w:val="18"/>
         </w:rPr>
@@ -320,6 +335,7 @@
       <w:proofErr w:type="spellEnd"/>
       <w:r>
         <w:rPr>
+          <w:rFonts w:asciiTheme="minorEastAsia" w:eastAsiaTheme="minorEastAsia" w:hAnsiTheme="minorEastAsia"/>
           <w:sz w:val="18"/>
           <w:szCs w:val="18"/>
         </w:rPr>
@@ -330,13 +346,14 @@
       <w:pPr>
         <w:jc w:val="right"/>
         <w:rPr>
+          <w:rFonts w:asciiTheme="minorEastAsia" w:eastAsiaTheme="minorEastAsia" w:hAnsiTheme="minorEastAsia"/>
           <w:sz w:val="18"/>
           <w:szCs w:val="18"/>
         </w:rPr>
       </w:pPr>
       <w:r>
         <w:rPr>
-          <w:rFonts w:hint="eastAsia"/>
+          <w:rFonts w:asciiTheme="minorEastAsia" w:eastAsiaTheme="minorEastAsia" w:hAnsiTheme="minorEastAsia" w:hint="eastAsia"/>
           <w:sz w:val="18"/>
           <w:szCs w:val="18"/>
         </w:rPr>
@@ -344,6 +361,7 @@
       </w:r>
       <w:r>
         <w:rPr>
+          <w:rFonts w:asciiTheme="minorEastAsia" w:eastAsiaTheme="minorEastAsia" w:hAnsiTheme="minorEastAsia"/>
           <w:sz w:val="18"/>
           <w:szCs w:val="18"/>
         </w:rPr>
@@ -351,7 +369,7 @@
       </w:r>
       <w:r>
         <w:rPr>
-          <w:rFonts w:hint="eastAsia"/>
+          <w:rFonts w:asciiTheme="minorEastAsia" w:eastAsiaTheme="minorEastAsia" w:hAnsiTheme="minorEastAsia" w:hint="eastAsia"/>
           <w:sz w:val="18"/>
           <w:szCs w:val="18"/>
         </w:rPr>
@@ -403,6 +421,7 @@
               <w:wordWrap/>
               <w:jc w:val="center"/>
               <w:rPr>
+                <w:rFonts w:asciiTheme="minorEastAsia" w:eastAsiaTheme="minorEastAsia" w:hAnsiTheme="minorEastAsia"/>
                 <w:b/>
                 <w:bCs/>
                 <w:sz w:val="12"/>
@@ -411,7 +430,7 @@
             </w:pPr>
             <w:r>
               <w:rPr>
-                <w:rFonts w:hint="eastAsia"/>
+                <w:rFonts w:asciiTheme="minorEastAsia" w:eastAsiaTheme="minorEastAsia" w:hAnsiTheme="minorEastAsia" w:hint="eastAsia"/>
                 <w:b/>
                 <w:bCs/>
                 <w:sz w:val="20"/>
@@ -420,7 +439,7 @@
             </w:r>
             <w:r>
               <w:rPr>
-                <w:rFonts w:hint="eastAsia"/>
+                <w:rFonts w:asciiTheme="minorEastAsia" w:eastAsiaTheme="minorEastAsia" w:hAnsiTheme="minorEastAsia" w:hint="eastAsia"/>
                 <w:b/>
                 <w:bCs/>
                 <w:sz w:val="20"/>
@@ -442,6 +461,7 @@
               <w:wordWrap/>
               <w:jc w:val="center"/>
               <w:rPr>
+                <w:rFonts w:asciiTheme="minorEastAsia" w:eastAsiaTheme="minorEastAsia" w:hAnsiTheme="minorEastAsia"/>
                 <w:b/>
                 <w:bCs/>
                 <w:sz w:val="12"/>
@@ -450,7 +470,7 @@
             </w:pPr>
             <w:r>
               <w:rPr>
-                <w:rFonts w:hint="eastAsia"/>
+                <w:rFonts w:asciiTheme="minorEastAsia" w:eastAsiaTheme="minorEastAsia" w:hAnsiTheme="minorEastAsia" w:hint="eastAsia"/>
                 <w:b/>
                 <w:bCs/>
                 <w:sz w:val="20"/>
@@ -475,6 +495,7 @@
             <w:pPr>
               <w:jc w:val="center"/>
               <w:rPr>
+                <w:rFonts w:asciiTheme="minorEastAsia" w:eastAsiaTheme="minorEastAsia" w:hAnsiTheme="minorEastAsia"/>
                 <w:b/>
                 <w:color w:val="auto"/>
                 <w:kern w:val="2"/>
@@ -484,7 +505,7 @@
             </w:pPr>
             <w:r>
               <w:rPr>
-                <w:rFonts w:hint="eastAsia"/>
+                <w:rFonts w:asciiTheme="minorEastAsia" w:eastAsiaTheme="minorEastAsia" w:hAnsiTheme="minorEastAsia" w:hint="eastAsia"/>
                 <w:b/>
                 <w:bCs/>
                 <w:color w:val="auto"/>
@@ -507,6 +528,7 @@
               <w:wordWrap/>
               <w:jc w:val="center"/>
               <w:rPr>
+                <w:rFonts w:asciiTheme="minorEastAsia" w:eastAsiaTheme="minorEastAsia" w:hAnsiTheme="minorEastAsia"/>
                 <w:b/>
                 <w:bCs/>
                 <w:color w:val="auto"/>
@@ -516,7 +538,7 @@
             </w:pPr>
             <w:r>
               <w:rPr>
-                <w:rFonts w:hint="eastAsia"/>
+                <w:rFonts w:asciiTheme="minorEastAsia" w:eastAsiaTheme="minorEastAsia" w:hAnsiTheme="minorEastAsia" w:hint="eastAsia"/>
                 <w:b/>
                 <w:bCs/>
                 <w:color w:val="auto"/>
@@ -539,6 +561,7 @@
               <w:wordWrap/>
               <w:jc w:val="center"/>
               <w:rPr>
+                <w:rFonts w:asciiTheme="minorEastAsia" w:eastAsiaTheme="minorEastAsia" w:hAnsiTheme="minorEastAsia"/>
                 <w:b/>
                 <w:bCs/>
                 <w:color w:val="auto"/>
@@ -548,7 +571,7 @@
             </w:pPr>
             <w:r>
               <w:rPr>
-                <w:rFonts w:hint="eastAsia"/>
+                <w:rFonts w:asciiTheme="minorEastAsia" w:eastAsiaTheme="minorEastAsia" w:hAnsiTheme="minorEastAsia" w:hint="eastAsia"/>
                 <w:b/>
                 <w:bCs/>
                 <w:color w:val="auto"/>
@@ -571,6 +594,7 @@
               <w:wordWrap/>
               <w:jc w:val="center"/>
               <w:rPr>
+                <w:rFonts w:asciiTheme="minorEastAsia" w:eastAsiaTheme="minorEastAsia" w:hAnsiTheme="minorEastAsia"/>
                 <w:b/>
                 <w:bCs/>
                 <w:color w:val="auto"/>
@@ -580,7 +604,7 @@
             </w:pPr>
             <w:r>
               <w:rPr>
-                <w:rFonts w:hint="eastAsia"/>
+                <w:rFonts w:asciiTheme="minorEastAsia" w:eastAsiaTheme="minorEastAsia" w:hAnsiTheme="minorEastAsia" w:hint="eastAsia"/>
                 <w:b/>
                 <w:bCs/>
                 <w:color w:val="auto"/>
@@ -603,6 +627,7 @@
               <w:wordWrap/>
               <w:jc w:val="center"/>
               <w:rPr>
+                <w:rFonts w:asciiTheme="minorEastAsia" w:eastAsiaTheme="minorEastAsia" w:hAnsiTheme="minorEastAsia"/>
                 <w:b/>
                 <w:bCs/>
                 <w:color w:val="auto"/>
@@ -612,7 +637,7 @@
             </w:pPr>
             <w:r>
               <w:rPr>
-                <w:rFonts w:hint="eastAsia"/>
+                <w:rFonts w:asciiTheme="minorEastAsia" w:eastAsiaTheme="minorEastAsia" w:hAnsiTheme="minorEastAsia" w:hint="eastAsia"/>
                 <w:b/>
                 <w:bCs/>
                 <w:color w:val="auto"/>
@@ -628,6 +653,7 @@
               <w:wordWrap/>
               <w:jc w:val="center"/>
               <w:rPr>
+                <w:rFonts w:asciiTheme="minorEastAsia" w:eastAsiaTheme="minorEastAsia" w:hAnsiTheme="minorEastAsia"/>
                 <w:b/>
                 <w:bCs/>
                 <w:color w:val="auto"/>
@@ -637,7 +663,7 @@
             </w:pPr>
             <w:r>
               <w:rPr>
-                <w:rFonts w:hint="eastAsia"/>
+                <w:rFonts w:asciiTheme="minorEastAsia" w:eastAsiaTheme="minorEastAsia" w:hAnsiTheme="minorEastAsia" w:hint="eastAsia"/>
                 <w:b/>
                 <w:bCs/>
                 <w:color w:val="auto"/>
@@ -660,6 +686,7 @@
               <w:wordWrap/>
               <w:jc w:val="center"/>
               <w:rPr>
+                <w:rFonts w:asciiTheme="minorEastAsia" w:eastAsiaTheme="minorEastAsia" w:hAnsiTheme="minorEastAsia"/>
                 <w:b/>
                 <w:bCs/>
                 <w:color w:val="auto"/>
@@ -669,7 +696,7 @@
             </w:pPr>
             <w:r>
               <w:rPr>
-                <w:rFonts w:hint="eastAsia"/>
+                <w:rFonts w:asciiTheme="minorEastAsia" w:eastAsiaTheme="minorEastAsia" w:hAnsiTheme="minorEastAsia" w:hint="eastAsia"/>
                 <w:b/>
                 <w:bCs/>
                 <w:color w:val="auto"/>
@@ -692,6 +719,7 @@
               <w:wordWrap/>
               <w:jc w:val="center"/>
               <w:rPr>
+                <w:rFonts w:asciiTheme="minorEastAsia" w:eastAsiaTheme="minorEastAsia" w:hAnsiTheme="minorEastAsia"/>
                 <w:b/>
                 <w:bCs/>
                 <w:color w:val="auto"/>
@@ -702,7 +730,7 @@
             <w:proofErr w:type="spellStart"/>
             <w:r>
               <w:rPr>
-                <w:rFonts w:hint="eastAsia"/>
+                <w:rFonts w:asciiTheme="minorEastAsia" w:eastAsiaTheme="minorEastAsia" w:hAnsiTheme="minorEastAsia" w:hint="eastAsia"/>
                 <w:b/>
                 <w:bCs/>
                 <w:color w:val="auto"/>
@@ -728,13 +756,14 @@
             <w:pPr>
               <w:jc w:val="center"/>
               <w:rPr>
+                <w:rFonts w:asciiTheme="minorEastAsia" w:eastAsiaTheme="minorEastAsia" w:hAnsiTheme="minorEastAsia"/>
                 <w:sz w:val="12"/>
                 <w:szCs w:val="12"/>
               </w:rPr>
             </w:pPr>
             <w:r>
               <w:rPr>
-                <w:rFonts w:hint="eastAsia"/>
+                <w:rFonts w:asciiTheme="minorEastAsia" w:eastAsiaTheme="minorEastAsia" w:hAnsiTheme="minorEastAsia" w:hint="eastAsia"/>
                 <w:sz w:val="12"/>
                 <w:szCs w:val="12"/>
               </w:rPr>
@@ -751,6 +780,7 @@
             <w:pPr>
               <w:jc w:val="center"/>
               <w:rPr>
+                <w:rFonts w:asciiTheme="minorEastAsia" w:eastAsiaTheme="minorEastAsia" w:hAnsiTheme="minorEastAsia"/>
                 <w:sz w:val="12"/>
                 <w:szCs w:val="12"/>
               </w:rPr>
@@ -758,7 +788,7 @@
             <w:proofErr w:type="spellStart"/>
             <w:r>
               <w:rPr>
-                <w:rFonts w:hint="eastAsia"/>
+                <w:rFonts w:asciiTheme="minorEastAsia" w:eastAsiaTheme="minorEastAsia" w:hAnsiTheme="minorEastAsia" w:hint="eastAsia"/>
                 <w:sz w:val="12"/>
                 <w:szCs w:val="12"/>
               </w:rPr>
@@ -775,13 +805,14 @@
             <w:pPr>
               <w:jc w:val="left"/>
               <w:rPr>
+                <w:rFonts w:asciiTheme="minorEastAsia" w:eastAsiaTheme="minorEastAsia" w:hAnsiTheme="minorEastAsia"/>
                 <w:sz w:val="12"/>
                 <w:szCs w:val="12"/>
               </w:rPr>
             </w:pPr>
             <w:r>
               <w:rPr>
-                <w:rFonts w:hint="eastAsia"/>
+                <w:rFonts w:asciiTheme="minorEastAsia" w:eastAsiaTheme="minorEastAsia" w:hAnsiTheme="minorEastAsia" w:hint="eastAsia"/>
                 <w:sz w:val="12"/>
                 <w:szCs w:val="12"/>
               </w:rPr>
@@ -796,13 +827,14 @@
           <w:p>
             <w:pPr>
               <w:rPr>
+                <w:rFonts w:asciiTheme="minorEastAsia" w:eastAsiaTheme="minorEastAsia" w:hAnsiTheme="minorEastAsia"/>
                 <w:sz w:val="12"/>
                 <w:szCs w:val="12"/>
               </w:rPr>
             </w:pPr>
             <w:r>
               <w:rPr>
-                <w:rFonts w:hint="eastAsia"/>
+                <w:rFonts w:asciiTheme="minorEastAsia" w:eastAsiaTheme="minorEastAsia" w:hAnsiTheme="minorEastAsia" w:hint="eastAsia"/>
                 <w:sz w:val="12"/>
                 <w:szCs w:val="12"/>
               </w:rPr>
@@ -810,6 +842,7 @@
             </w:r>
             <w:r>
               <w:rPr>
+                <w:rFonts w:asciiTheme="minorEastAsia" w:eastAsiaTheme="minorEastAsia" w:hAnsiTheme="minorEastAsia"/>
                 <w:sz w:val="12"/>
                 <w:szCs w:val="12"/>
               </w:rPr>
@@ -820,13 +853,14 @@
             <w:pPr>
               <w:ind w:firstLineChars="200" w:firstLine="240"/>
               <w:rPr>
+                <w:rFonts w:asciiTheme="minorEastAsia" w:eastAsiaTheme="minorEastAsia" w:hAnsiTheme="minorEastAsia"/>
                 <w:sz w:val="12"/>
                 <w:szCs w:val="12"/>
               </w:rPr>
             </w:pPr>
             <w:r>
               <w:rPr>
-                <w:rFonts w:hint="eastAsia"/>
+                <w:rFonts w:asciiTheme="minorEastAsia" w:eastAsiaTheme="minorEastAsia" w:hAnsiTheme="minorEastAsia" w:hint="eastAsia"/>
                 <w:sz w:val="12"/>
                 <w:szCs w:val="12"/>
               </w:rPr>
@@ -836,6 +870,7 @@
             <w:proofErr w:type="gramStart"/>
             <w:r>
               <w:rPr>
+                <w:rFonts w:asciiTheme="minorEastAsia" w:eastAsiaTheme="minorEastAsia" w:hAnsiTheme="minorEastAsia"/>
                 <w:sz w:val="12"/>
                 <w:szCs w:val="12"/>
               </w:rPr>
@@ -844,6 +879,7 @@
             <w:proofErr w:type="spellEnd"/>
             <w:r>
               <w:rPr>
+                <w:rFonts w:asciiTheme="minorEastAsia" w:eastAsiaTheme="minorEastAsia" w:hAnsiTheme="minorEastAsia"/>
                 <w:sz w:val="12"/>
                 <w:szCs w:val="12"/>
               </w:rPr>
@@ -852,6 +888,7 @@
             <w:proofErr w:type="gramEnd"/>
             <w:r>
               <w:rPr>
+                <w:rFonts w:asciiTheme="minorEastAsia" w:eastAsiaTheme="minorEastAsia" w:hAnsiTheme="minorEastAsia"/>
                 <w:sz w:val="12"/>
                 <w:szCs w:val="12"/>
               </w:rPr>
@@ -862,13 +899,14 @@
             <w:pPr>
               <w:ind w:firstLineChars="450" w:firstLine="540"/>
               <w:rPr>
+                <w:rFonts w:asciiTheme="minorEastAsia" w:eastAsiaTheme="minorEastAsia" w:hAnsiTheme="minorEastAsia"/>
                 <w:sz w:val="12"/>
                 <w:szCs w:val="12"/>
               </w:rPr>
             </w:pPr>
             <w:r>
               <w:rPr>
-                <w:rFonts w:hint="eastAsia"/>
+                <w:rFonts w:asciiTheme="minorEastAsia" w:eastAsiaTheme="minorEastAsia" w:hAnsiTheme="minorEastAsia" w:hint="eastAsia"/>
                 <w:sz w:val="12"/>
                 <w:szCs w:val="12"/>
               </w:rPr>
@@ -876,6 +914,7 @@
             </w:r>
             <w:r>
               <w:rPr>
+                <w:rFonts w:asciiTheme="minorEastAsia" w:eastAsiaTheme="minorEastAsia" w:hAnsiTheme="minorEastAsia"/>
                 <w:sz w:val="12"/>
                 <w:szCs w:val="12"/>
               </w:rPr>
@@ -886,13 +925,14 @@
             <w:pPr>
               <w:ind w:firstLineChars="200" w:firstLine="240"/>
               <w:rPr>
+                <w:rFonts w:asciiTheme="minorEastAsia" w:eastAsiaTheme="minorEastAsia" w:hAnsiTheme="minorEastAsia"/>
                 <w:sz w:val="12"/>
                 <w:szCs w:val="12"/>
               </w:rPr>
             </w:pPr>
             <w:r>
               <w:rPr>
-                <w:rFonts w:hint="eastAsia"/>
+                <w:rFonts w:asciiTheme="minorEastAsia" w:eastAsiaTheme="minorEastAsia" w:hAnsiTheme="minorEastAsia" w:hint="eastAsia"/>
                 <w:sz w:val="12"/>
                 <w:szCs w:val="12"/>
               </w:rPr>
@@ -902,6 +942,7 @@
             <w:proofErr w:type="gramStart"/>
             <w:r>
               <w:rPr>
+                <w:rFonts w:asciiTheme="minorEastAsia" w:eastAsiaTheme="minorEastAsia" w:hAnsiTheme="minorEastAsia"/>
                 <w:sz w:val="12"/>
                 <w:szCs w:val="12"/>
               </w:rPr>
@@ -910,6 +951,7 @@
             <w:proofErr w:type="spellEnd"/>
             <w:r>
               <w:rPr>
+                <w:rFonts w:asciiTheme="minorEastAsia" w:eastAsiaTheme="minorEastAsia" w:hAnsiTheme="minorEastAsia"/>
                 <w:sz w:val="12"/>
                 <w:szCs w:val="12"/>
               </w:rPr>
@@ -918,6 +960,7 @@
             <w:proofErr w:type="gramEnd"/>
             <w:r>
               <w:rPr>
+                <w:rFonts w:asciiTheme="minorEastAsia" w:eastAsiaTheme="minorEastAsia" w:hAnsiTheme="minorEastAsia"/>
                 <w:sz w:val="12"/>
                 <w:szCs w:val="12"/>
               </w:rPr>
@@ -928,13 +971,14 @@
             <w:pPr>
               <w:ind w:firstLineChars="450" w:firstLine="540"/>
               <w:rPr>
+                <w:rFonts w:asciiTheme="minorEastAsia" w:eastAsiaTheme="minorEastAsia" w:hAnsiTheme="minorEastAsia"/>
                 <w:sz w:val="12"/>
                 <w:szCs w:val="12"/>
               </w:rPr>
             </w:pPr>
             <w:r>
               <w:rPr>
-                <w:rFonts w:hint="eastAsia"/>
+                <w:rFonts w:asciiTheme="minorEastAsia" w:eastAsiaTheme="minorEastAsia" w:hAnsiTheme="minorEastAsia" w:hint="eastAsia"/>
                 <w:sz w:val="12"/>
                 <w:szCs w:val="12"/>
               </w:rPr>
@@ -942,6 +986,7 @@
             </w:r>
             <w:r>
               <w:rPr>
+                <w:rFonts w:asciiTheme="minorEastAsia" w:eastAsiaTheme="minorEastAsia" w:hAnsiTheme="minorEastAsia"/>
                 <w:sz w:val="12"/>
                 <w:szCs w:val="12"/>
               </w:rPr>
@@ -952,13 +997,14 @@
             <w:pPr>
               <w:ind w:firstLineChars="200" w:firstLine="240"/>
               <w:rPr>
+                <w:rFonts w:asciiTheme="minorEastAsia" w:eastAsiaTheme="minorEastAsia" w:hAnsiTheme="minorEastAsia"/>
                 <w:sz w:val="12"/>
                 <w:szCs w:val="12"/>
               </w:rPr>
             </w:pPr>
             <w:r>
               <w:rPr>
-                <w:rFonts w:hint="eastAsia"/>
+                <w:rFonts w:asciiTheme="minorEastAsia" w:eastAsiaTheme="minorEastAsia" w:hAnsiTheme="minorEastAsia" w:hint="eastAsia"/>
                 <w:sz w:val="12"/>
                 <w:szCs w:val="12"/>
               </w:rPr>
@@ -966,6 +1012,7 @@
             </w:r>
             <w:r>
               <w:rPr>
+                <w:rFonts w:asciiTheme="minorEastAsia" w:eastAsiaTheme="minorEastAsia" w:hAnsiTheme="minorEastAsia"/>
                 <w:sz w:val="12"/>
                 <w:szCs w:val="12"/>
               </w:rPr>
@@ -975,6 +1022,7 @@
           <w:p>
             <w:pPr>
               <w:rPr>
+                <w:rFonts w:asciiTheme="minorEastAsia" w:eastAsiaTheme="minorEastAsia" w:hAnsiTheme="minorEastAsia"/>
                 <w:sz w:val="12"/>
                 <w:szCs w:val="12"/>
               </w:rPr>
@@ -983,13 +1031,14 @@
           <w:p>
             <w:pPr>
               <w:rPr>
+                <w:rFonts w:asciiTheme="minorEastAsia" w:eastAsiaTheme="minorEastAsia" w:hAnsiTheme="minorEastAsia"/>
                 <w:sz w:val="12"/>
                 <w:szCs w:val="12"/>
               </w:rPr>
             </w:pPr>
             <w:r>
               <w:rPr>
-                <w:rFonts w:cs="Times New Roman" w:hint="eastAsia"/>
+                <w:rFonts w:asciiTheme="minorEastAsia" w:eastAsiaTheme="minorEastAsia" w:hAnsiTheme="minorEastAsia" w:cs="Times New Roman" w:hint="eastAsia"/>
                 <w:color w:val="auto"/>
                 <w:kern w:val="2"/>
                 <w:sz w:val="12"/>
@@ -999,7 +1048,7 @@
             </w:r>
             <w:r>
               <w:rPr>
-                <w:rFonts w:cs="Times New Roman"/>
+                <w:rFonts w:asciiTheme="minorEastAsia" w:eastAsiaTheme="minorEastAsia" w:hAnsiTheme="minorEastAsia" w:cs="Times New Roman"/>
                 <w:color w:val="auto"/>
                 <w:kern w:val="2"/>
                 <w:sz w:val="12"/>
@@ -1009,7 +1058,7 @@
             </w:r>
             <w:r>
               <w:rPr>
-                <w:rFonts w:cs="Times New Roman" w:hint="eastAsia"/>
+                <w:rFonts w:asciiTheme="minorEastAsia" w:eastAsiaTheme="minorEastAsia" w:hAnsiTheme="minorEastAsia" w:cs="Times New Roman" w:hint="eastAsia"/>
                 <w:color w:val="auto"/>
                 <w:kern w:val="2"/>
                 <w:sz w:val="12"/>
@@ -1019,7 +1068,7 @@
             </w:r>
             <w:r>
               <w:rPr>
-                <w:rFonts w:cs="Times New Roman"/>
+                <w:rFonts w:asciiTheme="minorEastAsia" w:eastAsiaTheme="minorEastAsia" w:hAnsiTheme="minorEastAsia" w:cs="Times New Roman"/>
                 <w:color w:val="auto"/>
                 <w:kern w:val="2"/>
                 <w:sz w:val="12"/>
@@ -1030,7 +1079,7 @@
             <w:proofErr w:type="spellStart"/>
             <w:r>
               <w:rPr>
-                <w:rFonts w:cs="Times New Roman" w:hint="eastAsia"/>
+                <w:rFonts w:asciiTheme="minorEastAsia" w:eastAsiaTheme="minorEastAsia" w:hAnsiTheme="minorEastAsia" w:cs="Times New Roman" w:hint="eastAsia"/>
                 <w:color w:val="auto"/>
                 <w:kern w:val="2"/>
                 <w:sz w:val="12"/>
@@ -1041,7 +1090,7 @@
             <w:proofErr w:type="spellEnd"/>
             <w:r>
               <w:rPr>
-                <w:rFonts w:cs="Times New Roman" w:hint="eastAsia"/>
+                <w:rFonts w:asciiTheme="minorEastAsia" w:eastAsiaTheme="minorEastAsia" w:hAnsiTheme="minorEastAsia" w:cs="Times New Roman" w:hint="eastAsia"/>
                 <w:color w:val="auto"/>
                 <w:kern w:val="2"/>
                 <w:sz w:val="12"/>
@@ -1060,14 +1109,14 @@
             <w:pPr>
               <w:jc w:val="center"/>
               <w:rPr>
-                <w:rFonts w:hint="eastAsia"/>
+                <w:rFonts w:asciiTheme="minorEastAsia" w:eastAsiaTheme="minorEastAsia" w:hAnsiTheme="minorEastAsia" w:hint="eastAsia"/>
                 <w:sz w:val="12"/>
                 <w:szCs w:val="12"/>
               </w:rPr>
             </w:pPr>
             <w:r>
               <w:rPr>
-                <w:rFonts w:hint="eastAsia"/>
+                <w:rFonts w:asciiTheme="minorEastAsia" w:eastAsiaTheme="minorEastAsia" w:hAnsiTheme="minorEastAsia" w:hint="eastAsia"/>
                 <w:sz w:val="12"/>
                 <w:szCs w:val="12"/>
               </w:rPr>
@@ -1084,7 +1133,7 @@
             <w:pPr>
               <w:jc w:val="center"/>
               <w:rPr>
-                <w:rFonts w:hint="eastAsia"/>
+                <w:rFonts w:asciiTheme="minorEastAsia" w:eastAsiaTheme="minorEastAsia" w:hAnsiTheme="minorEastAsia" w:hint="eastAsia"/>
                 <w:sz w:val="12"/>
                 <w:szCs w:val="12"/>
               </w:rPr>
@@ -1092,7 +1141,7 @@
             <w:r>
               <w:rPr>
                 <w:rStyle w:val="HTMLCode"/>
-                <w:rFonts w:eastAsia="BatangChe"/>
+                <w:rFonts w:asciiTheme="minorEastAsia" w:eastAsiaTheme="minorEastAsia" w:hAnsiTheme="minorEastAsia"/>
               </w:rPr>
               <w:t>○</w:t>
             </w:r>
@@ -1107,7 +1156,7 @@
             <w:pPr>
               <w:jc w:val="center"/>
               <w:rPr>
-                <w:rFonts w:cs="Times New Roman"/>
+                <w:rFonts w:asciiTheme="minorEastAsia" w:eastAsiaTheme="minorEastAsia" w:hAnsiTheme="minorEastAsia" w:cs="Times New Roman"/>
                 <w:color w:val="auto"/>
                 <w:kern w:val="2"/>
                 <w:sz w:val="12"/>
@@ -1116,7 +1165,7 @@
             </w:pPr>
             <w:r>
               <w:rPr>
-                <w:rFonts w:cs="Times New Roman"/>
+                <w:rFonts w:asciiTheme="minorEastAsia" w:eastAsiaTheme="minorEastAsia" w:hAnsiTheme="minorEastAsia" w:cs="Times New Roman"/>
                 <w:noProof/>
                 <w:color w:val="auto"/>
                 <w:kern w:val="2"/>
@@ -1181,13 +1230,14 @@
             <w:pPr>
               <w:jc w:val="center"/>
               <w:rPr>
+                <w:rFonts w:asciiTheme="minorEastAsia" w:eastAsiaTheme="minorEastAsia" w:hAnsiTheme="minorEastAsia"/>
                 <w:sz w:val="12"/>
                 <w:szCs w:val="12"/>
               </w:rPr>
             </w:pPr>
             <w:r>
               <w:rPr>
-                <w:rFonts w:hint="eastAsia"/>
+                <w:rFonts w:asciiTheme="minorEastAsia" w:eastAsiaTheme="minorEastAsia" w:hAnsiTheme="minorEastAsia" w:hint="eastAsia"/>
                 <w:sz w:val="12"/>
                 <w:szCs w:val="12"/>
               </w:rPr>
@@ -1204,6 +1254,7 @@
             <w:pPr>
               <w:jc w:val="center"/>
               <w:rPr>
+                <w:rFonts w:asciiTheme="minorEastAsia" w:eastAsiaTheme="minorEastAsia" w:hAnsiTheme="minorEastAsia"/>
                 <w:sz w:val="12"/>
                 <w:szCs w:val="12"/>
               </w:rPr>
@@ -1211,7 +1262,7 @@
             <w:proofErr w:type="spellStart"/>
             <w:r>
               <w:rPr>
-                <w:rFonts w:hint="eastAsia"/>
+                <w:rFonts w:asciiTheme="minorEastAsia" w:eastAsiaTheme="minorEastAsia" w:hAnsiTheme="minorEastAsia" w:hint="eastAsia"/>
                 <w:sz w:val="12"/>
                 <w:szCs w:val="12"/>
               </w:rPr>
@@ -1228,6 +1279,7 @@
             <w:pPr>
               <w:jc w:val="left"/>
               <w:rPr>
+                <w:rFonts w:asciiTheme="minorEastAsia" w:eastAsiaTheme="minorEastAsia" w:hAnsiTheme="minorEastAsia"/>
                 <w:sz w:val="12"/>
                 <w:szCs w:val="12"/>
               </w:rPr>
@@ -1235,6 +1287,7 @@
             <w:proofErr w:type="spellStart"/>
             <w:r>
               <w:rPr>
+                <w:rFonts w:asciiTheme="minorEastAsia" w:eastAsiaTheme="minorEastAsia" w:hAnsiTheme="minorEastAsia"/>
                 <w:sz w:val="12"/>
                 <w:szCs w:val="12"/>
               </w:rPr>
@@ -1243,6 +1296,7 @@
             <w:proofErr w:type="spellEnd"/>
             <w:r>
               <w:rPr>
+                <w:rFonts w:asciiTheme="minorEastAsia" w:eastAsiaTheme="minorEastAsia" w:hAnsiTheme="minorEastAsia"/>
                 <w:sz w:val="12"/>
                 <w:szCs w:val="12"/>
               </w:rPr>
@@ -1251,7 +1305,7 @@
             <w:proofErr w:type="spellStart"/>
             <w:r>
               <w:rPr>
-                <w:rFonts w:hint="eastAsia"/>
+                <w:rFonts w:asciiTheme="minorEastAsia" w:eastAsiaTheme="minorEastAsia" w:hAnsiTheme="minorEastAsia" w:hint="eastAsia"/>
                 <w:sz w:val="12"/>
                 <w:szCs w:val="12"/>
               </w:rPr>
@@ -1259,7 +1313,7 @@
             </w:r>
             <w:r>
               <w:rPr>
-                <w:rFonts w:hint="eastAsia"/>
+                <w:rFonts w:asciiTheme="minorEastAsia" w:eastAsiaTheme="minorEastAsia" w:hAnsiTheme="minorEastAsia" w:hint="eastAsia"/>
                 <w:sz w:val="12"/>
                 <w:szCs w:val="12"/>
               </w:rPr>
@@ -1268,7 +1322,7 @@
             <w:proofErr w:type="spellEnd"/>
             <w:r>
               <w:rPr>
-                <w:rFonts w:hint="eastAsia"/>
+                <w:rFonts w:asciiTheme="minorEastAsia" w:eastAsiaTheme="minorEastAsia" w:hAnsiTheme="minorEastAsia" w:hint="eastAsia"/>
                 <w:sz w:val="12"/>
                 <w:szCs w:val="12"/>
               </w:rPr>
@@ -1276,6 +1330,7 @@
             </w:r>
             <w:r>
               <w:rPr>
+                <w:rFonts w:asciiTheme="minorEastAsia" w:eastAsiaTheme="minorEastAsia" w:hAnsiTheme="minorEastAsia"/>
                 <w:sz w:val="12"/>
                 <w:szCs w:val="12"/>
               </w:rPr>
@@ -1290,12 +1345,14 @@
           <w:p>
             <w:pPr>
               <w:rPr>
+                <w:rFonts w:asciiTheme="minorEastAsia" w:eastAsiaTheme="minorEastAsia" w:hAnsiTheme="minorEastAsia"/>
                 <w:sz w:val="12"/>
                 <w:szCs w:val="12"/>
               </w:rPr>
             </w:pPr>
             <w:r>
               <w:rPr>
+                <w:rFonts w:asciiTheme="minorEastAsia" w:eastAsiaTheme="minorEastAsia" w:hAnsiTheme="minorEastAsia"/>
                 <w:sz w:val="12"/>
                 <w:szCs w:val="12"/>
               </w:rPr>
@@ -1304,6 +1361,7 @@
             <w:proofErr w:type="spellStart"/>
             <w:r>
               <w:rPr>
+                <w:rFonts w:asciiTheme="minorEastAsia" w:eastAsiaTheme="minorEastAsia" w:hAnsiTheme="minorEastAsia"/>
                 <w:sz w:val="12"/>
                 <w:szCs w:val="12"/>
               </w:rPr>
@@ -1312,6 +1370,7 @@
             <w:proofErr w:type="spellEnd"/>
             <w:r>
               <w:rPr>
+                <w:rFonts w:asciiTheme="minorEastAsia" w:eastAsiaTheme="minorEastAsia" w:hAnsiTheme="minorEastAsia"/>
                 <w:sz w:val="12"/>
                 <w:szCs w:val="12"/>
               </w:rPr>
@@ -1321,6 +1380,7 @@
           <w:p>
             <w:pPr>
               <w:rPr>
+                <w:rFonts w:asciiTheme="minorEastAsia" w:eastAsiaTheme="minorEastAsia" w:hAnsiTheme="minorEastAsia"/>
                 <w:sz w:val="12"/>
                 <w:szCs w:val="12"/>
               </w:rPr>
@@ -1329,13 +1389,14 @@
           <w:p>
             <w:pPr>
               <w:rPr>
+                <w:rFonts w:asciiTheme="minorEastAsia" w:eastAsiaTheme="minorEastAsia" w:hAnsiTheme="minorEastAsia"/>
                 <w:sz w:val="12"/>
                 <w:szCs w:val="12"/>
               </w:rPr>
             </w:pPr>
             <w:r>
               <w:rPr>
-                <w:rFonts w:cs="Times New Roman" w:hint="eastAsia"/>
+                <w:rFonts w:asciiTheme="minorEastAsia" w:eastAsiaTheme="minorEastAsia" w:hAnsiTheme="minorEastAsia" w:cs="Times New Roman" w:hint="eastAsia"/>
                 <w:color w:val="auto"/>
                 <w:kern w:val="2"/>
                 <w:sz w:val="12"/>
@@ -1345,7 +1406,7 @@
             </w:r>
             <w:r>
               <w:rPr>
-                <w:rFonts w:cs="Times New Roman"/>
+                <w:rFonts w:asciiTheme="minorEastAsia" w:eastAsiaTheme="minorEastAsia" w:hAnsiTheme="minorEastAsia" w:cs="Times New Roman"/>
                 <w:color w:val="auto"/>
                 <w:kern w:val="2"/>
                 <w:sz w:val="12"/>
@@ -1364,10 +1425,19 @@
             <w:pPr>
               <w:jc w:val="center"/>
               <w:rPr>
+                <w:rFonts w:asciiTheme="minorEastAsia" w:eastAsiaTheme="minorEastAsia" w:hAnsiTheme="minorEastAsia"/>
                 <w:sz w:val="12"/>
                 <w:szCs w:val="12"/>
               </w:rPr>
             </w:pPr>
+            <w:r>
+              <w:rPr>
+                <w:rFonts w:asciiTheme="minorEastAsia" w:eastAsiaTheme="minorEastAsia" w:hAnsiTheme="minorEastAsia" w:hint="eastAsia"/>
+                <w:sz w:val="12"/>
+                <w:szCs w:val="12"/>
+              </w:rPr>
+              <w:t>완료</w:t>
+            </w:r>
           </w:p>
         </w:tc>
         <w:tc>
@@ -1379,10 +1449,18 @@
             <w:pPr>
               <w:jc w:val="center"/>
               <w:rPr>
+                <w:rFonts w:asciiTheme="minorEastAsia" w:eastAsiaTheme="minorEastAsia" w:hAnsiTheme="minorEastAsia"/>
                 <w:sz w:val="12"/>
                 <w:szCs w:val="12"/>
               </w:rPr>
             </w:pPr>
+            <w:r>
+              <w:rPr>
+                <w:rStyle w:val="HTMLCode"/>
+                <w:rFonts w:asciiTheme="minorEastAsia" w:eastAsiaTheme="minorEastAsia" w:hAnsiTheme="minorEastAsia"/>
+              </w:rPr>
+              <w:t>○</w:t>
+            </w:r>
           </w:p>
         </w:tc>
         <w:tc>
@@ -1394,13 +1472,23 @@
             <w:pPr>
               <w:jc w:val="center"/>
               <w:rPr>
-                <w:rFonts w:cs="Times New Roman"/>
+                <w:rFonts w:asciiTheme="minorEastAsia" w:eastAsiaTheme="minorEastAsia" w:hAnsiTheme="minorEastAsia" w:cs="Times New Roman"/>
                 <w:color w:val="auto"/>
                 <w:kern w:val="2"/>
                 <w:sz w:val="12"/>
                 <w:szCs w:val="12"/>
               </w:rPr>
             </w:pPr>
+            <w:r>
+              <w:rPr>
+                <w:rFonts w:asciiTheme="minorEastAsia" w:eastAsiaTheme="minorEastAsia" w:hAnsiTheme="minorEastAsia" w:cs="Times New Roman"/>
+                <w:color w:val="auto"/>
+                <w:kern w:val="2"/>
+                <w:sz w:val="12"/>
+                <w:szCs w:val="12"/>
+              </w:rPr>
+              <w:t>https://github.com/ruabytes/MobileWebService-PhotoBlog</w:t>
+            </w:r>
           </w:p>
         </w:tc>
       </w:tr>
@@ -1417,13 +1505,14 @@
             <w:pPr>
               <w:jc w:val="center"/>
               <w:rPr>
+                <w:rFonts w:asciiTheme="minorEastAsia" w:eastAsiaTheme="minorEastAsia" w:hAnsiTheme="minorEastAsia"/>
                 <w:sz w:val="12"/>
                 <w:szCs w:val="12"/>
               </w:rPr>
             </w:pPr>
             <w:r>
               <w:rPr>
-                <w:rFonts w:hint="eastAsia"/>
+                <w:rFonts w:asciiTheme="minorEastAsia" w:eastAsiaTheme="minorEastAsia" w:hAnsiTheme="minorEastAsia" w:hint="eastAsia"/>
                 <w:sz w:val="12"/>
                 <w:szCs w:val="12"/>
               </w:rPr>
@@ -1440,13 +1529,14 @@
             <w:pPr>
               <w:jc w:val="center"/>
               <w:rPr>
+                <w:rFonts w:asciiTheme="minorEastAsia" w:eastAsiaTheme="minorEastAsia" w:hAnsiTheme="minorEastAsia"/>
                 <w:sz w:val="12"/>
                 <w:szCs w:val="12"/>
               </w:rPr>
             </w:pPr>
             <w:r>
               <w:rPr>
-                <w:rFonts w:hint="eastAsia"/>
+                <w:rFonts w:asciiTheme="minorEastAsia" w:eastAsiaTheme="minorEastAsia" w:hAnsiTheme="minorEastAsia" w:hint="eastAsia"/>
                 <w:sz w:val="12"/>
                 <w:szCs w:val="12"/>
               </w:rPr>
@@ -1457,13 +1547,14 @@
             <w:pPr>
               <w:jc w:val="center"/>
               <w:rPr>
+                <w:rFonts w:asciiTheme="minorEastAsia" w:eastAsiaTheme="minorEastAsia" w:hAnsiTheme="minorEastAsia"/>
                 <w:sz w:val="12"/>
                 <w:szCs w:val="12"/>
               </w:rPr>
             </w:pPr>
             <w:r>
               <w:rPr>
-                <w:rFonts w:hint="eastAsia"/>
+                <w:rFonts w:asciiTheme="minorEastAsia" w:eastAsiaTheme="minorEastAsia" w:hAnsiTheme="minorEastAsia" w:hint="eastAsia"/>
                 <w:sz w:val="12"/>
                 <w:szCs w:val="12"/>
               </w:rPr>
@@ -1479,13 +1570,14 @@
             <w:pPr>
               <w:jc w:val="left"/>
               <w:rPr>
+                <w:rFonts w:asciiTheme="minorEastAsia" w:eastAsiaTheme="minorEastAsia" w:hAnsiTheme="minorEastAsia"/>
                 <w:sz w:val="12"/>
                 <w:szCs w:val="12"/>
               </w:rPr>
             </w:pPr>
             <w:r>
               <w:rPr>
-                <w:rFonts w:hint="eastAsia"/>
+                <w:rFonts w:asciiTheme="minorEastAsia" w:eastAsiaTheme="minorEastAsia" w:hAnsiTheme="minorEastAsia" w:hint="eastAsia"/>
                 <w:sz w:val="12"/>
                 <w:szCs w:val="12"/>
               </w:rPr>
@@ -1500,13 +1592,14 @@
           <w:p>
             <w:pPr>
               <w:rPr>
+                <w:rFonts w:asciiTheme="minorEastAsia" w:eastAsiaTheme="minorEastAsia" w:hAnsiTheme="minorEastAsia"/>
                 <w:sz w:val="12"/>
                 <w:szCs w:val="12"/>
               </w:rPr>
             </w:pPr>
             <w:r>
               <w:rPr>
-                <w:rFonts w:hint="eastAsia"/>
+                <w:rFonts w:asciiTheme="minorEastAsia" w:eastAsiaTheme="minorEastAsia" w:hAnsiTheme="minorEastAsia" w:hint="eastAsia"/>
                 <w:sz w:val="12"/>
                 <w:szCs w:val="12"/>
               </w:rPr>
@@ -1514,7 +1607,7 @@
             </w:r>
             <w:r>
               <w:rPr>
-                <w:rFonts w:hint="eastAsia"/>
+                <w:rFonts w:asciiTheme="minorEastAsia" w:eastAsiaTheme="minorEastAsia" w:hAnsiTheme="minorEastAsia" w:hint="eastAsia"/>
                 <w:sz w:val="12"/>
                 <w:szCs w:val="12"/>
               </w:rPr>
@@ -1522,7 +1615,7 @@
             </w:r>
             <w:r>
               <w:rPr>
-                <w:rFonts w:hint="eastAsia"/>
+                <w:rFonts w:asciiTheme="minorEastAsia" w:eastAsiaTheme="minorEastAsia" w:hAnsiTheme="minorEastAsia" w:hint="eastAsia"/>
                 <w:sz w:val="12"/>
                 <w:szCs w:val="12"/>
               </w:rPr>
@@ -1530,7 +1623,7 @@
             </w:r>
             <w:r>
               <w:rPr>
-                <w:rFonts w:hint="eastAsia"/>
+                <w:rFonts w:asciiTheme="minorEastAsia" w:eastAsiaTheme="minorEastAsia" w:hAnsiTheme="minorEastAsia" w:hint="eastAsia"/>
                 <w:sz w:val="12"/>
                 <w:szCs w:val="12"/>
               </w:rPr>
@@ -1538,7 +1631,7 @@
             </w:r>
             <w:r>
               <w:rPr>
-                <w:rFonts w:hint="eastAsia"/>
+                <w:rFonts w:asciiTheme="minorEastAsia" w:eastAsiaTheme="minorEastAsia" w:hAnsiTheme="minorEastAsia" w:hint="eastAsia"/>
                 <w:sz w:val="12"/>
                 <w:szCs w:val="12"/>
               </w:rPr>
@@ -1546,7 +1639,7 @@
             </w:r>
             <w:r>
               <w:rPr>
-                <w:rFonts w:hint="eastAsia"/>
+                <w:rFonts w:asciiTheme="minorEastAsia" w:eastAsiaTheme="minorEastAsia" w:hAnsiTheme="minorEastAsia" w:hint="eastAsia"/>
                 <w:sz w:val="12"/>
                 <w:szCs w:val="12"/>
               </w:rPr>
@@ -1554,7 +1647,7 @@
             </w:r>
             <w:r>
               <w:rPr>
-                <w:rFonts w:hint="eastAsia"/>
+                <w:rFonts w:asciiTheme="minorEastAsia" w:eastAsiaTheme="minorEastAsia" w:hAnsiTheme="minorEastAsia" w:hint="eastAsia"/>
                 <w:sz w:val="12"/>
                 <w:szCs w:val="12"/>
               </w:rPr>
@@ -1562,6 +1655,7 @@
             </w:r>
             <w:r>
               <w:rPr>
+                <w:rFonts w:asciiTheme="minorEastAsia" w:eastAsiaTheme="minorEastAsia" w:hAnsiTheme="minorEastAsia"/>
                 <w:sz w:val="12"/>
                 <w:szCs w:val="12"/>
               </w:rPr>
@@ -1569,7 +1663,7 @@
             </w:r>
             <w:r>
               <w:rPr>
-                <w:rFonts w:hint="eastAsia"/>
+                <w:rFonts w:asciiTheme="minorEastAsia" w:eastAsiaTheme="minorEastAsia" w:hAnsiTheme="minorEastAsia" w:hint="eastAsia"/>
                 <w:sz w:val="12"/>
                 <w:szCs w:val="12"/>
               </w:rPr>
@@ -1577,6 +1671,7 @@
             </w:r>
             <w:r>
               <w:rPr>
+                <w:rFonts w:asciiTheme="minorEastAsia" w:eastAsiaTheme="minorEastAsia" w:hAnsiTheme="minorEastAsia"/>
                 <w:sz w:val="12"/>
                 <w:szCs w:val="12"/>
               </w:rPr>
@@ -1586,6 +1681,7 @@
           <w:p>
             <w:pPr>
               <w:rPr>
+                <w:rFonts w:asciiTheme="minorEastAsia" w:eastAsiaTheme="minorEastAsia" w:hAnsiTheme="minorEastAsia"/>
                 <w:sz w:val="12"/>
                 <w:szCs w:val="12"/>
               </w:rPr>
@@ -1594,7 +1690,7 @@
           <w:p>
             <w:pPr>
               <w:rPr>
-                <w:rFonts w:cs="Times New Roman"/>
+                <w:rFonts w:asciiTheme="minorEastAsia" w:eastAsiaTheme="minorEastAsia" w:hAnsiTheme="minorEastAsia" w:cs="Times New Roman"/>
                 <w:color w:val="auto"/>
                 <w:kern w:val="2"/>
                 <w:sz w:val="12"/>
@@ -1603,7 +1699,7 @@
             </w:pPr>
             <w:r>
               <w:rPr>
-                <w:rFonts w:cs="Times New Roman" w:hint="eastAsia"/>
+                <w:rFonts w:asciiTheme="minorEastAsia" w:eastAsiaTheme="minorEastAsia" w:hAnsiTheme="minorEastAsia" w:cs="Times New Roman" w:hint="eastAsia"/>
                 <w:color w:val="auto"/>
                 <w:kern w:val="2"/>
                 <w:sz w:val="12"/>
@@ -1613,7 +1709,7 @@
             </w:r>
             <w:r>
               <w:rPr>
-                <w:rFonts w:cs="Times New Roman"/>
+                <w:rFonts w:asciiTheme="minorEastAsia" w:eastAsiaTheme="minorEastAsia" w:hAnsiTheme="minorEastAsia" w:cs="Times New Roman"/>
                 <w:color w:val="auto"/>
                 <w:kern w:val="2"/>
                 <w:sz w:val="12"/>
@@ -1624,7 +1720,7 @@
             </w:r>
             <w:r>
               <w:rPr>
-                <w:rFonts w:cs="Times New Roman" w:hint="eastAsia"/>
+                <w:rFonts w:asciiTheme="minorEastAsia" w:eastAsiaTheme="minorEastAsia" w:hAnsiTheme="minorEastAsia" w:cs="Times New Roman" w:hint="eastAsia"/>
                 <w:color w:val="auto"/>
                 <w:kern w:val="2"/>
                 <w:sz w:val="12"/>
@@ -1636,13 +1732,14 @@
           <w:p>
             <w:pPr>
               <w:rPr>
+                <w:rFonts w:asciiTheme="minorEastAsia" w:eastAsiaTheme="minorEastAsia" w:hAnsiTheme="minorEastAsia"/>
                 <w:sz w:val="12"/>
                 <w:szCs w:val="12"/>
               </w:rPr>
             </w:pPr>
             <w:r>
               <w:rPr>
-                <w:rFonts w:cs="Times New Roman" w:hint="eastAsia"/>
+                <w:rFonts w:asciiTheme="minorEastAsia" w:eastAsiaTheme="minorEastAsia" w:hAnsiTheme="minorEastAsia" w:cs="Times New Roman" w:hint="eastAsia"/>
                 <w:color w:val="auto"/>
                 <w:kern w:val="2"/>
                 <w:sz w:val="12"/>
@@ -1653,7 +1750,7 @@
             <w:proofErr w:type="gramStart"/>
             <w:r>
               <w:rPr>
-                <w:rFonts w:cs="Times New Roman" w:hint="eastAsia"/>
+                <w:rFonts w:asciiTheme="minorEastAsia" w:eastAsiaTheme="minorEastAsia" w:hAnsiTheme="minorEastAsia" w:cs="Times New Roman" w:hint="eastAsia"/>
                 <w:color w:val="auto"/>
                 <w:kern w:val="2"/>
                 <w:sz w:val="12"/>
@@ -1663,7 +1760,7 @@
             </w:r>
             <w:r>
               <w:rPr>
-                <w:rFonts w:cs="Times New Roman" w:hint="eastAsia"/>
+                <w:rFonts w:asciiTheme="minorEastAsia" w:eastAsiaTheme="minorEastAsia" w:hAnsiTheme="minorEastAsia" w:cs="Times New Roman" w:hint="eastAsia"/>
                 <w:color w:val="auto"/>
                 <w:kern w:val="2"/>
                 <w:sz w:val="12"/>
@@ -1674,7 +1771,7 @@
             <w:proofErr w:type="gramEnd"/>
             <w:r>
               <w:rPr>
-                <w:rFonts w:cs="Times New Roman"/>
+                <w:rFonts w:asciiTheme="minorEastAsia" w:eastAsiaTheme="minorEastAsia" w:hAnsiTheme="minorEastAsia" w:cs="Times New Roman"/>
                 <w:color w:val="auto"/>
                 <w:kern w:val="2"/>
                 <w:sz w:val="12"/>
@@ -1684,7 +1781,7 @@
             </w:r>
             <w:r>
               <w:rPr>
-                <w:rFonts w:cs="Times New Roman" w:hint="eastAsia"/>
+                <w:rFonts w:asciiTheme="minorEastAsia" w:eastAsiaTheme="minorEastAsia" w:hAnsiTheme="minorEastAsia" w:cs="Times New Roman" w:hint="eastAsia"/>
                 <w:color w:val="auto"/>
                 <w:kern w:val="2"/>
                 <w:sz w:val="12"/>
@@ -1695,7 +1792,7 @@
             <w:proofErr w:type="gramStart"/>
             <w:r>
               <w:rPr>
-                <w:rFonts w:cs="Times New Roman" w:hint="eastAsia"/>
+                <w:rFonts w:asciiTheme="minorEastAsia" w:eastAsiaTheme="minorEastAsia" w:hAnsiTheme="minorEastAsia" w:cs="Times New Roman" w:hint="eastAsia"/>
                 <w:color w:val="auto"/>
                 <w:kern w:val="2"/>
                 <w:sz w:val="12"/>
@@ -1705,7 +1802,7 @@
             </w:r>
             <w:r>
               <w:rPr>
-                <w:rFonts w:cs="Times New Roman"/>
+                <w:rFonts w:asciiTheme="minorEastAsia" w:eastAsiaTheme="minorEastAsia" w:hAnsiTheme="minorEastAsia" w:cs="Times New Roman"/>
                 <w:color w:val="auto"/>
                 <w:kern w:val="2"/>
                 <w:sz w:val="12"/>
@@ -1715,7 +1812,7 @@
             </w:r>
             <w:r>
               <w:rPr>
-                <w:rFonts w:cs="Times New Roman" w:hint="eastAsia"/>
+                <w:rFonts w:asciiTheme="minorEastAsia" w:eastAsiaTheme="minorEastAsia" w:hAnsiTheme="minorEastAsia" w:cs="Times New Roman" w:hint="eastAsia"/>
                 <w:color w:val="auto"/>
                 <w:kern w:val="2"/>
                 <w:sz w:val="12"/>
@@ -1735,13 +1832,14 @@
             <w:pPr>
               <w:jc w:val="center"/>
               <w:rPr>
+                <w:rFonts w:asciiTheme="minorEastAsia" w:eastAsiaTheme="minorEastAsia" w:hAnsiTheme="minorEastAsia"/>
                 <w:sz w:val="12"/>
                 <w:szCs w:val="12"/>
               </w:rPr>
             </w:pPr>
             <w:r>
               <w:rPr>
-                <w:rFonts w:hint="eastAsia"/>
+                <w:rFonts w:asciiTheme="minorEastAsia" w:eastAsiaTheme="minorEastAsia" w:hAnsiTheme="minorEastAsia" w:hint="eastAsia"/>
                 <w:sz w:val="12"/>
                 <w:szCs w:val="12"/>
               </w:rPr>
@@ -1758,6 +1856,7 @@
             <w:pPr>
               <w:jc w:val="center"/>
               <w:rPr>
+                <w:rFonts w:asciiTheme="minorEastAsia" w:eastAsiaTheme="minorEastAsia" w:hAnsiTheme="minorEastAsia"/>
                 <w:sz w:val="12"/>
                 <w:szCs w:val="12"/>
               </w:rPr>
@@ -1765,7 +1864,7 @@
             <w:r>
               <w:rPr>
                 <w:rStyle w:val="HTMLCode"/>
-                <w:rFonts w:eastAsia="BatangChe"/>
+                <w:rFonts w:asciiTheme="minorEastAsia" w:eastAsiaTheme="minorEastAsia" w:hAnsiTheme="minorEastAsia"/>
               </w:rPr>
               <w:t>○</w:t>
             </w:r>
@@ -1779,7 +1878,7 @@
           <w:p>
             <w:pPr>
               <w:rPr>
-                <w:rFonts w:cs="Times New Roman"/>
+                <w:rFonts w:asciiTheme="minorEastAsia" w:eastAsiaTheme="minorEastAsia" w:hAnsiTheme="minorEastAsia" w:cs="Times New Roman"/>
                 <w:color w:val="auto"/>
                 <w:kern w:val="2"/>
                 <w:sz w:val="12"/>
@@ -1790,7 +1889,7 @@
           <w:p>
             <w:pPr>
               <w:rPr>
-                <w:rFonts w:cs="Times New Roman"/>
+                <w:rFonts w:asciiTheme="minorEastAsia" w:eastAsiaTheme="minorEastAsia" w:hAnsiTheme="minorEastAsia" w:cs="Times New Roman"/>
                 <w:color w:val="auto"/>
                 <w:kern w:val="2"/>
                 <w:sz w:val="12"/>
@@ -1799,7 +1898,7 @@
             </w:pPr>
             <w:r>
               <w:rPr>
-                <w:rFonts w:cs="Times New Roman"/>
+                <w:rFonts w:asciiTheme="minorEastAsia" w:eastAsiaTheme="minorEastAsia" w:hAnsiTheme="minorEastAsia" w:cs="Times New Roman"/>
                 <w:noProof/>
                 <w:color w:val="auto"/>
                 <w:kern w:val="2"/>
@@ -1852,7 +1951,7 @@
           <w:p>
             <w:pPr>
               <w:rPr>
-                <w:rFonts w:cs="Times New Roman"/>
+                <w:rFonts w:asciiTheme="minorEastAsia" w:eastAsiaTheme="minorEastAsia" w:hAnsiTheme="minorEastAsia" w:cs="Times New Roman"/>
                 <w:color w:val="auto"/>
                 <w:kern w:val="2"/>
                 <w:sz w:val="12"/>
@@ -1863,7 +1962,7 @@
           <w:p>
             <w:pPr>
               <w:rPr>
-                <w:rFonts w:cs="Times New Roman"/>
+                <w:rFonts w:asciiTheme="minorEastAsia" w:eastAsiaTheme="minorEastAsia" w:hAnsiTheme="minorEastAsia" w:cs="Times New Roman"/>
                 <w:color w:val="auto"/>
                 <w:kern w:val="2"/>
                 <w:sz w:val="12"/>
@@ -1874,7 +1973,7 @@
           <w:p>
             <w:pPr>
               <w:rPr>
-                <w:rFonts w:cs="Times New Roman"/>
+                <w:rFonts w:asciiTheme="minorEastAsia" w:eastAsiaTheme="minorEastAsia" w:hAnsiTheme="minorEastAsia" w:cs="Times New Roman"/>
                 <w:color w:val="auto"/>
                 <w:kern w:val="2"/>
                 <w:sz w:val="12"/>
@@ -1883,7 +1982,7 @@
             </w:pPr>
             <w:r>
               <w:rPr>
-                <w:rFonts w:cs="Times New Roman"/>
+                <w:rFonts w:asciiTheme="minorEastAsia" w:eastAsiaTheme="minorEastAsia" w:hAnsiTheme="minorEastAsia" w:cs="Times New Roman"/>
                 <w:noProof/>
                 <w:color w:val="auto"/>
                 <w:kern w:val="2"/>
@@ -1937,7 +2036,7 @@
           <w:p>
             <w:pPr>
               <w:rPr>
-                <w:rFonts w:cs="Times New Roman"/>
+                <w:rFonts w:asciiTheme="minorEastAsia" w:eastAsiaTheme="minorEastAsia" w:hAnsiTheme="minorEastAsia" w:cs="Times New Roman"/>
                 <w:color w:val="auto"/>
                 <w:kern w:val="2"/>
                 <w:sz w:val="12"/>
@@ -1948,7 +2047,7 @@
           <w:p>
             <w:pPr>
               <w:rPr>
-                <w:rFonts w:cs="Times New Roman"/>
+                <w:rFonts w:asciiTheme="minorEastAsia" w:eastAsiaTheme="minorEastAsia" w:hAnsiTheme="minorEastAsia" w:cs="Times New Roman"/>
                 <w:color w:val="auto"/>
                 <w:kern w:val="2"/>
                 <w:sz w:val="12"/>
@@ -1959,7 +2058,7 @@
           <w:p>
             <w:pPr>
               <w:rPr>
-                <w:rFonts w:cs="Times New Roman"/>
+                <w:rFonts w:asciiTheme="minorEastAsia" w:eastAsiaTheme="minorEastAsia" w:hAnsiTheme="minorEastAsia" w:cs="Times New Roman"/>
                 <w:color w:val="auto"/>
                 <w:kern w:val="2"/>
                 <w:sz w:val="12"/>
@@ -1982,13 +2081,14 @@
             <w:pPr>
               <w:jc w:val="center"/>
               <w:rPr>
+                <w:rFonts w:asciiTheme="minorEastAsia" w:eastAsiaTheme="minorEastAsia" w:hAnsiTheme="minorEastAsia"/>
                 <w:sz w:val="12"/>
                 <w:szCs w:val="12"/>
               </w:rPr>
             </w:pPr>
             <w:r>
               <w:rPr>
-                <w:rFonts w:hint="eastAsia"/>
+                <w:rFonts w:asciiTheme="minorEastAsia" w:eastAsiaTheme="minorEastAsia" w:hAnsiTheme="minorEastAsia" w:hint="eastAsia"/>
                 <w:sz w:val="12"/>
                 <w:szCs w:val="12"/>
               </w:rPr>
@@ -2006,13 +2106,14 @@
             <w:pPr>
               <w:jc w:val="center"/>
               <w:rPr>
+                <w:rFonts w:asciiTheme="minorEastAsia" w:eastAsiaTheme="minorEastAsia" w:hAnsiTheme="minorEastAsia"/>
                 <w:sz w:val="12"/>
                 <w:szCs w:val="12"/>
               </w:rPr>
             </w:pPr>
             <w:r>
               <w:rPr>
-                <w:rFonts w:hint="eastAsia"/>
+                <w:rFonts w:asciiTheme="minorEastAsia" w:eastAsiaTheme="minorEastAsia" w:hAnsiTheme="minorEastAsia" w:hint="eastAsia"/>
                 <w:sz w:val="12"/>
                 <w:szCs w:val="12"/>
               </w:rPr>
@@ -2023,13 +2124,14 @@
             <w:pPr>
               <w:jc w:val="center"/>
               <w:rPr>
+                <w:rFonts w:asciiTheme="minorEastAsia" w:eastAsiaTheme="minorEastAsia" w:hAnsiTheme="minorEastAsia"/>
                 <w:sz w:val="12"/>
                 <w:szCs w:val="12"/>
               </w:rPr>
             </w:pPr>
             <w:r>
               <w:rPr>
-                <w:rFonts w:hint="eastAsia"/>
+                <w:rFonts w:asciiTheme="minorEastAsia" w:eastAsiaTheme="minorEastAsia" w:hAnsiTheme="minorEastAsia" w:hint="eastAsia"/>
                 <w:sz w:val="12"/>
                 <w:szCs w:val="12"/>
               </w:rPr>
@@ -2045,13 +2147,14 @@
             <w:pPr>
               <w:jc w:val="left"/>
               <w:rPr>
+                <w:rFonts w:asciiTheme="minorEastAsia" w:eastAsiaTheme="minorEastAsia" w:hAnsiTheme="minorEastAsia"/>
                 <w:sz w:val="12"/>
                 <w:szCs w:val="12"/>
               </w:rPr>
             </w:pPr>
             <w:r>
               <w:rPr>
-                <w:rFonts w:hint="eastAsia"/>
+                <w:rFonts w:asciiTheme="minorEastAsia" w:eastAsiaTheme="minorEastAsia" w:hAnsiTheme="minorEastAsia" w:hint="eastAsia"/>
                 <w:sz w:val="12"/>
                 <w:szCs w:val="12"/>
               </w:rPr>
@@ -2066,13 +2169,14 @@
           <w:p>
             <w:pPr>
               <w:rPr>
+                <w:rFonts w:asciiTheme="minorEastAsia" w:eastAsiaTheme="minorEastAsia" w:hAnsiTheme="minorEastAsia"/>
                 <w:sz w:val="12"/>
                 <w:szCs w:val="12"/>
               </w:rPr>
             </w:pPr>
             <w:r>
               <w:rPr>
-                <w:rFonts w:hint="eastAsia"/>
+                <w:rFonts w:asciiTheme="minorEastAsia" w:eastAsiaTheme="minorEastAsia" w:hAnsiTheme="minorEastAsia" w:hint="eastAsia"/>
                 <w:sz w:val="12"/>
                 <w:szCs w:val="12"/>
               </w:rPr>
@@ -2080,7 +2184,7 @@
             </w:r>
             <w:r>
               <w:rPr>
-                <w:rFonts w:hint="eastAsia"/>
+                <w:rFonts w:asciiTheme="minorEastAsia" w:eastAsiaTheme="minorEastAsia" w:hAnsiTheme="minorEastAsia" w:hint="eastAsia"/>
                 <w:sz w:val="12"/>
                 <w:szCs w:val="12"/>
               </w:rPr>
@@ -2088,7 +2192,7 @@
             </w:r>
             <w:r>
               <w:rPr>
-                <w:rFonts w:hint="eastAsia"/>
+                <w:rFonts w:asciiTheme="minorEastAsia" w:eastAsiaTheme="minorEastAsia" w:hAnsiTheme="minorEastAsia" w:hint="eastAsia"/>
                 <w:sz w:val="12"/>
                 <w:szCs w:val="12"/>
               </w:rPr>
@@ -2096,6 +2200,7 @@
             </w:r>
             <w:r>
               <w:rPr>
+                <w:rFonts w:asciiTheme="minorEastAsia" w:eastAsiaTheme="minorEastAsia" w:hAnsiTheme="minorEastAsia"/>
                 <w:sz w:val="12"/>
                 <w:szCs w:val="12"/>
               </w:rPr>
@@ -2105,6 +2210,7 @@
           <w:p>
             <w:pPr>
               <w:rPr>
+                <w:rFonts w:asciiTheme="minorEastAsia" w:eastAsiaTheme="minorEastAsia" w:hAnsiTheme="minorEastAsia"/>
                 <w:sz w:val="12"/>
                 <w:szCs w:val="12"/>
               </w:rPr>
@@ -2113,13 +2219,14 @@
           <w:p>
             <w:pPr>
               <w:rPr>
+                <w:rFonts w:asciiTheme="minorEastAsia" w:eastAsiaTheme="minorEastAsia" w:hAnsiTheme="minorEastAsia"/>
                 <w:sz w:val="12"/>
                 <w:szCs w:val="12"/>
               </w:rPr>
             </w:pPr>
             <w:r>
               <w:rPr>
-                <w:rFonts w:cs="Times New Roman" w:hint="eastAsia"/>
+                <w:rFonts w:asciiTheme="minorEastAsia" w:eastAsiaTheme="minorEastAsia" w:hAnsiTheme="minorEastAsia" w:cs="Times New Roman" w:hint="eastAsia"/>
                 <w:color w:val="auto"/>
                 <w:kern w:val="2"/>
                 <w:sz w:val="12"/>
@@ -2138,13 +2245,14 @@
             <w:pPr>
               <w:jc w:val="center"/>
               <w:rPr>
+                <w:rFonts w:asciiTheme="minorEastAsia" w:eastAsiaTheme="minorEastAsia" w:hAnsiTheme="minorEastAsia"/>
                 <w:sz w:val="12"/>
                 <w:szCs w:val="12"/>
               </w:rPr>
             </w:pPr>
             <w:r>
               <w:rPr>
-                <w:rFonts w:hint="eastAsia"/>
+                <w:rFonts w:asciiTheme="minorEastAsia" w:eastAsiaTheme="minorEastAsia" w:hAnsiTheme="minorEastAsia" w:hint="eastAsia"/>
                 <w:sz w:val="12"/>
                 <w:szCs w:val="12"/>
               </w:rPr>
@@ -2161,6 +2269,7 @@
             <w:pPr>
               <w:jc w:val="center"/>
               <w:rPr>
+                <w:rFonts w:asciiTheme="minorEastAsia" w:eastAsiaTheme="minorEastAsia" w:hAnsiTheme="minorEastAsia"/>
                 <w:sz w:val="12"/>
                 <w:szCs w:val="12"/>
               </w:rPr>
@@ -2168,7 +2277,7 @@
             <w:r>
               <w:rPr>
                 <w:rStyle w:val="HTMLCode"/>
-                <w:rFonts w:eastAsia="BatangChe"/>
+                <w:rFonts w:asciiTheme="minorEastAsia" w:eastAsiaTheme="minorEastAsia" w:hAnsiTheme="minorEastAsia"/>
               </w:rPr>
               <w:t>○</w:t>
             </w:r>
@@ -2182,7 +2291,7 @@
           <w:p>
             <w:pPr>
               <w:rPr>
-                <w:rFonts w:cs="Times New Roman"/>
+                <w:rFonts w:asciiTheme="minorEastAsia" w:eastAsiaTheme="minorEastAsia" w:hAnsiTheme="minorEastAsia" w:cs="Times New Roman"/>
                 <w:color w:val="auto"/>
                 <w:kern w:val="2"/>
                 <w:sz w:val="12"/>
@@ -2191,7 +2300,7 @@
             </w:pPr>
             <w:r>
               <w:rPr>
-                <w:rFonts w:cs="Times New Roman"/>
+                <w:rFonts w:asciiTheme="minorEastAsia" w:eastAsiaTheme="minorEastAsia" w:hAnsiTheme="minorEastAsia" w:cs="Times New Roman"/>
                 <w:noProof/>
                 <w:color w:val="auto"/>
                 <w:kern w:val="2"/>
@@ -2256,13 +2365,14 @@
             <w:pPr>
               <w:jc w:val="center"/>
               <w:rPr>
+                <w:rFonts w:asciiTheme="minorEastAsia" w:eastAsiaTheme="minorEastAsia" w:hAnsiTheme="minorEastAsia"/>
                 <w:sz w:val="12"/>
                 <w:szCs w:val="12"/>
               </w:rPr>
             </w:pPr>
             <w:r>
               <w:rPr>
-                <w:rFonts w:hint="eastAsia"/>
+                <w:rFonts w:asciiTheme="minorEastAsia" w:eastAsiaTheme="minorEastAsia" w:hAnsiTheme="minorEastAsia" w:hint="eastAsia"/>
                 <w:sz w:val="12"/>
                 <w:szCs w:val="12"/>
               </w:rPr>
@@ -2279,13 +2389,14 @@
             <w:pPr>
               <w:jc w:val="center"/>
               <w:rPr>
+                <w:rFonts w:asciiTheme="minorEastAsia" w:eastAsiaTheme="minorEastAsia" w:hAnsiTheme="minorEastAsia"/>
                 <w:sz w:val="12"/>
                 <w:szCs w:val="12"/>
               </w:rPr>
             </w:pPr>
             <w:r>
               <w:rPr>
-                <w:rFonts w:hint="eastAsia"/>
+                <w:rFonts w:asciiTheme="minorEastAsia" w:eastAsiaTheme="minorEastAsia" w:hAnsiTheme="minorEastAsia" w:hint="eastAsia"/>
                 <w:sz w:val="12"/>
                 <w:szCs w:val="12"/>
               </w:rPr>
@@ -2296,13 +2407,14 @@
             <w:pPr>
               <w:jc w:val="center"/>
               <w:rPr>
+                <w:rFonts w:asciiTheme="minorEastAsia" w:eastAsiaTheme="minorEastAsia" w:hAnsiTheme="minorEastAsia"/>
                 <w:sz w:val="12"/>
                 <w:szCs w:val="12"/>
               </w:rPr>
             </w:pPr>
             <w:r>
               <w:rPr>
-                <w:rFonts w:hint="eastAsia"/>
+                <w:rFonts w:asciiTheme="minorEastAsia" w:eastAsiaTheme="minorEastAsia" w:hAnsiTheme="minorEastAsia" w:hint="eastAsia"/>
                 <w:sz w:val="12"/>
                 <w:szCs w:val="12"/>
               </w:rPr>
@@ -2318,13 +2430,14 @@
             <w:pPr>
               <w:jc w:val="left"/>
               <w:rPr>
+                <w:rFonts w:asciiTheme="minorEastAsia" w:eastAsiaTheme="minorEastAsia" w:hAnsiTheme="minorEastAsia"/>
                 <w:sz w:val="12"/>
                 <w:szCs w:val="12"/>
               </w:rPr>
             </w:pPr>
             <w:r>
               <w:rPr>
-                <w:rFonts w:hint="eastAsia"/>
+                <w:rFonts w:asciiTheme="minorEastAsia" w:eastAsiaTheme="minorEastAsia" w:hAnsiTheme="minorEastAsia" w:hint="eastAsia"/>
                 <w:sz w:val="12"/>
                 <w:szCs w:val="12"/>
               </w:rPr>
@@ -2339,13 +2452,14 @@
           <w:p>
             <w:pPr>
               <w:rPr>
+                <w:rFonts w:asciiTheme="minorEastAsia" w:eastAsiaTheme="minorEastAsia" w:hAnsiTheme="minorEastAsia"/>
                 <w:sz w:val="12"/>
                 <w:szCs w:val="12"/>
               </w:rPr>
             </w:pPr>
             <w:r>
               <w:rPr>
-                <w:rFonts w:hint="eastAsia"/>
+                <w:rFonts w:asciiTheme="minorEastAsia" w:eastAsiaTheme="minorEastAsia" w:hAnsiTheme="minorEastAsia" w:hint="eastAsia"/>
                 <w:sz w:val="12"/>
                 <w:szCs w:val="12"/>
               </w:rPr>
@@ -2353,7 +2467,7 @@
             </w:r>
             <w:r>
               <w:rPr>
-                <w:rFonts w:hint="eastAsia"/>
+                <w:rFonts w:asciiTheme="minorEastAsia" w:eastAsiaTheme="minorEastAsia" w:hAnsiTheme="minorEastAsia" w:hint="eastAsia"/>
                 <w:sz w:val="12"/>
                 <w:szCs w:val="12"/>
               </w:rPr>
@@ -2361,7 +2475,7 @@
             </w:r>
             <w:r>
               <w:rPr>
-                <w:rFonts w:hint="eastAsia"/>
+                <w:rFonts w:asciiTheme="minorEastAsia" w:eastAsiaTheme="minorEastAsia" w:hAnsiTheme="minorEastAsia" w:hint="eastAsia"/>
                 <w:sz w:val="12"/>
                 <w:szCs w:val="12"/>
               </w:rPr>
@@ -2369,6 +2483,7 @@
             </w:r>
             <w:r>
               <w:rPr>
+                <w:rFonts w:asciiTheme="minorEastAsia" w:eastAsiaTheme="minorEastAsia" w:hAnsiTheme="minorEastAsia"/>
                 <w:sz w:val="12"/>
                 <w:szCs w:val="12"/>
               </w:rPr>
@@ -2378,6 +2493,7 @@
           <w:p>
             <w:pPr>
               <w:rPr>
+                <w:rFonts w:asciiTheme="minorEastAsia" w:eastAsiaTheme="minorEastAsia" w:hAnsiTheme="minorEastAsia"/>
                 <w:sz w:val="12"/>
                 <w:szCs w:val="12"/>
               </w:rPr>
@@ -2386,13 +2502,14 @@
           <w:p>
             <w:pPr>
               <w:rPr>
+                <w:rFonts w:asciiTheme="minorEastAsia" w:eastAsiaTheme="minorEastAsia" w:hAnsiTheme="minorEastAsia"/>
                 <w:sz w:val="12"/>
                 <w:szCs w:val="12"/>
               </w:rPr>
             </w:pPr>
             <w:r>
               <w:rPr>
-                <w:rFonts w:hint="eastAsia"/>
+                <w:rFonts w:asciiTheme="minorEastAsia" w:eastAsiaTheme="minorEastAsia" w:hAnsiTheme="minorEastAsia" w:hint="eastAsia"/>
                 <w:sz w:val="12"/>
                 <w:szCs w:val="12"/>
               </w:rPr>
@@ -2403,7 +2520,7 @@
               <w:r>
                 <w:rPr>
                   <w:rStyle w:val="Hyperlink"/>
-                  <w:rFonts w:hint="eastAsia"/>
+                  <w:rFonts w:asciiTheme="minorEastAsia" w:eastAsiaTheme="minorEastAsia" w:hAnsiTheme="minorEastAsia" w:hint="eastAsia"/>
                   <w:sz w:val="12"/>
                   <w:szCs w:val="12"/>
                 </w:rPr>
@@ -2413,7 +2530,7 @@
             </w:hyperlink>
             <w:r>
               <w:rPr>
-                <w:rFonts w:hint="eastAsia"/>
+                <w:rFonts w:asciiTheme="minorEastAsia" w:eastAsiaTheme="minorEastAsia" w:hAnsiTheme="minorEastAsia" w:hint="eastAsia"/>
                 <w:sz w:val="12"/>
                 <w:szCs w:val="12"/>
               </w:rPr>
@@ -2430,14 +2547,14 @@
             <w:pPr>
               <w:jc w:val="center"/>
               <w:rPr>
-                <w:rFonts w:hint="eastAsia"/>
+                <w:rFonts w:asciiTheme="minorEastAsia" w:eastAsiaTheme="minorEastAsia" w:hAnsiTheme="minorEastAsia" w:hint="eastAsia"/>
                 <w:sz w:val="12"/>
                 <w:szCs w:val="12"/>
               </w:rPr>
             </w:pPr>
             <w:r>
               <w:rPr>
-                <w:rFonts w:hint="eastAsia"/>
+                <w:rFonts w:asciiTheme="minorEastAsia" w:eastAsiaTheme="minorEastAsia" w:hAnsiTheme="minorEastAsia" w:hint="eastAsia"/>
                 <w:sz w:val="12"/>
                 <w:szCs w:val="12"/>
               </w:rPr>
@@ -2454,6 +2571,7 @@
             <w:pPr>
               <w:jc w:val="center"/>
               <w:rPr>
+                <w:rFonts w:asciiTheme="minorEastAsia" w:eastAsiaTheme="minorEastAsia" w:hAnsiTheme="minorEastAsia"/>
                 <w:sz w:val="12"/>
                 <w:szCs w:val="12"/>
               </w:rPr>
@@ -2461,7 +2579,7 @@
             <w:r>
               <w:rPr>
                 <w:rStyle w:val="HTMLCode"/>
-                <w:rFonts w:eastAsia="BatangChe"/>
+                <w:rFonts w:asciiTheme="minorEastAsia" w:eastAsiaTheme="minorEastAsia" w:hAnsiTheme="minorEastAsia"/>
               </w:rPr>
               <w:t>○</w:t>
             </w:r>
@@ -2475,7 +2593,7 @@
           <w:p>
             <w:pPr>
               <w:rPr>
-                <w:rFonts w:cs="Times New Roman"/>
+                <w:rFonts w:asciiTheme="minorEastAsia" w:eastAsiaTheme="minorEastAsia" w:hAnsiTheme="minorEastAsia" w:cs="Times New Roman"/>
                 <w:color w:val="auto"/>
                 <w:kern w:val="2"/>
                 <w:sz w:val="12"/>
@@ -2486,7 +2604,7 @@
           <w:p>
             <w:pPr>
               <w:rPr>
-                <w:rFonts w:cs="Times New Roman"/>
+                <w:rFonts w:asciiTheme="minorEastAsia" w:eastAsiaTheme="minorEastAsia" w:hAnsiTheme="minorEastAsia" w:cs="Times New Roman"/>
                 <w:color w:val="auto"/>
                 <w:kern w:val="2"/>
                 <w:sz w:val="12"/>
@@ -2495,7 +2613,7 @@
             </w:pPr>
             <w:r>
               <w:rPr>
-                <w:rFonts w:cs="Times New Roman"/>
+                <w:rFonts w:asciiTheme="minorEastAsia" w:eastAsiaTheme="minorEastAsia" w:hAnsiTheme="minorEastAsia" w:cs="Times New Roman"/>
                 <w:noProof/>
                 <w:color w:val="auto"/>
                 <w:kern w:val="2"/>
@@ -2548,7 +2666,7 @@
           <w:p>
             <w:pPr>
               <w:rPr>
-                <w:rFonts w:cs="Times New Roman"/>
+                <w:rFonts w:asciiTheme="minorEastAsia" w:eastAsiaTheme="minorEastAsia" w:hAnsiTheme="minorEastAsia" w:cs="Times New Roman"/>
                 <w:color w:val="auto"/>
                 <w:kern w:val="2"/>
                 <w:sz w:val="12"/>
@@ -2559,7 +2677,7 @@
           <w:p>
             <w:pPr>
               <w:rPr>
-                <w:rFonts w:cs="Times New Roman"/>
+                <w:rFonts w:asciiTheme="minorEastAsia" w:eastAsiaTheme="minorEastAsia" w:hAnsiTheme="minorEastAsia" w:cs="Times New Roman"/>
                 <w:color w:val="auto"/>
                 <w:kern w:val="2"/>
                 <w:sz w:val="12"/>
@@ -2568,7 +2686,7 @@
             </w:pPr>
             <w:r>
               <w:rPr>
-                <w:rFonts w:cs="Times New Roman"/>
+                <w:rFonts w:asciiTheme="minorEastAsia" w:eastAsiaTheme="minorEastAsia" w:hAnsiTheme="minorEastAsia" w:cs="Times New Roman"/>
                 <w:noProof/>
                 <w:color w:val="auto"/>
                 <w:kern w:val="2"/>
@@ -2621,7 +2739,7 @@
           <w:p>
             <w:pPr>
               <w:rPr>
-                <w:rFonts w:cs="Times New Roman"/>
+                <w:rFonts w:asciiTheme="minorEastAsia" w:eastAsiaTheme="minorEastAsia" w:hAnsiTheme="minorEastAsia" w:cs="Times New Roman"/>
                 <w:color w:val="auto"/>
                 <w:kern w:val="2"/>
                 <w:sz w:val="12"/>
@@ -2632,7 +2750,7 @@
           <w:p>
             <w:pPr>
               <w:rPr>
-                <w:rFonts w:cs="Times New Roman"/>
+                <w:rFonts w:asciiTheme="minorEastAsia" w:eastAsiaTheme="minorEastAsia" w:hAnsiTheme="minorEastAsia" w:cs="Times New Roman"/>
                 <w:color w:val="auto"/>
                 <w:kern w:val="2"/>
                 <w:sz w:val="12"/>
@@ -2641,7 +2759,7 @@
             </w:pPr>
             <w:r>
               <w:rPr>
-                <w:rFonts w:cs="Times New Roman"/>
+                <w:rFonts w:asciiTheme="minorEastAsia" w:eastAsiaTheme="minorEastAsia" w:hAnsiTheme="minorEastAsia" w:cs="Times New Roman"/>
                 <w:noProof/>
                 <w:color w:val="auto"/>
                 <w:kern w:val="2"/>
@@ -2694,7 +2812,7 @@
           <w:p>
             <w:pPr>
               <w:rPr>
-                <w:rFonts w:cs="Times New Roman"/>
+                <w:rFonts w:asciiTheme="minorEastAsia" w:eastAsiaTheme="minorEastAsia" w:hAnsiTheme="minorEastAsia" w:cs="Times New Roman"/>
                 <w:color w:val="auto"/>
                 <w:kern w:val="2"/>
                 <w:sz w:val="12"/>
@@ -2717,13 +2835,14 @@
             <w:pPr>
               <w:jc w:val="center"/>
               <w:rPr>
+                <w:rFonts w:asciiTheme="minorEastAsia" w:eastAsiaTheme="minorEastAsia" w:hAnsiTheme="minorEastAsia"/>
                 <w:sz w:val="12"/>
                 <w:szCs w:val="12"/>
               </w:rPr>
             </w:pPr>
             <w:r>
               <w:rPr>
-                <w:rFonts w:hint="eastAsia"/>
+                <w:rFonts w:asciiTheme="minorEastAsia" w:eastAsiaTheme="minorEastAsia" w:hAnsiTheme="minorEastAsia" w:hint="eastAsia"/>
                 <w:sz w:val="12"/>
                 <w:szCs w:val="12"/>
               </w:rPr>
@@ -2740,13 +2859,14 @@
             <w:pPr>
               <w:jc w:val="center"/>
               <w:rPr>
+                <w:rFonts w:asciiTheme="minorEastAsia" w:eastAsiaTheme="minorEastAsia" w:hAnsiTheme="minorEastAsia"/>
                 <w:sz w:val="12"/>
                 <w:szCs w:val="12"/>
               </w:rPr>
             </w:pPr>
             <w:r>
               <w:rPr>
-                <w:rFonts w:hint="eastAsia"/>
+                <w:rFonts w:asciiTheme="minorEastAsia" w:eastAsiaTheme="minorEastAsia" w:hAnsiTheme="minorEastAsia" w:hint="eastAsia"/>
                 <w:sz w:val="12"/>
                 <w:szCs w:val="12"/>
               </w:rPr>
@@ -2757,13 +2877,14 @@
             <w:pPr>
               <w:jc w:val="center"/>
               <w:rPr>
+                <w:rFonts w:asciiTheme="minorEastAsia" w:eastAsiaTheme="minorEastAsia" w:hAnsiTheme="minorEastAsia"/>
                 <w:sz w:val="12"/>
                 <w:szCs w:val="12"/>
               </w:rPr>
             </w:pPr>
             <w:r>
               <w:rPr>
-                <w:rFonts w:hint="eastAsia"/>
+                <w:rFonts w:asciiTheme="minorEastAsia" w:eastAsiaTheme="minorEastAsia" w:hAnsiTheme="minorEastAsia" w:hint="eastAsia"/>
                 <w:sz w:val="12"/>
                 <w:szCs w:val="12"/>
               </w:rPr>
@@ -2779,25 +2900,18 @@
             <w:pPr>
               <w:jc w:val="left"/>
               <w:rPr>
+                <w:rFonts w:asciiTheme="minorEastAsia" w:eastAsiaTheme="minorEastAsia" w:hAnsiTheme="minorEastAsia"/>
                 <w:sz w:val="12"/>
                 <w:szCs w:val="12"/>
               </w:rPr>
             </w:pPr>
             <w:r>
               <w:rPr>
-                <w:rFonts w:hint="eastAsia"/>
+                <w:rFonts w:asciiTheme="minorEastAsia" w:eastAsiaTheme="minorEastAsia" w:hAnsiTheme="minorEastAsia" w:hint="eastAsia"/>
                 <w:sz w:val="12"/>
                 <w:szCs w:val="12"/>
               </w:rPr>
-              <w:t>포토 블로그 – API</w:t>
-            </w:r>
-            <w:r>
-              <w:rPr>
-                <w:rFonts w:hint="eastAsia"/>
-                <w:sz w:val="12"/>
-                <w:szCs w:val="12"/>
-              </w:rPr>
-              <w:t xml:space="preserve"> 검증 엔진 자동테스트</w:t>
+              <w:t>포토 블로그 – API 검증 엔진 자동테스트</w:t>
             </w:r>
           </w:p>
         </w:tc>
@@ -2808,28 +2922,22 @@
           <w:p>
             <w:pPr>
               <w:rPr>
+                <w:rFonts w:asciiTheme="minorEastAsia" w:eastAsiaTheme="minorEastAsia" w:hAnsiTheme="minorEastAsia"/>
                 <w:sz w:val="12"/>
                 <w:szCs w:val="12"/>
               </w:rPr>
             </w:pPr>
             <w:r>
               <w:rPr>
-                <w:rFonts w:hint="eastAsia"/>
+                <w:rFonts w:asciiTheme="minorEastAsia" w:eastAsiaTheme="minorEastAsia" w:hAnsiTheme="minorEastAsia" w:hint="eastAsia"/>
                 <w:sz w:val="12"/>
                 <w:szCs w:val="12"/>
               </w:rPr>
-              <w:t>포토 블로그 – API</w:t>
+              <w:t xml:space="preserve">포토 블로그 – API 검증 테스트 코드 및 엔진을 </w:t>
             </w:r>
             <w:r>
               <w:rPr>
-                <w:rFonts w:hint="eastAsia"/>
-                <w:sz w:val="12"/>
-                <w:szCs w:val="12"/>
-              </w:rPr>
-              <w:t xml:space="preserve"> 검증 테스트 코드 및 엔진을 </w:t>
-            </w:r>
-            <w:r>
-              <w:rPr>
+                <w:rFonts w:asciiTheme="minorEastAsia" w:eastAsiaTheme="minorEastAsia" w:hAnsiTheme="minorEastAsia"/>
                 <w:sz w:val="12"/>
                 <w:szCs w:val="12"/>
               </w:rPr>
@@ -2838,7 +2946,7 @@
             <w:proofErr w:type="spellStart"/>
             <w:r>
               <w:rPr>
-                <w:rFonts w:hint="eastAsia"/>
+                <w:rFonts w:asciiTheme="minorEastAsia" w:eastAsiaTheme="minorEastAsia" w:hAnsiTheme="minorEastAsia" w:hint="eastAsia"/>
                 <w:sz w:val="12"/>
                 <w:szCs w:val="12"/>
               </w:rPr>
@@ -2847,7 +2955,7 @@
             <w:proofErr w:type="spellEnd"/>
             <w:r>
               <w:rPr>
-                <w:rFonts w:hint="eastAsia"/>
+                <w:rFonts w:asciiTheme="minorEastAsia" w:eastAsiaTheme="minorEastAsia" w:hAnsiTheme="minorEastAsia" w:hint="eastAsia"/>
                 <w:sz w:val="12"/>
                 <w:szCs w:val="12"/>
               </w:rPr>
@@ -2855,6 +2963,7 @@
             </w:r>
             <w:r>
               <w:rPr>
+                <w:rFonts w:asciiTheme="minorEastAsia" w:eastAsiaTheme="minorEastAsia" w:hAnsiTheme="minorEastAsia"/>
                 <w:sz w:val="12"/>
                 <w:szCs w:val="12"/>
               </w:rPr>
@@ -2862,7 +2971,7 @@
             </w:r>
             <w:r>
               <w:rPr>
-                <w:rFonts w:hint="eastAsia"/>
+                <w:rFonts w:asciiTheme="minorEastAsia" w:eastAsiaTheme="minorEastAsia" w:hAnsiTheme="minorEastAsia" w:hint="eastAsia"/>
                 <w:sz w:val="12"/>
                 <w:szCs w:val="12"/>
               </w:rPr>
@@ -2872,13 +2981,14 @@
           <w:p>
             <w:pPr>
               <w:rPr>
+                <w:rFonts w:asciiTheme="minorEastAsia" w:eastAsiaTheme="minorEastAsia" w:hAnsiTheme="minorEastAsia"/>
                 <w:sz w:val="12"/>
                 <w:szCs w:val="12"/>
               </w:rPr>
             </w:pPr>
             <w:r>
               <w:rPr>
-                <w:rFonts w:cs="Times New Roman" w:hint="eastAsia"/>
+                <w:rFonts w:asciiTheme="minorEastAsia" w:eastAsiaTheme="minorEastAsia" w:hAnsiTheme="minorEastAsia" w:cs="Times New Roman" w:hint="eastAsia"/>
                 <w:color w:val="auto"/>
                 <w:kern w:val="2"/>
                 <w:sz w:val="12"/>
@@ -2888,6 +2998,7 @@
             </w:r>
             <w:r>
               <w:rPr>
+                <w:rFonts w:asciiTheme="minorEastAsia" w:eastAsiaTheme="minorEastAsia" w:hAnsiTheme="minorEastAsia"/>
                 <w:sz w:val="12"/>
                 <w:szCs w:val="12"/>
               </w:rPr>
@@ -2895,7 +3006,7 @@
             </w:r>
             <w:r>
               <w:rPr>
-                <w:rFonts w:hint="eastAsia"/>
+                <w:rFonts w:asciiTheme="minorEastAsia" w:eastAsiaTheme="minorEastAsia" w:hAnsiTheme="minorEastAsia" w:hint="eastAsia"/>
                 <w:sz w:val="12"/>
                 <w:szCs w:val="12"/>
               </w:rPr>
@@ -2903,6 +3014,7 @@
             </w:r>
             <w:r>
               <w:rPr>
+                <w:rFonts w:asciiTheme="minorEastAsia" w:eastAsiaTheme="minorEastAsia" w:hAnsiTheme="minorEastAsia"/>
                 <w:sz w:val="12"/>
                 <w:szCs w:val="12"/>
               </w:rPr>
@@ -2910,7 +3022,7 @@
             </w:r>
             <w:r>
               <w:rPr>
-                <w:rFonts w:hint="eastAsia"/>
+                <w:rFonts w:asciiTheme="minorEastAsia" w:eastAsiaTheme="minorEastAsia" w:hAnsiTheme="minorEastAsia" w:hint="eastAsia"/>
                 <w:sz w:val="12"/>
                 <w:szCs w:val="12"/>
               </w:rPr>
@@ -2918,6 +3030,7 @@
             </w:r>
             <w:r>
               <w:rPr>
+                <w:rFonts w:asciiTheme="minorEastAsia" w:eastAsiaTheme="minorEastAsia" w:hAnsiTheme="minorEastAsia"/>
                 <w:sz w:val="12"/>
                 <w:szCs w:val="12"/>
               </w:rPr>
@@ -2925,7 +3038,7 @@
             </w:r>
             <w:r>
               <w:rPr>
-                <w:rFonts w:hint="eastAsia"/>
+                <w:rFonts w:asciiTheme="minorEastAsia" w:eastAsiaTheme="minorEastAsia" w:hAnsiTheme="minorEastAsia" w:hint="eastAsia"/>
                 <w:sz w:val="12"/>
                 <w:szCs w:val="12"/>
               </w:rPr>
@@ -2942,14 +3055,14 @@
             <w:pPr>
               <w:jc w:val="center"/>
               <w:rPr>
-                <w:rFonts w:hint="eastAsia"/>
+                <w:rFonts w:asciiTheme="minorEastAsia" w:eastAsiaTheme="minorEastAsia" w:hAnsiTheme="minorEastAsia" w:hint="eastAsia"/>
                 <w:sz w:val="12"/>
                 <w:szCs w:val="12"/>
               </w:rPr>
             </w:pPr>
             <w:r>
               <w:rPr>
-                <w:rFonts w:hint="eastAsia"/>
+                <w:rFonts w:asciiTheme="minorEastAsia" w:eastAsiaTheme="minorEastAsia" w:hAnsiTheme="minorEastAsia" w:hint="eastAsia"/>
                 <w:sz w:val="12"/>
                 <w:szCs w:val="12"/>
               </w:rPr>
@@ -2966,6 +3079,7 @@
             <w:pPr>
               <w:jc w:val="center"/>
               <w:rPr>
+                <w:rFonts w:asciiTheme="minorEastAsia" w:eastAsiaTheme="minorEastAsia" w:hAnsiTheme="minorEastAsia"/>
                 <w:sz w:val="12"/>
                 <w:szCs w:val="12"/>
               </w:rPr>
@@ -2973,7 +3087,7 @@
             <w:r>
               <w:rPr>
                 <w:rStyle w:val="HTMLCode"/>
-                <w:rFonts w:eastAsia="BatangChe"/>
+                <w:rFonts w:asciiTheme="minorEastAsia" w:eastAsiaTheme="minorEastAsia" w:hAnsiTheme="minorEastAsia"/>
               </w:rPr>
               <w:t>○</w:t>
             </w:r>
@@ -2987,7 +3101,7 @@
           <w:p>
             <w:pPr>
               <w:rPr>
-                <w:rFonts w:cs="Times New Roman"/>
+                <w:rFonts w:asciiTheme="minorEastAsia" w:eastAsiaTheme="minorEastAsia" w:hAnsiTheme="minorEastAsia" w:cs="Times New Roman"/>
                 <w:color w:val="auto"/>
                 <w:kern w:val="2"/>
                 <w:sz w:val="12"/>
@@ -2998,7 +3112,7 @@
           <w:p>
             <w:pPr>
               <w:rPr>
-                <w:rFonts w:cs="Times New Roman"/>
+                <w:rFonts w:asciiTheme="minorEastAsia" w:eastAsiaTheme="minorEastAsia" w:hAnsiTheme="minorEastAsia" w:cs="Times New Roman"/>
                 <w:color w:val="auto"/>
                 <w:kern w:val="2"/>
                 <w:sz w:val="12"/>
@@ -3009,7 +3123,7 @@
           <w:p>
             <w:pPr>
               <w:rPr>
-                <w:rFonts w:cs="Times New Roman"/>
+                <w:rFonts w:asciiTheme="minorEastAsia" w:eastAsiaTheme="minorEastAsia" w:hAnsiTheme="minorEastAsia" w:cs="Times New Roman"/>
                 <w:color w:val="auto"/>
                 <w:kern w:val="2"/>
                 <w:sz w:val="12"/>
@@ -3018,7 +3132,7 @@
             </w:pPr>
             <w:r>
               <w:rPr>
-                <w:rFonts w:cs="Times New Roman"/>
+                <w:rFonts w:asciiTheme="minorEastAsia" w:eastAsiaTheme="minorEastAsia" w:hAnsiTheme="minorEastAsia" w:cs="Times New Roman"/>
                 <w:noProof/>
                 <w:color w:val="auto"/>
                 <w:kern w:val="2"/>
@@ -3071,7 +3185,7 @@
           <w:p>
             <w:pPr>
               <w:rPr>
-                <w:rFonts w:cs="Times New Roman"/>
+                <w:rFonts w:asciiTheme="minorEastAsia" w:eastAsiaTheme="minorEastAsia" w:hAnsiTheme="minorEastAsia" w:cs="Times New Roman"/>
                 <w:color w:val="auto"/>
                 <w:kern w:val="2"/>
                 <w:sz w:val="12"/>
@@ -3082,7 +3196,7 @@
           <w:p>
             <w:pPr>
               <w:rPr>
-                <w:rFonts w:cs="Times New Roman"/>
+                <w:rFonts w:asciiTheme="minorEastAsia" w:eastAsiaTheme="minorEastAsia" w:hAnsiTheme="minorEastAsia" w:cs="Times New Roman"/>
                 <w:color w:val="auto"/>
                 <w:kern w:val="2"/>
                 <w:sz w:val="12"/>
@@ -3093,7 +3207,7 @@
           <w:p>
             <w:pPr>
               <w:rPr>
-                <w:rFonts w:cs="Times New Roman"/>
+                <w:rFonts w:asciiTheme="minorEastAsia" w:eastAsiaTheme="minorEastAsia" w:hAnsiTheme="minorEastAsia" w:cs="Times New Roman"/>
                 <w:color w:val="auto"/>
                 <w:kern w:val="2"/>
                 <w:sz w:val="12"/>
@@ -3104,7 +3218,7 @@
           <w:p>
             <w:pPr>
               <w:rPr>
-                <w:rFonts w:cs="Times New Roman"/>
+                <w:rFonts w:asciiTheme="minorEastAsia" w:eastAsiaTheme="minorEastAsia" w:hAnsiTheme="minorEastAsia" w:cs="Times New Roman"/>
                 <w:color w:val="auto"/>
                 <w:kern w:val="2"/>
                 <w:sz w:val="12"/>
@@ -3115,7 +3229,7 @@
           <w:p>
             <w:pPr>
               <w:rPr>
-                <w:rFonts w:cs="Times New Roman"/>
+                <w:rFonts w:asciiTheme="minorEastAsia" w:eastAsiaTheme="minorEastAsia" w:hAnsiTheme="minorEastAsia" w:cs="Times New Roman"/>
                 <w:color w:val="auto"/>
                 <w:kern w:val="2"/>
                 <w:sz w:val="12"/>
@@ -3126,7 +3240,7 @@
           <w:p>
             <w:pPr>
               <w:rPr>
-                <w:rFonts w:cs="Times New Roman"/>
+                <w:rFonts w:asciiTheme="minorEastAsia" w:eastAsiaTheme="minorEastAsia" w:hAnsiTheme="minorEastAsia" w:cs="Times New Roman"/>
                 <w:color w:val="auto"/>
                 <w:kern w:val="2"/>
                 <w:sz w:val="12"/>
@@ -3149,16 +3263,18 @@
             <w:pPr>
               <w:jc w:val="center"/>
               <w:rPr>
+                <w:rFonts w:asciiTheme="minorEastAsia" w:eastAsiaTheme="minorEastAsia" w:hAnsiTheme="minorEastAsia"/>
                 <w:sz w:val="12"/>
                 <w:szCs w:val="12"/>
               </w:rPr>
             </w:pPr>
             <w:r>
               <w:rPr>
-                <w:rFonts w:hint="eastAsia"/>
+                <w:rFonts w:asciiTheme="minorEastAsia" w:eastAsiaTheme="minorEastAsia" w:hAnsiTheme="minorEastAsia" w:hint="eastAsia"/>
                 <w:sz w:val="12"/>
                 <w:szCs w:val="12"/>
               </w:rPr>
+              <w:lastRenderedPageBreak/>
               <w:t>7</w:t>
             </w:r>
           </w:p>
@@ -3172,13 +3288,14 @@
             <w:pPr>
               <w:jc w:val="center"/>
               <w:rPr>
+                <w:rFonts w:asciiTheme="minorEastAsia" w:eastAsiaTheme="minorEastAsia" w:hAnsiTheme="minorEastAsia"/>
                 <w:sz w:val="12"/>
                 <w:szCs w:val="12"/>
               </w:rPr>
             </w:pPr>
             <w:r>
               <w:rPr>
-                <w:rFonts w:hint="eastAsia"/>
+                <w:rFonts w:asciiTheme="minorEastAsia" w:eastAsiaTheme="minorEastAsia" w:hAnsiTheme="minorEastAsia" w:hint="eastAsia"/>
                 <w:sz w:val="12"/>
                 <w:szCs w:val="12"/>
               </w:rPr>
@@ -3189,13 +3306,14 @@
             <w:pPr>
               <w:jc w:val="center"/>
               <w:rPr>
+                <w:rFonts w:asciiTheme="minorEastAsia" w:eastAsiaTheme="minorEastAsia" w:hAnsiTheme="minorEastAsia"/>
                 <w:sz w:val="12"/>
                 <w:szCs w:val="12"/>
               </w:rPr>
             </w:pPr>
             <w:r>
               <w:rPr>
-                <w:rFonts w:hint="eastAsia"/>
+                <w:rFonts w:asciiTheme="minorEastAsia" w:eastAsiaTheme="minorEastAsia" w:hAnsiTheme="minorEastAsia" w:hint="eastAsia"/>
                 <w:sz w:val="12"/>
                 <w:szCs w:val="12"/>
               </w:rPr>
@@ -3211,13 +3329,14 @@
             <w:pPr>
               <w:jc w:val="left"/>
               <w:rPr>
+                <w:rFonts w:asciiTheme="minorEastAsia" w:eastAsiaTheme="minorEastAsia" w:hAnsiTheme="minorEastAsia"/>
                 <w:sz w:val="12"/>
                 <w:szCs w:val="12"/>
               </w:rPr>
             </w:pPr>
             <w:r>
               <w:rPr>
-                <w:rFonts w:hint="eastAsia"/>
+                <w:rFonts w:asciiTheme="minorEastAsia" w:eastAsiaTheme="minorEastAsia" w:hAnsiTheme="minorEastAsia" w:hint="eastAsia"/>
                 <w:sz w:val="12"/>
                 <w:szCs w:val="12"/>
               </w:rPr>
@@ -3226,6 +3345,7 @@
             <w:proofErr w:type="spellStart"/>
             <w:r>
               <w:rPr>
+                <w:rFonts w:asciiTheme="minorEastAsia" w:eastAsiaTheme="minorEastAsia" w:hAnsiTheme="minorEastAsia"/>
                 <w:sz w:val="12"/>
                 <w:szCs w:val="12"/>
               </w:rPr>
@@ -3234,6 +3354,7 @@
             <w:proofErr w:type="spellEnd"/>
             <w:r>
               <w:rPr>
+                <w:rFonts w:asciiTheme="minorEastAsia" w:eastAsiaTheme="minorEastAsia" w:hAnsiTheme="minorEastAsia"/>
                 <w:sz w:val="12"/>
                 <w:szCs w:val="12"/>
               </w:rPr>
@@ -3241,27 +3362,11 @@
             </w:r>
             <w:r>
               <w:rPr>
-                <w:rFonts w:hint="eastAsia"/>
+                <w:rFonts w:asciiTheme="minorEastAsia" w:eastAsiaTheme="minorEastAsia" w:hAnsiTheme="minorEastAsia" w:hint="eastAsia"/>
                 <w:sz w:val="12"/>
                 <w:szCs w:val="12"/>
               </w:rPr>
-              <w:t xml:space="preserve">Server </w:t>
-            </w:r>
-            <w:r>
-              <w:rPr>
-                <w:rFonts w:hint="eastAsia"/>
-                <w:sz w:val="12"/>
-                <w:szCs w:val="12"/>
-              </w:rPr>
-              <w:t>요청 메시지</w:t>
-            </w:r>
-            <w:r>
-              <w:rPr>
-                <w:rFonts w:hint="eastAsia"/>
-                <w:sz w:val="12"/>
-                <w:szCs w:val="12"/>
-              </w:rPr>
-              <w:t>]</w:t>
+              <w:t>Server 요청 메시지]</w:t>
             </w:r>
           </w:p>
         </w:tc>
@@ -3272,13 +3377,14 @@
           <w:p>
             <w:pPr>
               <w:rPr>
+                <w:rFonts w:asciiTheme="minorEastAsia" w:eastAsiaTheme="minorEastAsia" w:hAnsiTheme="minorEastAsia"/>
                 <w:sz w:val="12"/>
                 <w:szCs w:val="12"/>
               </w:rPr>
             </w:pPr>
             <w:r>
               <w:rPr>
-                <w:rFonts w:hint="eastAsia"/>
+                <w:rFonts w:asciiTheme="minorEastAsia" w:eastAsiaTheme="minorEastAsia" w:hAnsiTheme="minorEastAsia" w:hint="eastAsia"/>
                 <w:sz w:val="12"/>
                 <w:szCs w:val="12"/>
               </w:rPr>
@@ -3286,6 +3392,7 @@
             </w:r>
             <w:r>
               <w:rPr>
+                <w:rFonts w:asciiTheme="minorEastAsia" w:eastAsiaTheme="minorEastAsia" w:hAnsiTheme="minorEastAsia"/>
                 <w:sz w:val="12"/>
                 <w:szCs w:val="12"/>
               </w:rPr>
@@ -3295,6 +3402,7 @@
           <w:p>
             <w:pPr>
               <w:rPr>
+                <w:rFonts w:asciiTheme="minorEastAsia" w:eastAsiaTheme="minorEastAsia" w:hAnsiTheme="minorEastAsia"/>
                 <w:sz w:val="12"/>
                 <w:szCs w:val="12"/>
               </w:rPr>
@@ -3303,13 +3411,14 @@
           <w:p>
             <w:pPr>
               <w:rPr>
+                <w:rFonts w:asciiTheme="minorEastAsia" w:eastAsiaTheme="minorEastAsia" w:hAnsiTheme="minorEastAsia"/>
                 <w:sz w:val="12"/>
                 <w:szCs w:val="12"/>
               </w:rPr>
             </w:pPr>
             <w:r>
               <w:rPr>
-                <w:rFonts w:cs="Times New Roman" w:hint="eastAsia"/>
+                <w:rFonts w:asciiTheme="minorEastAsia" w:eastAsiaTheme="minorEastAsia" w:hAnsiTheme="minorEastAsia" w:cs="Times New Roman" w:hint="eastAsia"/>
                 <w:color w:val="auto"/>
                 <w:kern w:val="2"/>
                 <w:sz w:val="12"/>
@@ -3319,7 +3428,7 @@
             </w:r>
             <w:r>
               <w:rPr>
-                <w:rFonts w:cs="Times New Roman"/>
+                <w:rFonts w:asciiTheme="minorEastAsia" w:eastAsiaTheme="minorEastAsia" w:hAnsiTheme="minorEastAsia" w:cs="Times New Roman"/>
                 <w:color w:val="auto"/>
                 <w:kern w:val="2"/>
                 <w:sz w:val="12"/>
@@ -3329,7 +3438,7 @@
             </w:r>
             <w:r>
               <w:rPr>
-                <w:rFonts w:cs="Times New Roman" w:hint="eastAsia"/>
+                <w:rFonts w:asciiTheme="minorEastAsia" w:eastAsiaTheme="minorEastAsia" w:hAnsiTheme="minorEastAsia" w:cs="Times New Roman" w:hint="eastAsia"/>
                 <w:color w:val="auto"/>
                 <w:kern w:val="2"/>
                 <w:sz w:val="12"/>
@@ -3340,7 +3449,7 @@
             <w:proofErr w:type="spellStart"/>
             <w:r>
               <w:rPr>
-                <w:rFonts w:cs="Times New Roman" w:hint="eastAsia"/>
+                <w:rFonts w:asciiTheme="minorEastAsia" w:eastAsiaTheme="minorEastAsia" w:hAnsiTheme="minorEastAsia" w:cs="Times New Roman" w:hint="eastAsia"/>
                 <w:color w:val="auto"/>
                 <w:kern w:val="2"/>
                 <w:sz w:val="12"/>
@@ -3360,6 +3469,7 @@
             <w:pPr>
               <w:jc w:val="center"/>
               <w:rPr>
+                <w:rFonts w:asciiTheme="minorEastAsia" w:eastAsiaTheme="minorEastAsia" w:hAnsiTheme="minorEastAsia"/>
                 <w:sz w:val="12"/>
                 <w:szCs w:val="12"/>
               </w:rPr>
@@ -3369,6 +3479,7 @@
             <w:pPr>
               <w:jc w:val="center"/>
               <w:rPr>
+                <w:rFonts w:asciiTheme="minorEastAsia" w:eastAsiaTheme="minorEastAsia" w:hAnsiTheme="minorEastAsia"/>
                 <w:sz w:val="12"/>
                 <w:szCs w:val="12"/>
               </w:rPr>
@@ -3378,6 +3489,7 @@
             <w:pPr>
               <w:jc w:val="center"/>
               <w:rPr>
+                <w:rFonts w:asciiTheme="minorEastAsia" w:eastAsiaTheme="minorEastAsia" w:hAnsiTheme="minorEastAsia"/>
                 <w:sz w:val="12"/>
                 <w:szCs w:val="12"/>
               </w:rPr>
@@ -3387,6 +3499,7 @@
             <w:pPr>
               <w:jc w:val="center"/>
               <w:rPr>
+                <w:rFonts w:asciiTheme="minorEastAsia" w:eastAsiaTheme="minorEastAsia" w:hAnsiTheme="minorEastAsia"/>
                 <w:sz w:val="12"/>
                 <w:szCs w:val="12"/>
               </w:rPr>
@@ -3396,6 +3509,7 @@
             <w:pPr>
               <w:jc w:val="center"/>
               <w:rPr>
+                <w:rFonts w:asciiTheme="minorEastAsia" w:eastAsiaTheme="minorEastAsia" w:hAnsiTheme="minorEastAsia"/>
                 <w:sz w:val="12"/>
                 <w:szCs w:val="12"/>
               </w:rPr>
@@ -3405,6 +3519,7 @@
             <w:pPr>
               <w:jc w:val="center"/>
               <w:rPr>
+                <w:rFonts w:asciiTheme="minorEastAsia" w:eastAsiaTheme="minorEastAsia" w:hAnsiTheme="minorEastAsia"/>
                 <w:sz w:val="12"/>
                 <w:szCs w:val="12"/>
               </w:rPr>
@@ -3414,14 +3529,14 @@
             <w:pPr>
               <w:jc w:val="center"/>
               <w:rPr>
-                <w:rFonts w:hint="eastAsia"/>
+                <w:rFonts w:asciiTheme="minorEastAsia" w:eastAsiaTheme="minorEastAsia" w:hAnsiTheme="minorEastAsia" w:hint="eastAsia"/>
                 <w:sz w:val="12"/>
                 <w:szCs w:val="12"/>
               </w:rPr>
             </w:pPr>
             <w:r>
               <w:rPr>
-                <w:rFonts w:hint="eastAsia"/>
+                <w:rFonts w:asciiTheme="minorEastAsia" w:eastAsiaTheme="minorEastAsia" w:hAnsiTheme="minorEastAsia" w:hint="eastAsia"/>
                 <w:sz w:val="12"/>
                 <w:szCs w:val="12"/>
               </w:rPr>
@@ -3438,6 +3553,7 @@
             <w:pPr>
               <w:jc w:val="center"/>
               <w:rPr>
+                <w:rFonts w:asciiTheme="minorEastAsia" w:eastAsiaTheme="minorEastAsia" w:hAnsiTheme="minorEastAsia"/>
                 <w:sz w:val="12"/>
                 <w:szCs w:val="12"/>
               </w:rPr>
@@ -3447,6 +3563,7 @@
             <w:pPr>
               <w:jc w:val="center"/>
               <w:rPr>
+                <w:rFonts w:asciiTheme="minorEastAsia" w:eastAsiaTheme="minorEastAsia" w:hAnsiTheme="minorEastAsia"/>
                 <w:sz w:val="12"/>
                 <w:szCs w:val="12"/>
               </w:rPr>
@@ -3456,6 +3573,7 @@
             <w:pPr>
               <w:jc w:val="center"/>
               <w:rPr>
+                <w:rFonts w:asciiTheme="minorEastAsia" w:eastAsiaTheme="minorEastAsia" w:hAnsiTheme="minorEastAsia"/>
                 <w:sz w:val="12"/>
                 <w:szCs w:val="12"/>
               </w:rPr>
@@ -3465,6 +3583,7 @@
             <w:pPr>
               <w:jc w:val="center"/>
               <w:rPr>
+                <w:rFonts w:asciiTheme="minorEastAsia" w:eastAsiaTheme="minorEastAsia" w:hAnsiTheme="minorEastAsia"/>
                 <w:sz w:val="12"/>
                 <w:szCs w:val="12"/>
               </w:rPr>
@@ -3474,6 +3593,7 @@
             <w:pPr>
               <w:jc w:val="center"/>
               <w:rPr>
+                <w:rFonts w:asciiTheme="minorEastAsia" w:eastAsiaTheme="minorEastAsia" w:hAnsiTheme="minorEastAsia"/>
                 <w:sz w:val="12"/>
                 <w:szCs w:val="12"/>
               </w:rPr>
@@ -3482,13 +3602,14 @@
           <w:p>
             <w:pPr>
               <w:rPr>
+                <w:rFonts w:asciiTheme="minorEastAsia" w:eastAsiaTheme="minorEastAsia" w:hAnsiTheme="minorEastAsia"/>
                 <w:sz w:val="12"/>
                 <w:szCs w:val="12"/>
               </w:rPr>
             </w:pPr>
             <w:r>
               <w:rPr>
-                <w:rFonts w:hint="eastAsia"/>
+                <w:rFonts w:asciiTheme="minorEastAsia" w:eastAsiaTheme="minorEastAsia" w:hAnsiTheme="minorEastAsia" w:hint="eastAsia"/>
                 <w:sz w:val="12"/>
                 <w:szCs w:val="12"/>
               </w:rPr>
@@ -3498,14 +3619,14 @@
           <w:p>
             <w:pPr>
               <w:rPr>
-                <w:rFonts w:hint="eastAsia"/>
+                <w:rFonts w:asciiTheme="minorEastAsia" w:eastAsiaTheme="minorEastAsia" w:hAnsiTheme="minorEastAsia" w:hint="eastAsia"/>
                 <w:sz w:val="12"/>
                 <w:szCs w:val="12"/>
               </w:rPr>
             </w:pPr>
             <w:r>
               <w:rPr>
-                <w:rFonts w:hint="eastAsia"/>
+                <w:rFonts w:asciiTheme="minorEastAsia" w:eastAsiaTheme="minorEastAsia" w:hAnsiTheme="minorEastAsia" w:hint="eastAsia"/>
                 <w:sz w:val="12"/>
                 <w:szCs w:val="12"/>
               </w:rPr>
@@ -3514,7 +3635,7 @@
             <w:r>
               <w:rPr>
                 <w:rStyle w:val="HTMLCode"/>
-                <w:rFonts w:eastAsia="BatangChe"/>
+                <w:rFonts w:asciiTheme="minorEastAsia" w:eastAsiaTheme="minorEastAsia" w:hAnsiTheme="minorEastAsia"/>
               </w:rPr>
               <w:t>○</w:t>
             </w:r>
@@ -3528,7 +3649,7 @@
           <w:p>
             <w:pPr>
               <w:rPr>
-                <w:rFonts w:cs="Times New Roman"/>
+                <w:rFonts w:asciiTheme="minorEastAsia" w:eastAsiaTheme="minorEastAsia" w:hAnsiTheme="minorEastAsia" w:cs="Times New Roman"/>
                 <w:color w:val="auto"/>
                 <w:kern w:val="2"/>
                 <w:sz w:val="12"/>
@@ -3539,7 +3660,7 @@
           <w:p>
             <w:pPr>
               <w:rPr>
-                <w:rFonts w:cs="Times New Roman"/>
+                <w:rFonts w:asciiTheme="minorEastAsia" w:eastAsiaTheme="minorEastAsia" w:hAnsiTheme="minorEastAsia" w:cs="Times New Roman"/>
                 <w:color w:val="auto"/>
                 <w:kern w:val="2"/>
                 <w:sz w:val="12"/>
@@ -3548,14 +3669,13 @@
             </w:pPr>
             <w:r>
               <w:rPr>
-                <w:rFonts w:cs="Times New Roman"/>
+                <w:rFonts w:asciiTheme="minorEastAsia" w:eastAsiaTheme="minorEastAsia" w:hAnsiTheme="minorEastAsia" w:cs="Times New Roman"/>
                 <w:noProof/>
                 <w:color w:val="auto"/>
                 <w:kern w:val="2"/>
                 <w:sz w:val="12"/>
                 <w:szCs w:val="12"/>
               </w:rPr>
-              <w:lastRenderedPageBreak/>
               <w:drawing>
                 <wp:inline distT="0" distB="0" distL="0" distR="0" wp14:anchorId="379822EC" wp14:editId="19CC3E33">
                   <wp:extent cx="1344295" cy="1555750"/>
@@ -3602,7 +3722,7 @@
           <w:p>
             <w:pPr>
               <w:rPr>
-                <w:rFonts w:cs="Times New Roman"/>
+                <w:rFonts w:asciiTheme="minorEastAsia" w:eastAsiaTheme="minorEastAsia" w:hAnsiTheme="minorEastAsia" w:cs="Times New Roman"/>
                 <w:color w:val="auto"/>
                 <w:kern w:val="2"/>
                 <w:sz w:val="12"/>
@@ -3625,17 +3745,17 @@
             <w:pPr>
               <w:jc w:val="center"/>
               <w:rPr>
+                <w:rFonts w:asciiTheme="minorEastAsia" w:eastAsiaTheme="minorEastAsia" w:hAnsiTheme="minorEastAsia"/>
                 <w:sz w:val="12"/>
                 <w:szCs w:val="12"/>
               </w:rPr>
             </w:pPr>
             <w:r>
               <w:rPr>
-                <w:rFonts w:hint="eastAsia"/>
+                <w:rFonts w:asciiTheme="minorEastAsia" w:eastAsiaTheme="minorEastAsia" w:hAnsiTheme="minorEastAsia" w:hint="eastAsia"/>
                 <w:sz w:val="12"/>
                 <w:szCs w:val="12"/>
               </w:rPr>
-              <w:lastRenderedPageBreak/>
               <w:t>8</w:t>
             </w:r>
           </w:p>
@@ -3649,13 +3769,14 @@
             <w:pPr>
               <w:jc w:val="center"/>
               <w:rPr>
+                <w:rFonts w:asciiTheme="minorEastAsia" w:eastAsiaTheme="minorEastAsia" w:hAnsiTheme="minorEastAsia"/>
                 <w:sz w:val="12"/>
                 <w:szCs w:val="12"/>
               </w:rPr>
             </w:pPr>
             <w:r>
               <w:rPr>
-                <w:rFonts w:hint="eastAsia"/>
+                <w:rFonts w:asciiTheme="minorEastAsia" w:eastAsiaTheme="minorEastAsia" w:hAnsiTheme="minorEastAsia" w:hint="eastAsia"/>
                 <w:sz w:val="12"/>
                 <w:szCs w:val="12"/>
               </w:rPr>
@@ -3666,13 +3787,14 @@
             <w:pPr>
               <w:jc w:val="center"/>
               <w:rPr>
+                <w:rFonts w:asciiTheme="minorEastAsia" w:eastAsiaTheme="minorEastAsia" w:hAnsiTheme="minorEastAsia"/>
                 <w:sz w:val="12"/>
                 <w:szCs w:val="12"/>
               </w:rPr>
             </w:pPr>
             <w:r>
               <w:rPr>
-                <w:rFonts w:hint="eastAsia"/>
+                <w:rFonts w:asciiTheme="minorEastAsia" w:eastAsiaTheme="minorEastAsia" w:hAnsiTheme="minorEastAsia" w:hint="eastAsia"/>
                 <w:sz w:val="12"/>
                 <w:szCs w:val="12"/>
               </w:rPr>
@@ -3688,13 +3810,14 @@
             <w:pPr>
               <w:jc w:val="left"/>
               <w:rPr>
+                <w:rFonts w:asciiTheme="minorEastAsia" w:eastAsiaTheme="minorEastAsia" w:hAnsiTheme="minorEastAsia"/>
                 <w:sz w:val="12"/>
                 <w:szCs w:val="12"/>
               </w:rPr>
             </w:pPr>
             <w:r>
               <w:rPr>
-                <w:rFonts w:hint="eastAsia"/>
+                <w:rFonts w:asciiTheme="minorEastAsia" w:eastAsiaTheme="minorEastAsia" w:hAnsiTheme="minorEastAsia" w:hint="eastAsia"/>
                 <w:sz w:val="12"/>
                 <w:szCs w:val="12"/>
               </w:rPr>
@@ -3709,13 +3832,14 @@
           <w:p>
             <w:pPr>
               <w:rPr>
+                <w:rFonts w:asciiTheme="minorEastAsia" w:eastAsiaTheme="minorEastAsia" w:hAnsiTheme="minorEastAsia"/>
                 <w:sz w:val="12"/>
                 <w:szCs w:val="12"/>
               </w:rPr>
             </w:pPr>
             <w:r>
               <w:rPr>
-                <w:rFonts w:hint="eastAsia"/>
+                <w:rFonts w:asciiTheme="minorEastAsia" w:eastAsiaTheme="minorEastAsia" w:hAnsiTheme="minorEastAsia" w:hint="eastAsia"/>
                 <w:sz w:val="12"/>
                 <w:szCs w:val="12"/>
               </w:rPr>
@@ -3723,6 +3847,7 @@
             </w:r>
             <w:r>
               <w:rPr>
+                <w:rFonts w:asciiTheme="minorEastAsia" w:eastAsiaTheme="minorEastAsia" w:hAnsiTheme="minorEastAsia"/>
                 <w:sz w:val="12"/>
                 <w:szCs w:val="12"/>
               </w:rPr>
@@ -3732,6 +3857,7 @@
           <w:p>
             <w:pPr>
               <w:rPr>
+                <w:rFonts w:asciiTheme="minorEastAsia" w:eastAsiaTheme="minorEastAsia" w:hAnsiTheme="minorEastAsia"/>
                 <w:sz w:val="12"/>
                 <w:szCs w:val="12"/>
               </w:rPr>
@@ -3740,36 +3866,22 @@
           <w:p>
             <w:pPr>
               <w:rPr>
+                <w:rFonts w:asciiTheme="minorEastAsia" w:eastAsiaTheme="minorEastAsia" w:hAnsiTheme="minorEastAsia"/>
                 <w:sz w:val="12"/>
                 <w:szCs w:val="12"/>
               </w:rPr>
             </w:pPr>
             <w:r>
               <w:rPr>
-                <w:rFonts w:hint="eastAsia"/>
+                <w:rFonts w:asciiTheme="minorEastAsia" w:eastAsiaTheme="minorEastAsia" w:hAnsiTheme="minorEastAsia" w:hint="eastAsia"/>
                 <w:sz w:val="12"/>
                 <w:szCs w:val="12"/>
               </w:rPr>
-              <w:t xml:space="preserve">제출 : </w:t>
+              <w:t>제출 : Server 브라우저 출력화면 (</w:t>
             </w:r>
             <w:r>
               <w:rPr>
-                <w:rFonts w:hint="eastAsia"/>
-                <w:sz w:val="12"/>
-                <w:szCs w:val="12"/>
-              </w:rPr>
-              <w:t>Server 브라우저 출력화면</w:t>
-            </w:r>
-            <w:r>
-              <w:rPr>
-                <w:rFonts w:hint="eastAsia"/>
-                <w:sz w:val="12"/>
-                <w:szCs w:val="12"/>
-              </w:rPr>
-              <w:t xml:space="preserve"> (</w:t>
-            </w:r>
-            <w:r>
-              <w:rPr>
+                <w:rFonts w:asciiTheme="minorEastAsia" w:eastAsiaTheme="minorEastAsia" w:hAnsiTheme="minorEastAsia"/>
                 <w:sz w:val="12"/>
                 <w:szCs w:val="12"/>
               </w:rPr>
@@ -3777,7 +3889,7 @@
             </w:r>
             <w:r>
               <w:rPr>
-                <w:rFonts w:hint="eastAsia"/>
+                <w:rFonts w:asciiTheme="minorEastAsia" w:eastAsiaTheme="minorEastAsia" w:hAnsiTheme="minorEastAsia" w:hint="eastAsia"/>
                 <w:sz w:val="12"/>
                 <w:szCs w:val="12"/>
               </w:rPr>
@@ -3794,14 +3906,14 @@
             <w:pPr>
               <w:jc w:val="center"/>
               <w:rPr>
-                <w:rFonts w:hint="eastAsia"/>
+                <w:rFonts w:asciiTheme="minorEastAsia" w:eastAsiaTheme="minorEastAsia" w:hAnsiTheme="minorEastAsia" w:hint="eastAsia"/>
                 <w:sz w:val="12"/>
                 <w:szCs w:val="12"/>
               </w:rPr>
             </w:pPr>
             <w:r>
               <w:rPr>
-                <w:rFonts w:hint="eastAsia"/>
+                <w:rFonts w:asciiTheme="minorEastAsia" w:eastAsiaTheme="minorEastAsia" w:hAnsiTheme="minorEastAsia" w:hint="eastAsia"/>
                 <w:sz w:val="12"/>
                 <w:szCs w:val="12"/>
               </w:rPr>
@@ -3818,6 +3930,7 @@
             <w:pPr>
               <w:jc w:val="center"/>
               <w:rPr>
+                <w:rFonts w:asciiTheme="minorEastAsia" w:eastAsiaTheme="minorEastAsia" w:hAnsiTheme="minorEastAsia"/>
                 <w:sz w:val="12"/>
                 <w:szCs w:val="12"/>
               </w:rPr>
@@ -3825,7 +3938,7 @@
             <w:r>
               <w:rPr>
                 <w:rStyle w:val="HTMLCode"/>
-                <w:rFonts w:eastAsia="BatangChe"/>
+                <w:rFonts w:asciiTheme="minorEastAsia" w:eastAsiaTheme="minorEastAsia" w:hAnsiTheme="minorEastAsia"/>
               </w:rPr>
               <w:t>○</w:t>
             </w:r>
@@ -3839,7 +3952,7 @@
           <w:p>
             <w:pPr>
               <w:rPr>
-                <w:rFonts w:cs="Times New Roman"/>
+                <w:rFonts w:asciiTheme="minorEastAsia" w:eastAsiaTheme="minorEastAsia" w:hAnsiTheme="minorEastAsia" w:cs="Times New Roman"/>
                 <w:color w:val="auto"/>
                 <w:kern w:val="2"/>
                 <w:sz w:val="12"/>
@@ -3848,7 +3961,7 @@
             </w:pPr>
             <w:r>
               <w:rPr>
-                <w:rFonts w:cs="Times New Roman"/>
+                <w:rFonts w:asciiTheme="minorEastAsia" w:eastAsiaTheme="minorEastAsia" w:hAnsiTheme="minorEastAsia" w:cs="Times New Roman"/>
                 <w:noProof/>
                 <w:color w:val="auto"/>
                 <w:kern w:val="2"/>
@@ -3913,13 +4026,14 @@
             <w:pPr>
               <w:jc w:val="center"/>
               <w:rPr>
+                <w:rFonts w:asciiTheme="minorEastAsia" w:eastAsiaTheme="minorEastAsia" w:hAnsiTheme="minorEastAsia"/>
                 <w:sz w:val="12"/>
                 <w:szCs w:val="12"/>
               </w:rPr>
             </w:pPr>
             <w:r>
               <w:rPr>
-                <w:rFonts w:hint="eastAsia"/>
+                <w:rFonts w:asciiTheme="minorEastAsia" w:eastAsiaTheme="minorEastAsia" w:hAnsiTheme="minorEastAsia" w:hint="eastAsia"/>
                 <w:sz w:val="12"/>
                 <w:szCs w:val="12"/>
               </w:rPr>
@@ -3936,13 +4050,14 @@
             <w:pPr>
               <w:jc w:val="center"/>
               <w:rPr>
+                <w:rFonts w:asciiTheme="minorEastAsia" w:eastAsiaTheme="minorEastAsia" w:hAnsiTheme="minorEastAsia"/>
                 <w:sz w:val="12"/>
                 <w:szCs w:val="12"/>
               </w:rPr>
             </w:pPr>
             <w:r>
               <w:rPr>
-                <w:rFonts w:hint="eastAsia"/>
+                <w:rFonts w:asciiTheme="minorEastAsia" w:eastAsiaTheme="minorEastAsia" w:hAnsiTheme="minorEastAsia" w:hint="eastAsia"/>
                 <w:sz w:val="12"/>
                 <w:szCs w:val="12"/>
               </w:rPr>
@@ -3953,13 +4068,14 @@
             <w:pPr>
               <w:jc w:val="center"/>
               <w:rPr>
+                <w:rFonts w:asciiTheme="minorEastAsia" w:eastAsiaTheme="minorEastAsia" w:hAnsiTheme="minorEastAsia"/>
                 <w:sz w:val="12"/>
                 <w:szCs w:val="12"/>
               </w:rPr>
             </w:pPr>
             <w:r>
               <w:rPr>
-                <w:rFonts w:hint="eastAsia"/>
+                <w:rFonts w:asciiTheme="minorEastAsia" w:eastAsiaTheme="minorEastAsia" w:hAnsiTheme="minorEastAsia" w:hint="eastAsia"/>
                 <w:sz w:val="12"/>
                 <w:szCs w:val="12"/>
               </w:rPr>
@@ -3975,13 +4091,14 @@
             <w:pPr>
               <w:jc w:val="left"/>
               <w:rPr>
+                <w:rFonts w:asciiTheme="minorEastAsia" w:eastAsiaTheme="minorEastAsia" w:hAnsiTheme="minorEastAsia"/>
                 <w:sz w:val="12"/>
                 <w:szCs w:val="12"/>
               </w:rPr>
             </w:pPr>
             <w:r>
               <w:rPr>
-                <w:rFonts w:hint="eastAsia"/>
+                <w:rFonts w:asciiTheme="minorEastAsia" w:eastAsiaTheme="minorEastAsia" w:hAnsiTheme="minorEastAsia" w:hint="eastAsia"/>
                 <w:sz w:val="12"/>
                 <w:szCs w:val="12"/>
               </w:rPr>
@@ -3996,13 +4113,14 @@
           <w:p>
             <w:pPr>
               <w:rPr>
+                <w:rFonts w:asciiTheme="minorEastAsia" w:eastAsiaTheme="minorEastAsia" w:hAnsiTheme="minorEastAsia"/>
                 <w:sz w:val="12"/>
                 <w:szCs w:val="12"/>
               </w:rPr>
             </w:pPr>
             <w:r>
               <w:rPr>
-                <w:rFonts w:hint="eastAsia"/>
+                <w:rFonts w:asciiTheme="minorEastAsia" w:eastAsiaTheme="minorEastAsia" w:hAnsiTheme="minorEastAsia" w:hint="eastAsia"/>
                 <w:sz w:val="12"/>
                 <w:szCs w:val="12"/>
               </w:rPr>
@@ -4010,6 +4128,7 @@
             </w:r>
             <w:r>
               <w:rPr>
+                <w:rFonts w:asciiTheme="minorEastAsia" w:eastAsiaTheme="minorEastAsia" w:hAnsiTheme="minorEastAsia"/>
                 <w:sz w:val="12"/>
                 <w:szCs w:val="12"/>
               </w:rPr>
@@ -4019,6 +4138,7 @@
           <w:p>
             <w:pPr>
               <w:rPr>
+                <w:rFonts w:asciiTheme="minorEastAsia" w:eastAsiaTheme="minorEastAsia" w:hAnsiTheme="minorEastAsia"/>
                 <w:sz w:val="12"/>
                 <w:szCs w:val="12"/>
               </w:rPr>
@@ -4027,25 +4147,18 @@
           <w:p>
             <w:pPr>
               <w:rPr>
+                <w:rFonts w:asciiTheme="minorEastAsia" w:eastAsiaTheme="minorEastAsia" w:hAnsiTheme="minorEastAsia"/>
                 <w:sz w:val="12"/>
                 <w:szCs w:val="12"/>
               </w:rPr>
             </w:pPr>
             <w:r>
               <w:rPr>
-                <w:rFonts w:hint="eastAsia"/>
+                <w:rFonts w:asciiTheme="minorEastAsia" w:eastAsiaTheme="minorEastAsia" w:hAnsiTheme="minorEastAsia" w:hint="eastAsia"/>
                 <w:sz w:val="12"/>
                 <w:szCs w:val="12"/>
               </w:rPr>
-              <w:t xml:space="preserve">제출 : </w:t>
-            </w:r>
-            <w:r>
-              <w:rPr>
-                <w:rFonts w:hint="eastAsia"/>
-                <w:sz w:val="12"/>
-                <w:szCs w:val="12"/>
-              </w:rPr>
-              <w:t>Client 시작 화면</w:t>
+              <w:t>제출 : Client 시작 화면</w:t>
             </w:r>
           </w:p>
         </w:tc>
@@ -4058,14 +4171,14 @@
             <w:pPr>
               <w:jc w:val="center"/>
               <w:rPr>
-                <w:rFonts w:hint="eastAsia"/>
+                <w:rFonts w:asciiTheme="minorEastAsia" w:eastAsiaTheme="minorEastAsia" w:hAnsiTheme="minorEastAsia" w:hint="eastAsia"/>
                 <w:sz w:val="12"/>
                 <w:szCs w:val="12"/>
               </w:rPr>
             </w:pPr>
             <w:r>
               <w:rPr>
-                <w:rFonts w:hint="eastAsia"/>
+                <w:rFonts w:asciiTheme="minorEastAsia" w:eastAsiaTheme="minorEastAsia" w:hAnsiTheme="minorEastAsia" w:hint="eastAsia"/>
                 <w:sz w:val="12"/>
                 <w:szCs w:val="12"/>
               </w:rPr>
@@ -4082,6 +4195,7 @@
             <w:pPr>
               <w:jc w:val="center"/>
               <w:rPr>
+                <w:rFonts w:asciiTheme="minorEastAsia" w:eastAsiaTheme="minorEastAsia" w:hAnsiTheme="minorEastAsia"/>
                 <w:sz w:val="12"/>
                 <w:szCs w:val="12"/>
               </w:rPr>
@@ -4089,7 +4203,7 @@
             <w:r>
               <w:rPr>
                 <w:rStyle w:val="HTMLCode"/>
-                <w:rFonts w:eastAsia="BatangChe"/>
+                <w:rFonts w:asciiTheme="minorEastAsia" w:eastAsiaTheme="minorEastAsia" w:hAnsiTheme="minorEastAsia"/>
               </w:rPr>
               <w:t>○</w:t>
             </w:r>
@@ -4103,7 +4217,7 @@
           <w:p>
             <w:pPr>
               <w:rPr>
-                <w:rFonts w:cs="Times New Roman"/>
+                <w:rFonts w:asciiTheme="minorEastAsia" w:eastAsiaTheme="minorEastAsia" w:hAnsiTheme="minorEastAsia" w:cs="Times New Roman"/>
                 <w:color w:val="auto"/>
                 <w:kern w:val="2"/>
                 <w:sz w:val="12"/>
@@ -4114,7 +4228,7 @@
           <w:p>
             <w:pPr>
               <w:rPr>
-                <w:rFonts w:cs="Times New Roman"/>
+                <w:rFonts w:asciiTheme="minorEastAsia" w:eastAsiaTheme="minorEastAsia" w:hAnsiTheme="minorEastAsia" w:cs="Times New Roman"/>
                 <w:color w:val="auto"/>
                 <w:kern w:val="2"/>
                 <w:sz w:val="12"/>
@@ -4123,7 +4237,7 @@
             </w:pPr>
             <w:r>
               <w:rPr>
-                <w:rFonts w:cs="Times New Roman"/>
+                <w:rFonts w:asciiTheme="minorEastAsia" w:eastAsiaTheme="minorEastAsia" w:hAnsiTheme="minorEastAsia" w:cs="Times New Roman"/>
                 <w:noProof/>
                 <w:color w:val="auto"/>
                 <w:kern w:val="2"/>
@@ -4176,7 +4290,7 @@
           <w:p>
             <w:pPr>
               <w:rPr>
-                <w:rFonts w:cs="Times New Roman"/>
+                <w:rFonts w:asciiTheme="minorEastAsia" w:eastAsiaTheme="minorEastAsia" w:hAnsiTheme="minorEastAsia" w:cs="Times New Roman"/>
                 <w:color w:val="auto"/>
                 <w:kern w:val="2"/>
                 <w:sz w:val="12"/>
@@ -4199,13 +4313,14 @@
             <w:pPr>
               <w:jc w:val="center"/>
               <w:rPr>
+                <w:rFonts w:asciiTheme="minorEastAsia" w:eastAsiaTheme="minorEastAsia" w:hAnsiTheme="minorEastAsia"/>
                 <w:sz w:val="12"/>
                 <w:szCs w:val="12"/>
               </w:rPr>
             </w:pPr>
             <w:r>
               <w:rPr>
-                <w:rFonts w:hint="eastAsia"/>
+                <w:rFonts w:asciiTheme="minorEastAsia" w:eastAsiaTheme="minorEastAsia" w:hAnsiTheme="minorEastAsia" w:hint="eastAsia"/>
                 <w:sz w:val="12"/>
                 <w:szCs w:val="12"/>
               </w:rPr>
@@ -4222,13 +4337,14 @@
             <w:pPr>
               <w:jc w:val="center"/>
               <w:rPr>
+                <w:rFonts w:asciiTheme="minorEastAsia" w:eastAsiaTheme="minorEastAsia" w:hAnsiTheme="minorEastAsia"/>
                 <w:sz w:val="12"/>
                 <w:szCs w:val="12"/>
               </w:rPr>
             </w:pPr>
             <w:r>
               <w:rPr>
-                <w:rFonts w:hint="eastAsia"/>
+                <w:rFonts w:asciiTheme="minorEastAsia" w:eastAsiaTheme="minorEastAsia" w:hAnsiTheme="minorEastAsia" w:hint="eastAsia"/>
                 <w:sz w:val="12"/>
                 <w:szCs w:val="12"/>
               </w:rPr>
@@ -4239,13 +4355,14 @@
             <w:pPr>
               <w:jc w:val="center"/>
               <w:rPr>
+                <w:rFonts w:asciiTheme="minorEastAsia" w:eastAsiaTheme="minorEastAsia" w:hAnsiTheme="minorEastAsia"/>
                 <w:sz w:val="12"/>
                 <w:szCs w:val="12"/>
               </w:rPr>
             </w:pPr>
             <w:r>
               <w:rPr>
-                <w:rFonts w:hint="eastAsia"/>
+                <w:rFonts w:asciiTheme="minorEastAsia" w:eastAsiaTheme="minorEastAsia" w:hAnsiTheme="minorEastAsia" w:hint="eastAsia"/>
                 <w:sz w:val="12"/>
                 <w:szCs w:val="12"/>
               </w:rPr>
@@ -4261,13 +4378,14 @@
             <w:pPr>
               <w:jc w:val="left"/>
               <w:rPr>
+                <w:rFonts w:asciiTheme="minorEastAsia" w:eastAsiaTheme="minorEastAsia" w:hAnsiTheme="minorEastAsia"/>
                 <w:sz w:val="12"/>
                 <w:szCs w:val="12"/>
               </w:rPr>
             </w:pPr>
             <w:r>
               <w:rPr>
-                <w:rFonts w:hint="eastAsia"/>
+                <w:rFonts w:asciiTheme="minorEastAsia" w:eastAsiaTheme="minorEastAsia" w:hAnsiTheme="minorEastAsia" w:hint="eastAsia"/>
                 <w:sz w:val="12"/>
                 <w:szCs w:val="12"/>
               </w:rPr>
@@ -4282,13 +4400,14 @@
           <w:p>
             <w:pPr>
               <w:rPr>
+                <w:rFonts w:asciiTheme="minorEastAsia" w:eastAsiaTheme="minorEastAsia" w:hAnsiTheme="minorEastAsia"/>
                 <w:sz w:val="12"/>
                 <w:szCs w:val="12"/>
               </w:rPr>
             </w:pPr>
             <w:r>
               <w:rPr>
-                <w:rFonts w:hint="eastAsia"/>
+                <w:rFonts w:asciiTheme="minorEastAsia" w:eastAsiaTheme="minorEastAsia" w:hAnsiTheme="minorEastAsia" w:hint="eastAsia"/>
                 <w:sz w:val="12"/>
                 <w:szCs w:val="12"/>
               </w:rPr>
@@ -4296,6 +4415,7 @@
             </w:r>
             <w:r>
               <w:rPr>
+                <w:rFonts w:asciiTheme="minorEastAsia" w:eastAsiaTheme="minorEastAsia" w:hAnsiTheme="minorEastAsia"/>
                 <w:sz w:val="12"/>
                 <w:szCs w:val="12"/>
               </w:rPr>
@@ -4305,6 +4425,7 @@
           <w:p>
             <w:pPr>
               <w:rPr>
+                <w:rFonts w:asciiTheme="minorEastAsia" w:eastAsiaTheme="minorEastAsia" w:hAnsiTheme="minorEastAsia"/>
                 <w:sz w:val="12"/>
                 <w:szCs w:val="12"/>
               </w:rPr>
@@ -4313,36 +4434,22 @@
           <w:p>
             <w:pPr>
               <w:rPr>
+                <w:rFonts w:asciiTheme="minorEastAsia" w:eastAsiaTheme="minorEastAsia" w:hAnsiTheme="minorEastAsia"/>
                 <w:sz w:val="12"/>
                 <w:szCs w:val="12"/>
               </w:rPr>
             </w:pPr>
             <w:r>
               <w:rPr>
-                <w:rFonts w:hint="eastAsia"/>
+                <w:rFonts w:asciiTheme="minorEastAsia" w:eastAsiaTheme="minorEastAsia" w:hAnsiTheme="minorEastAsia" w:hint="eastAsia"/>
                 <w:sz w:val="12"/>
                 <w:szCs w:val="12"/>
               </w:rPr>
-              <w:t xml:space="preserve">제출 : </w:t>
+              <w:t>제출 : Client 동기화 완료 화면(</w:t>
             </w:r>
             <w:r>
               <w:rPr>
-                <w:rFonts w:hint="eastAsia"/>
-                <w:sz w:val="12"/>
-                <w:szCs w:val="12"/>
-              </w:rPr>
-              <w:t>Client 동기화 완료 화면</w:t>
-            </w:r>
-            <w:r>
-              <w:rPr>
-                <w:rFonts w:hint="eastAsia"/>
-                <w:sz w:val="12"/>
-                <w:szCs w:val="12"/>
-              </w:rPr>
-              <w:t>(</w:t>
-            </w:r>
-            <w:r>
-              <w:rPr>
+                <w:rFonts w:asciiTheme="minorEastAsia" w:eastAsiaTheme="minorEastAsia" w:hAnsiTheme="minorEastAsia"/>
                 <w:sz w:val="12"/>
                 <w:szCs w:val="12"/>
               </w:rPr>
@@ -4350,7 +4457,7 @@
             </w:r>
             <w:r>
               <w:rPr>
-                <w:rFonts w:hint="eastAsia"/>
+                <w:rFonts w:asciiTheme="minorEastAsia" w:eastAsiaTheme="minorEastAsia" w:hAnsiTheme="minorEastAsia" w:hint="eastAsia"/>
                 <w:sz w:val="12"/>
                 <w:szCs w:val="12"/>
               </w:rPr>
@@ -4367,13 +4474,14 @@
             <w:pPr>
               <w:jc w:val="center"/>
               <w:rPr>
+                <w:rFonts w:asciiTheme="minorEastAsia" w:eastAsiaTheme="minorEastAsia" w:hAnsiTheme="minorEastAsia"/>
                 <w:sz w:val="12"/>
                 <w:szCs w:val="12"/>
               </w:rPr>
             </w:pPr>
             <w:r>
               <w:rPr>
-                <w:rFonts w:hint="eastAsia"/>
+                <w:rFonts w:asciiTheme="minorEastAsia" w:eastAsiaTheme="minorEastAsia" w:hAnsiTheme="minorEastAsia" w:hint="eastAsia"/>
                 <w:sz w:val="12"/>
                 <w:szCs w:val="12"/>
               </w:rPr>
@@ -4390,6 +4498,7 @@
             <w:pPr>
               <w:jc w:val="center"/>
               <w:rPr>
+                <w:rFonts w:asciiTheme="minorEastAsia" w:eastAsiaTheme="minorEastAsia" w:hAnsiTheme="minorEastAsia"/>
                 <w:sz w:val="12"/>
                 <w:szCs w:val="12"/>
               </w:rPr>
@@ -4397,7 +4506,7 @@
             <w:r>
               <w:rPr>
                 <w:rStyle w:val="HTMLCode"/>
-                <w:rFonts w:eastAsia="BatangChe"/>
+                <w:rFonts w:asciiTheme="minorEastAsia" w:eastAsiaTheme="minorEastAsia" w:hAnsiTheme="minorEastAsia"/>
               </w:rPr>
               <w:t>○</w:t>
             </w:r>
@@ -4411,7 +4520,7 @@
           <w:p>
             <w:pPr>
               <w:rPr>
-                <w:rFonts w:cs="Times New Roman"/>
+                <w:rFonts w:asciiTheme="minorEastAsia" w:eastAsiaTheme="minorEastAsia" w:hAnsiTheme="minorEastAsia" w:cs="Times New Roman"/>
                 <w:color w:val="auto"/>
                 <w:kern w:val="2"/>
                 <w:sz w:val="12"/>
@@ -4422,7 +4531,7 @@
           <w:p>
             <w:pPr>
               <w:rPr>
-                <w:rFonts w:cs="Times New Roman"/>
+                <w:rFonts w:asciiTheme="minorEastAsia" w:eastAsiaTheme="minorEastAsia" w:hAnsiTheme="minorEastAsia" w:cs="Times New Roman"/>
                 <w:color w:val="auto"/>
                 <w:kern w:val="2"/>
                 <w:sz w:val="12"/>
@@ -4433,7 +4542,7 @@
           <w:p>
             <w:pPr>
               <w:rPr>
-                <w:rFonts w:cs="Times New Roman"/>
+                <w:rFonts w:asciiTheme="minorEastAsia" w:eastAsiaTheme="minorEastAsia" w:hAnsiTheme="minorEastAsia" w:cs="Times New Roman"/>
                 <w:color w:val="auto"/>
                 <w:kern w:val="2"/>
                 <w:sz w:val="12"/>
@@ -4442,7 +4551,7 @@
             </w:pPr>
             <w:r>
               <w:rPr>
-                <w:rFonts w:cs="Times New Roman"/>
+                <w:rFonts w:asciiTheme="minorEastAsia" w:eastAsiaTheme="minorEastAsia" w:hAnsiTheme="minorEastAsia" w:cs="Times New Roman"/>
                 <w:noProof/>
                 <w:color w:val="auto"/>
                 <w:kern w:val="2"/>
@@ -4495,7 +4604,7 @@
           <w:p>
             <w:pPr>
               <w:rPr>
-                <w:rFonts w:cs="Times New Roman"/>
+                <w:rFonts w:asciiTheme="minorEastAsia" w:eastAsiaTheme="minorEastAsia" w:hAnsiTheme="minorEastAsia" w:cs="Times New Roman"/>
                 <w:color w:val="auto"/>
                 <w:kern w:val="2"/>
                 <w:sz w:val="12"/>
@@ -4506,7 +4615,7 @@
           <w:p>
             <w:pPr>
               <w:rPr>
-                <w:rFonts w:cs="Times New Roman"/>
+                <w:rFonts w:asciiTheme="minorEastAsia" w:eastAsiaTheme="minorEastAsia" w:hAnsiTheme="minorEastAsia" w:cs="Times New Roman"/>
                 <w:color w:val="auto"/>
                 <w:kern w:val="2"/>
                 <w:sz w:val="12"/>
@@ -4530,13 +4639,14 @@
             <w:pPr>
               <w:jc w:val="center"/>
               <w:rPr>
+                <w:rFonts w:asciiTheme="minorEastAsia" w:eastAsiaTheme="minorEastAsia" w:hAnsiTheme="minorEastAsia"/>
                 <w:sz w:val="12"/>
                 <w:szCs w:val="12"/>
               </w:rPr>
             </w:pPr>
             <w:r>
               <w:rPr>
-                <w:rFonts w:hint="eastAsia"/>
+                <w:rFonts w:asciiTheme="minorEastAsia" w:eastAsiaTheme="minorEastAsia" w:hAnsiTheme="minorEastAsia" w:hint="eastAsia"/>
                 <w:sz w:val="12"/>
                 <w:szCs w:val="12"/>
               </w:rPr>
@@ -4554,13 +4664,14 @@
             <w:pPr>
               <w:jc w:val="center"/>
               <w:rPr>
+                <w:rFonts w:asciiTheme="minorEastAsia" w:eastAsiaTheme="minorEastAsia" w:hAnsiTheme="minorEastAsia"/>
                 <w:sz w:val="12"/>
                 <w:szCs w:val="12"/>
               </w:rPr>
             </w:pPr>
             <w:r>
               <w:rPr>
-                <w:rFonts w:hint="eastAsia"/>
+                <w:rFonts w:asciiTheme="minorEastAsia" w:eastAsiaTheme="minorEastAsia" w:hAnsiTheme="minorEastAsia" w:hint="eastAsia"/>
                 <w:sz w:val="12"/>
                 <w:szCs w:val="12"/>
               </w:rPr>
@@ -4571,13 +4682,14 @@
             <w:pPr>
               <w:jc w:val="center"/>
               <w:rPr>
+                <w:rFonts w:asciiTheme="minorEastAsia" w:eastAsiaTheme="minorEastAsia" w:hAnsiTheme="minorEastAsia"/>
                 <w:sz w:val="12"/>
                 <w:szCs w:val="12"/>
               </w:rPr>
             </w:pPr>
             <w:r>
               <w:rPr>
-                <w:rFonts w:hint="eastAsia"/>
+                <w:rFonts w:asciiTheme="minorEastAsia" w:eastAsiaTheme="minorEastAsia" w:hAnsiTheme="minorEastAsia" w:hint="eastAsia"/>
                 <w:sz w:val="12"/>
                 <w:szCs w:val="12"/>
               </w:rPr>
@@ -4594,6 +4706,7 @@
             <w:pPr>
               <w:jc w:val="left"/>
               <w:rPr>
+                <w:rFonts w:asciiTheme="minorEastAsia" w:eastAsiaTheme="minorEastAsia" w:hAnsiTheme="minorEastAsia"/>
                 <w:sz w:val="12"/>
                 <w:szCs w:val="12"/>
               </w:rPr>
@@ -4601,7 +4714,7 @@
             <w:proofErr w:type="spellStart"/>
             <w:r>
               <w:rPr>
-                <w:rFonts w:hint="eastAsia"/>
+                <w:rFonts w:asciiTheme="minorEastAsia" w:eastAsiaTheme="minorEastAsia" w:hAnsiTheme="minorEastAsia" w:hint="eastAsia"/>
                 <w:sz w:val="12"/>
                 <w:szCs w:val="12"/>
               </w:rPr>
@@ -4610,7 +4723,7 @@
             <w:proofErr w:type="spellEnd"/>
             <w:r>
               <w:rPr>
-                <w:rFonts w:hint="eastAsia"/>
+                <w:rFonts w:asciiTheme="minorEastAsia" w:eastAsiaTheme="minorEastAsia" w:hAnsiTheme="minorEastAsia" w:hint="eastAsia"/>
                 <w:sz w:val="12"/>
                 <w:szCs w:val="12"/>
               </w:rPr>
@@ -4625,13 +4738,14 @@
           <w:p>
             <w:pPr>
               <w:rPr>
+                <w:rFonts w:asciiTheme="minorEastAsia" w:eastAsiaTheme="minorEastAsia" w:hAnsiTheme="minorEastAsia"/>
                 <w:sz w:val="12"/>
                 <w:szCs w:val="12"/>
               </w:rPr>
             </w:pPr>
             <w:r>
               <w:rPr>
-                <w:rFonts w:hint="eastAsia"/>
+                <w:rFonts w:asciiTheme="minorEastAsia" w:eastAsiaTheme="minorEastAsia" w:hAnsiTheme="minorEastAsia" w:hint="eastAsia"/>
                 <w:sz w:val="12"/>
                 <w:szCs w:val="12"/>
               </w:rPr>
@@ -4640,6 +4754,7 @@
             <w:proofErr w:type="spellStart"/>
             <w:r>
               <w:rPr>
+                <w:rFonts w:asciiTheme="minorEastAsia" w:eastAsiaTheme="minorEastAsia" w:hAnsiTheme="minorEastAsia"/>
                 <w:sz w:val="12"/>
                 <w:szCs w:val="12"/>
               </w:rPr>
@@ -4648,6 +4763,7 @@
             <w:proofErr w:type="spellEnd"/>
             <w:r>
               <w:rPr>
+                <w:rFonts w:asciiTheme="minorEastAsia" w:eastAsiaTheme="minorEastAsia" w:hAnsiTheme="minorEastAsia"/>
                 <w:sz w:val="12"/>
                 <w:szCs w:val="12"/>
               </w:rPr>
@@ -4657,6 +4773,7 @@
           <w:p>
             <w:pPr>
               <w:rPr>
+                <w:rFonts w:asciiTheme="minorEastAsia" w:eastAsiaTheme="minorEastAsia" w:hAnsiTheme="minorEastAsia"/>
                 <w:sz w:val="12"/>
                 <w:szCs w:val="12"/>
               </w:rPr>
@@ -4666,13 +4783,14 @@
             <w:pPr>
               <w:ind w:firstLineChars="100" w:firstLine="120"/>
               <w:rPr>
+                <w:rFonts w:asciiTheme="minorEastAsia" w:eastAsiaTheme="minorEastAsia" w:hAnsiTheme="minorEastAsia"/>
                 <w:sz w:val="12"/>
                 <w:szCs w:val="12"/>
               </w:rPr>
             </w:pPr>
             <w:r>
               <w:rPr>
-                <w:rFonts w:hint="eastAsia"/>
+                <w:rFonts w:asciiTheme="minorEastAsia" w:eastAsiaTheme="minorEastAsia" w:hAnsiTheme="minorEastAsia" w:hint="eastAsia"/>
                 <w:sz w:val="12"/>
                 <w:szCs w:val="12"/>
               </w:rPr>
@@ -4680,6 +4798,7 @@
             </w:r>
             <w:r>
               <w:rPr>
+                <w:rFonts w:asciiTheme="minorEastAsia" w:eastAsiaTheme="minorEastAsia" w:hAnsiTheme="minorEastAsia"/>
                 <w:sz w:val="12"/>
                 <w:szCs w:val="12"/>
               </w:rPr>
@@ -4688,6 +4807,7 @@
             <w:proofErr w:type="gramStart"/>
             <w:r>
               <w:rPr>
+                <w:rFonts w:asciiTheme="minorEastAsia" w:eastAsiaTheme="minorEastAsia" w:hAnsiTheme="minorEastAsia"/>
                 <w:sz w:val="12"/>
                 <w:szCs w:val="12"/>
               </w:rPr>
@@ -4696,6 +4816,7 @@
             <w:proofErr w:type="gramEnd"/>
             <w:r>
               <w:rPr>
+                <w:rFonts w:asciiTheme="minorEastAsia" w:eastAsiaTheme="minorEastAsia" w:hAnsiTheme="minorEastAsia"/>
                 <w:sz w:val="12"/>
                 <w:szCs w:val="12"/>
               </w:rPr>
@@ -4706,13 +4827,14 @@
             <w:pPr>
               <w:ind w:firstLineChars="100" w:firstLine="120"/>
               <w:rPr>
+                <w:rFonts w:asciiTheme="minorEastAsia" w:eastAsiaTheme="minorEastAsia" w:hAnsiTheme="minorEastAsia"/>
                 <w:sz w:val="12"/>
                 <w:szCs w:val="12"/>
               </w:rPr>
             </w:pPr>
             <w:r>
               <w:rPr>
-                <w:rFonts w:hint="eastAsia"/>
+                <w:rFonts w:asciiTheme="minorEastAsia" w:eastAsiaTheme="minorEastAsia" w:hAnsiTheme="minorEastAsia" w:hint="eastAsia"/>
                 <w:sz w:val="12"/>
                 <w:szCs w:val="12"/>
               </w:rPr>
@@ -4720,6 +4842,7 @@
             </w:r>
             <w:r>
               <w:rPr>
+                <w:rFonts w:asciiTheme="minorEastAsia" w:eastAsiaTheme="minorEastAsia" w:hAnsiTheme="minorEastAsia"/>
                 <w:sz w:val="12"/>
                 <w:szCs w:val="12"/>
               </w:rPr>
@@ -4727,7 +4850,7 @@
             </w:r>
             <w:r>
               <w:rPr>
-                <w:rFonts w:hint="eastAsia"/>
+                <w:rFonts w:asciiTheme="minorEastAsia" w:eastAsiaTheme="minorEastAsia" w:hAnsiTheme="minorEastAsia" w:hint="eastAsia"/>
                 <w:sz w:val="12"/>
                 <w:szCs w:val="12"/>
               </w:rPr>
@@ -4736,7 +4859,7 @@
             <w:proofErr w:type="gramStart"/>
             <w:r>
               <w:rPr>
-                <w:rFonts w:hint="eastAsia"/>
+                <w:rFonts w:asciiTheme="minorEastAsia" w:eastAsiaTheme="minorEastAsia" w:hAnsiTheme="minorEastAsia" w:hint="eastAsia"/>
                 <w:sz w:val="12"/>
                 <w:szCs w:val="12"/>
               </w:rPr>
@@ -4754,6 +4877,7 @@
             <w:pPr>
               <w:jc w:val="center"/>
               <w:rPr>
+                <w:rFonts w:asciiTheme="minorEastAsia" w:eastAsiaTheme="minorEastAsia" w:hAnsiTheme="minorEastAsia"/>
                 <w:sz w:val="12"/>
                 <w:szCs w:val="12"/>
               </w:rPr>
@@ -4769,6 +4893,7 @@
             <w:pPr>
               <w:jc w:val="center"/>
               <w:rPr>
+                <w:rFonts w:asciiTheme="minorEastAsia" w:eastAsiaTheme="minorEastAsia" w:hAnsiTheme="minorEastAsia"/>
                 <w:sz w:val="12"/>
                 <w:szCs w:val="12"/>
               </w:rPr>
@@ -4783,7 +4908,7 @@
           <w:p>
             <w:pPr>
               <w:rPr>
-                <w:rFonts w:cs="Times New Roman"/>
+                <w:rFonts w:asciiTheme="minorEastAsia" w:eastAsiaTheme="minorEastAsia" w:hAnsiTheme="minorEastAsia" w:cs="Times New Roman"/>
                 <w:color w:val="auto"/>
                 <w:kern w:val="2"/>
                 <w:sz w:val="12"/>
@@ -4792,7 +4917,7 @@
             </w:pPr>
             <w:r>
               <w:rPr>
-                <w:rFonts w:cs="Times New Roman"/>
+                <w:rFonts w:asciiTheme="minorEastAsia" w:eastAsiaTheme="minorEastAsia" w:hAnsiTheme="minorEastAsia" w:cs="Times New Roman"/>
                 <w:color w:val="auto"/>
                 <w:kern w:val="2"/>
                 <w:sz w:val="12"/>
@@ -4801,6 +4926,9 @@
               <w:t xml:space="preserve">               </w:t>
             </w:r>
             <w:r>
+              <w:rPr>
+                <w:rFonts w:asciiTheme="minorEastAsia" w:eastAsiaTheme="minorEastAsia" w:hAnsiTheme="minorEastAsia"/>
+              </w:rPr>
               <w:t>N/A</w:t>
             </w:r>
           </w:p>
@@ -4820,6 +4948,7 @@
             <w:pPr>
               <w:jc w:val="center"/>
               <w:rPr>
+                <w:rFonts w:asciiTheme="minorEastAsia" w:eastAsiaTheme="minorEastAsia" w:hAnsiTheme="minorEastAsia"/>
                 <w:sz w:val="12"/>
                 <w:szCs w:val="12"/>
               </w:rPr>
@@ -4836,6 +4965,7 @@
             <w:pPr>
               <w:jc w:val="center"/>
               <w:rPr>
+                <w:rFonts w:asciiTheme="minorEastAsia" w:eastAsiaTheme="minorEastAsia" w:hAnsiTheme="minorEastAsia"/>
                 <w:sz w:val="12"/>
                 <w:szCs w:val="12"/>
               </w:rPr>
@@ -4851,6 +4981,7 @@
             <w:pPr>
               <w:jc w:val="left"/>
               <w:rPr>
+                <w:rFonts w:asciiTheme="minorEastAsia" w:eastAsiaTheme="minorEastAsia" w:hAnsiTheme="minorEastAsia"/>
                 <w:sz w:val="12"/>
                 <w:szCs w:val="12"/>
               </w:rPr>
@@ -4864,6 +4995,7 @@
           <w:p>
             <w:pPr>
               <w:rPr>
+                <w:rFonts w:asciiTheme="minorEastAsia" w:eastAsiaTheme="minorEastAsia" w:hAnsiTheme="minorEastAsia"/>
                 <w:sz w:val="12"/>
                 <w:szCs w:val="12"/>
               </w:rPr>
@@ -4871,6 +5003,7 @@
             <w:proofErr w:type="spellStart"/>
             <w:r>
               <w:rPr>
+                <w:rFonts w:asciiTheme="minorEastAsia" w:eastAsiaTheme="minorEastAsia" w:hAnsiTheme="minorEastAsia"/>
                 <w:sz w:val="12"/>
                 <w:szCs w:val="12"/>
               </w:rPr>
@@ -4879,6 +5012,7 @@
             <w:proofErr w:type="spellEnd"/>
             <w:r>
               <w:rPr>
+                <w:rFonts w:asciiTheme="minorEastAsia" w:eastAsiaTheme="minorEastAsia" w:hAnsiTheme="minorEastAsia"/>
                 <w:sz w:val="12"/>
                 <w:szCs w:val="12"/>
               </w:rPr>
@@ -4888,6 +5022,7 @@
           <w:p>
             <w:pPr>
               <w:rPr>
+                <w:rFonts w:asciiTheme="minorEastAsia" w:eastAsiaTheme="minorEastAsia" w:hAnsiTheme="minorEastAsia"/>
                 <w:sz w:val="12"/>
                 <w:szCs w:val="12"/>
               </w:rPr>
@@ -4897,13 +5032,14 @@
             <w:pPr>
               <w:ind w:firstLineChars="100" w:firstLine="120"/>
               <w:rPr>
+                <w:rFonts w:asciiTheme="minorEastAsia" w:eastAsiaTheme="minorEastAsia" w:hAnsiTheme="minorEastAsia"/>
                 <w:sz w:val="12"/>
                 <w:szCs w:val="12"/>
               </w:rPr>
             </w:pPr>
             <w:r>
               <w:rPr>
-                <w:rFonts w:hint="eastAsia"/>
+                <w:rFonts w:asciiTheme="minorEastAsia" w:eastAsiaTheme="minorEastAsia" w:hAnsiTheme="minorEastAsia" w:hint="eastAsia"/>
                 <w:sz w:val="12"/>
                 <w:szCs w:val="12"/>
               </w:rPr>
@@ -4911,6 +5047,7 @@
             </w:r>
             <w:r>
               <w:rPr>
+                <w:rFonts w:asciiTheme="minorEastAsia" w:eastAsiaTheme="minorEastAsia" w:hAnsiTheme="minorEastAsia"/>
                 <w:sz w:val="12"/>
                 <w:szCs w:val="12"/>
               </w:rPr>
@@ -4919,6 +5056,7 @@
             <w:proofErr w:type="gramStart"/>
             <w:r>
               <w:rPr>
+                <w:rFonts w:asciiTheme="minorEastAsia" w:eastAsiaTheme="minorEastAsia" w:hAnsiTheme="minorEastAsia"/>
                 <w:sz w:val="12"/>
                 <w:szCs w:val="12"/>
               </w:rPr>
@@ -4927,6 +5065,7 @@
             <w:proofErr w:type="gramEnd"/>
             <w:r>
               <w:rPr>
+                <w:rFonts w:asciiTheme="minorEastAsia" w:eastAsiaTheme="minorEastAsia" w:hAnsiTheme="minorEastAsia"/>
                 <w:sz w:val="12"/>
                 <w:szCs w:val="12"/>
               </w:rPr>
@@ -4937,13 +5076,14 @@
             <w:pPr>
               <w:ind w:firstLineChars="100" w:firstLine="120"/>
               <w:rPr>
+                <w:rFonts w:asciiTheme="minorEastAsia" w:eastAsiaTheme="minorEastAsia" w:hAnsiTheme="minorEastAsia"/>
                 <w:sz w:val="12"/>
                 <w:szCs w:val="12"/>
               </w:rPr>
             </w:pPr>
             <w:r>
               <w:rPr>
-                <w:rFonts w:hint="eastAsia"/>
+                <w:rFonts w:asciiTheme="minorEastAsia" w:eastAsiaTheme="minorEastAsia" w:hAnsiTheme="minorEastAsia" w:hint="eastAsia"/>
                 <w:sz w:val="12"/>
                 <w:szCs w:val="12"/>
               </w:rPr>
@@ -4951,6 +5091,7 @@
             </w:r>
             <w:r>
               <w:rPr>
+                <w:rFonts w:asciiTheme="minorEastAsia" w:eastAsiaTheme="minorEastAsia" w:hAnsiTheme="minorEastAsia"/>
                 <w:sz w:val="12"/>
                 <w:szCs w:val="12"/>
               </w:rPr>
@@ -4958,7 +5099,7 @@
             </w:r>
             <w:r>
               <w:rPr>
-                <w:rFonts w:hint="eastAsia"/>
+                <w:rFonts w:asciiTheme="minorEastAsia" w:eastAsiaTheme="minorEastAsia" w:hAnsiTheme="minorEastAsia" w:hint="eastAsia"/>
                 <w:sz w:val="12"/>
                 <w:szCs w:val="12"/>
               </w:rPr>
@@ -4975,6 +5116,7 @@
             <w:pPr>
               <w:jc w:val="center"/>
               <w:rPr>
+                <w:rFonts w:asciiTheme="minorEastAsia" w:eastAsiaTheme="minorEastAsia" w:hAnsiTheme="minorEastAsia"/>
                 <w:sz w:val="12"/>
                 <w:szCs w:val="12"/>
               </w:rPr>
@@ -4990,6 +5132,7 @@
             <w:pPr>
               <w:jc w:val="center"/>
               <w:rPr>
+                <w:rFonts w:asciiTheme="minorEastAsia" w:eastAsiaTheme="minorEastAsia" w:hAnsiTheme="minorEastAsia"/>
                 <w:sz w:val="12"/>
                 <w:szCs w:val="12"/>
               </w:rPr>
@@ -5004,7 +5147,7 @@
           <w:p>
             <w:pPr>
               <w:rPr>
-                <w:rFonts w:cs="Times New Roman"/>
+                <w:rFonts w:asciiTheme="minorEastAsia" w:eastAsiaTheme="minorEastAsia" w:hAnsiTheme="minorEastAsia" w:cs="Times New Roman"/>
                 <w:color w:val="auto"/>
                 <w:kern w:val="2"/>
                 <w:sz w:val="12"/>
@@ -5015,7 +5158,7 @@
           <w:p>
             <w:pPr>
               <w:rPr>
-                <w:rFonts w:cs="Times New Roman"/>
+                <w:rFonts w:asciiTheme="minorEastAsia" w:eastAsiaTheme="minorEastAsia" w:hAnsiTheme="minorEastAsia" w:cs="Times New Roman"/>
                 <w:color w:val="auto"/>
                 <w:kern w:val="2"/>
                 <w:sz w:val="12"/>
@@ -5026,7 +5169,7 @@
           <w:p>
             <w:pPr>
               <w:rPr>
-                <w:rFonts w:cs="Times New Roman"/>
+                <w:rFonts w:asciiTheme="minorEastAsia" w:eastAsiaTheme="minorEastAsia" w:hAnsiTheme="minorEastAsia" w:cs="Times New Roman"/>
                 <w:color w:val="auto"/>
                 <w:kern w:val="2"/>
                 <w:sz w:val="12"/>
@@ -5037,7 +5180,7 @@
           <w:p>
             <w:pPr>
               <w:rPr>
-                <w:rFonts w:cs="Times New Roman"/>
+                <w:rFonts w:asciiTheme="minorEastAsia" w:eastAsiaTheme="minorEastAsia" w:hAnsiTheme="minorEastAsia" w:cs="Times New Roman"/>
                 <w:color w:val="auto"/>
                 <w:kern w:val="2"/>
                 <w:sz w:val="12"/>
@@ -5046,13 +5189,14 @@
             </w:pPr>
             <w:r>
               <w:rPr>
-                <w:rFonts w:cs="Times New Roman"/>
+                <w:rFonts w:asciiTheme="minorEastAsia" w:eastAsiaTheme="minorEastAsia" w:hAnsiTheme="minorEastAsia" w:cs="Times New Roman"/>
                 <w:noProof/>
                 <w:color w:val="auto"/>
                 <w:kern w:val="2"/>
                 <w:sz w:val="12"/>
                 <w:szCs w:val="12"/>
               </w:rPr>
+              <w:lastRenderedPageBreak/>
               <w:drawing>
                 <wp:inline distT="0" distB="0" distL="0" distR="0" wp14:anchorId="7DC88022" wp14:editId="64F8DED6">
                   <wp:extent cx="1344295" cy="874395"/>
@@ -5099,7 +5243,7 @@
           <w:p>
             <w:pPr>
               <w:rPr>
-                <w:rFonts w:cs="Times New Roman"/>
+                <w:rFonts w:asciiTheme="minorEastAsia" w:eastAsiaTheme="minorEastAsia" w:hAnsiTheme="minorEastAsia" w:cs="Times New Roman"/>
                 <w:color w:val="auto"/>
                 <w:kern w:val="2"/>
                 <w:sz w:val="12"/>
@@ -5110,7 +5254,7 @@
           <w:p>
             <w:pPr>
               <w:rPr>
-                <w:rFonts w:cs="Times New Roman"/>
+                <w:rFonts w:asciiTheme="minorEastAsia" w:eastAsiaTheme="minorEastAsia" w:hAnsiTheme="minorEastAsia" w:cs="Times New Roman"/>
                 <w:color w:val="auto"/>
                 <w:kern w:val="2"/>
                 <w:sz w:val="12"/>
@@ -5121,7 +5265,7 @@
           <w:p>
             <w:pPr>
               <w:rPr>
-                <w:rFonts w:cs="Times New Roman"/>
+                <w:rFonts w:asciiTheme="minorEastAsia" w:eastAsiaTheme="minorEastAsia" w:hAnsiTheme="minorEastAsia" w:cs="Times New Roman"/>
                 <w:color w:val="auto"/>
                 <w:kern w:val="2"/>
                 <w:sz w:val="12"/>
@@ -5132,7 +5276,7 @@
           <w:p>
             <w:pPr>
               <w:rPr>
-                <w:rFonts w:cs="Times New Roman"/>
+                <w:rFonts w:asciiTheme="minorEastAsia" w:eastAsiaTheme="minorEastAsia" w:hAnsiTheme="minorEastAsia" w:cs="Times New Roman"/>
                 <w:color w:val="auto"/>
                 <w:kern w:val="2"/>
                 <w:sz w:val="12"/>
@@ -5155,16 +5299,18 @@
             <w:pPr>
               <w:jc w:val="center"/>
               <w:rPr>
+                <w:rFonts w:asciiTheme="minorEastAsia" w:eastAsiaTheme="minorEastAsia" w:hAnsiTheme="minorEastAsia"/>
                 <w:sz w:val="12"/>
                 <w:szCs w:val="12"/>
               </w:rPr>
             </w:pPr>
             <w:r>
               <w:rPr>
-                <w:rFonts w:hint="eastAsia"/>
+                <w:rFonts w:asciiTheme="minorEastAsia" w:eastAsiaTheme="minorEastAsia" w:hAnsiTheme="minorEastAsia" w:hint="eastAsia"/>
                 <w:sz w:val="12"/>
                 <w:szCs w:val="12"/>
               </w:rPr>
+              <w:lastRenderedPageBreak/>
               <w:t>12</w:t>
             </w:r>
           </w:p>
@@ -5178,6 +5324,7 @@
             <w:pPr>
               <w:jc w:val="center"/>
               <w:rPr>
+                <w:rFonts w:asciiTheme="minorEastAsia" w:eastAsiaTheme="minorEastAsia" w:hAnsiTheme="minorEastAsia"/>
                 <w:sz w:val="12"/>
                 <w:szCs w:val="12"/>
               </w:rPr>
@@ -5192,6 +5339,7 @@
             <w:pPr>
               <w:jc w:val="left"/>
               <w:rPr>
+                <w:rFonts w:asciiTheme="minorEastAsia" w:eastAsiaTheme="minorEastAsia" w:hAnsiTheme="minorEastAsia"/>
                 <w:sz w:val="12"/>
                 <w:szCs w:val="12"/>
               </w:rPr>
@@ -5199,7 +5347,7 @@
             <w:proofErr w:type="spellStart"/>
             <w:r>
               <w:rPr>
-                <w:rFonts w:hint="eastAsia"/>
+                <w:rFonts w:asciiTheme="minorEastAsia" w:eastAsiaTheme="minorEastAsia" w:hAnsiTheme="minorEastAsia" w:hint="eastAsia"/>
                 <w:sz w:val="12"/>
                 <w:szCs w:val="12"/>
               </w:rPr>
@@ -5208,7 +5356,7 @@
             <w:proofErr w:type="spellEnd"/>
             <w:r>
               <w:rPr>
-                <w:rFonts w:hint="eastAsia"/>
+                <w:rFonts w:asciiTheme="minorEastAsia" w:eastAsiaTheme="minorEastAsia" w:hAnsiTheme="minorEastAsia" w:hint="eastAsia"/>
                 <w:sz w:val="12"/>
                 <w:szCs w:val="12"/>
               </w:rPr>
@@ -5223,6 +5371,7 @@
           <w:p>
             <w:pPr>
               <w:rPr>
+                <w:rFonts w:asciiTheme="minorEastAsia" w:eastAsiaTheme="minorEastAsia" w:hAnsiTheme="minorEastAsia"/>
                 <w:sz w:val="12"/>
                 <w:szCs w:val="12"/>
               </w:rPr>
@@ -5230,7 +5379,7 @@
             <w:proofErr w:type="spellStart"/>
             <w:r>
               <w:rPr>
-                <w:rFonts w:hint="eastAsia"/>
+                <w:rFonts w:asciiTheme="minorEastAsia" w:eastAsiaTheme="minorEastAsia" w:hAnsiTheme="minorEastAsia" w:hint="eastAsia"/>
                 <w:sz w:val="12"/>
                 <w:szCs w:val="12"/>
               </w:rPr>
@@ -5239,40 +5388,17 @@
             <w:proofErr w:type="spellEnd"/>
             <w:r>
               <w:rPr>
-                <w:rFonts w:hint="eastAsia"/>
+                <w:rFonts w:asciiTheme="minorEastAsia" w:eastAsiaTheme="minorEastAsia" w:hAnsiTheme="minorEastAsia" w:hint="eastAsia"/>
                 <w:sz w:val="12"/>
                 <w:szCs w:val="12"/>
               </w:rPr>
-              <w:t xml:space="preserve"> 클라우드상 </w:t>
-            </w:r>
-            <w:r>
-              <w:rPr>
-                <w:rFonts w:hint="eastAsia"/>
-                <w:sz w:val="12"/>
-                <w:szCs w:val="12"/>
-              </w:rPr>
-              <w:t xml:space="preserve">서버 </w:t>
-            </w:r>
-            <w:r>
-              <w:rPr>
-                <w:rFonts w:hint="eastAsia"/>
-                <w:sz w:val="12"/>
-                <w:szCs w:val="12"/>
-              </w:rPr>
-              <w:t>동작</w:t>
-            </w:r>
-            <w:r>
-              <w:rPr>
-                <w:rFonts w:hint="eastAsia"/>
-                <w:sz w:val="12"/>
-                <w:szCs w:val="12"/>
-              </w:rPr>
-              <w:t xml:space="preserve"> </w:t>
+              <w:t xml:space="preserve"> 클라우드상 서버 동작 </w:t>
             </w:r>
           </w:p>
           <w:p>
             <w:pPr>
               <w:rPr>
+                <w:rFonts w:asciiTheme="minorEastAsia" w:eastAsiaTheme="minorEastAsia" w:hAnsiTheme="minorEastAsia"/>
                 <w:sz w:val="12"/>
                 <w:szCs w:val="12"/>
               </w:rPr>
@@ -5281,33 +5407,18 @@
           <w:p>
             <w:pPr>
               <w:rPr>
+                <w:rFonts w:asciiTheme="minorEastAsia" w:eastAsiaTheme="minorEastAsia" w:hAnsiTheme="minorEastAsia"/>
                 <w:sz w:val="12"/>
                 <w:szCs w:val="12"/>
               </w:rPr>
             </w:pPr>
             <w:r>
               <w:rPr>
-                <w:rFonts w:hint="eastAsia"/>
+                <w:rFonts w:asciiTheme="minorEastAsia" w:eastAsiaTheme="minorEastAsia" w:hAnsiTheme="minorEastAsia" w:hint="eastAsia"/>
                 <w:sz w:val="12"/>
                 <w:szCs w:val="12"/>
               </w:rPr>
-              <w:t xml:space="preserve">제출 : </w:t>
-            </w:r>
-            <w:r>
-              <w:rPr>
-                <w:rFonts w:hint="eastAsia"/>
-                <w:sz w:val="12"/>
-                <w:szCs w:val="12"/>
-              </w:rPr>
-              <w:t>Server 브라우저 출력화면</w:t>
-            </w:r>
-            <w:r>
-              <w:rPr>
-                <w:rFonts w:hint="eastAsia"/>
-                <w:sz w:val="12"/>
-                <w:szCs w:val="12"/>
-              </w:rPr>
-              <w:t xml:space="preserve"> (클라우드 서버연동)</w:t>
+              <w:t>제출 : Server 브라우저 출력화면 (클라우드 서버연동)</w:t>
             </w:r>
           </w:p>
         </w:tc>
@@ -5320,6 +5431,7 @@
             <w:pPr>
               <w:jc w:val="center"/>
               <w:rPr>
+                <w:rFonts w:asciiTheme="minorEastAsia" w:eastAsiaTheme="minorEastAsia" w:hAnsiTheme="minorEastAsia"/>
                 <w:sz w:val="12"/>
                 <w:szCs w:val="12"/>
               </w:rPr>
@@ -5329,6 +5441,7 @@
             <w:pPr>
               <w:jc w:val="center"/>
               <w:rPr>
+                <w:rFonts w:asciiTheme="minorEastAsia" w:eastAsiaTheme="minorEastAsia" w:hAnsiTheme="minorEastAsia"/>
                 <w:sz w:val="12"/>
                 <w:szCs w:val="12"/>
               </w:rPr>
@@ -5338,6 +5451,7 @@
             <w:pPr>
               <w:jc w:val="center"/>
               <w:rPr>
+                <w:rFonts w:asciiTheme="minorEastAsia" w:eastAsiaTheme="minorEastAsia" w:hAnsiTheme="minorEastAsia"/>
                 <w:sz w:val="12"/>
                 <w:szCs w:val="12"/>
               </w:rPr>
@@ -5347,6 +5461,7 @@
             <w:pPr>
               <w:jc w:val="center"/>
               <w:rPr>
+                <w:rFonts w:asciiTheme="minorEastAsia" w:eastAsiaTheme="minorEastAsia" w:hAnsiTheme="minorEastAsia"/>
                 <w:sz w:val="12"/>
                 <w:szCs w:val="12"/>
               </w:rPr>
@@ -5356,6 +5471,7 @@
             <w:pPr>
               <w:jc w:val="center"/>
               <w:rPr>
+                <w:rFonts w:asciiTheme="minorEastAsia" w:eastAsiaTheme="minorEastAsia" w:hAnsiTheme="minorEastAsia"/>
                 <w:sz w:val="12"/>
                 <w:szCs w:val="12"/>
               </w:rPr>
@@ -5365,6 +5481,7 @@
             <w:pPr>
               <w:jc w:val="center"/>
               <w:rPr>
+                <w:rFonts w:asciiTheme="minorEastAsia" w:eastAsiaTheme="minorEastAsia" w:hAnsiTheme="minorEastAsia"/>
                 <w:sz w:val="12"/>
                 <w:szCs w:val="12"/>
               </w:rPr>
@@ -5374,6 +5491,7 @@
             <w:pPr>
               <w:jc w:val="center"/>
               <w:rPr>
+                <w:rFonts w:asciiTheme="minorEastAsia" w:eastAsiaTheme="minorEastAsia" w:hAnsiTheme="minorEastAsia"/>
                 <w:sz w:val="12"/>
                 <w:szCs w:val="12"/>
               </w:rPr>
@@ -5383,6 +5501,7 @@
             <w:pPr>
               <w:jc w:val="center"/>
               <w:rPr>
+                <w:rFonts w:asciiTheme="minorEastAsia" w:eastAsiaTheme="minorEastAsia" w:hAnsiTheme="minorEastAsia"/>
                 <w:sz w:val="12"/>
                 <w:szCs w:val="12"/>
               </w:rPr>
@@ -5392,6 +5511,7 @@
             <w:pPr>
               <w:jc w:val="center"/>
               <w:rPr>
+                <w:rFonts w:asciiTheme="minorEastAsia" w:eastAsiaTheme="minorEastAsia" w:hAnsiTheme="minorEastAsia"/>
                 <w:sz w:val="12"/>
                 <w:szCs w:val="12"/>
               </w:rPr>
@@ -5401,6 +5521,7 @@
             <w:pPr>
               <w:jc w:val="center"/>
               <w:rPr>
+                <w:rFonts w:asciiTheme="minorEastAsia" w:eastAsiaTheme="minorEastAsia" w:hAnsiTheme="minorEastAsia"/>
                 <w:sz w:val="12"/>
                 <w:szCs w:val="12"/>
               </w:rPr>
@@ -5410,14 +5531,14 @@
             <w:pPr>
               <w:jc w:val="center"/>
               <w:rPr>
-                <w:rFonts w:hint="eastAsia"/>
+                <w:rFonts w:asciiTheme="minorEastAsia" w:eastAsiaTheme="minorEastAsia" w:hAnsiTheme="minorEastAsia" w:hint="eastAsia"/>
                 <w:sz w:val="12"/>
                 <w:szCs w:val="12"/>
               </w:rPr>
             </w:pPr>
             <w:r>
               <w:rPr>
-                <w:rFonts w:hint="eastAsia"/>
+                <w:rFonts w:asciiTheme="minorEastAsia" w:eastAsiaTheme="minorEastAsia" w:hAnsiTheme="minorEastAsia" w:hint="eastAsia"/>
                 <w:sz w:val="12"/>
                 <w:szCs w:val="12"/>
               </w:rPr>
@@ -5434,6 +5555,7 @@
             <w:pPr>
               <w:jc w:val="center"/>
               <w:rPr>
+                <w:rFonts w:asciiTheme="minorEastAsia" w:eastAsiaTheme="minorEastAsia" w:hAnsiTheme="minorEastAsia"/>
                 <w:sz w:val="12"/>
                 <w:szCs w:val="12"/>
               </w:rPr>
@@ -5443,6 +5565,7 @@
             <w:pPr>
               <w:jc w:val="center"/>
               <w:rPr>
+                <w:rFonts w:asciiTheme="minorEastAsia" w:eastAsiaTheme="minorEastAsia" w:hAnsiTheme="minorEastAsia"/>
                 <w:sz w:val="12"/>
                 <w:szCs w:val="12"/>
               </w:rPr>
@@ -5452,6 +5575,7 @@
             <w:pPr>
               <w:jc w:val="center"/>
               <w:rPr>
+                <w:rFonts w:asciiTheme="minorEastAsia" w:eastAsiaTheme="minorEastAsia" w:hAnsiTheme="minorEastAsia"/>
                 <w:sz w:val="12"/>
                 <w:szCs w:val="12"/>
               </w:rPr>
@@ -5461,6 +5585,7 @@
             <w:pPr>
               <w:jc w:val="center"/>
               <w:rPr>
+                <w:rFonts w:asciiTheme="minorEastAsia" w:eastAsiaTheme="minorEastAsia" w:hAnsiTheme="minorEastAsia"/>
                 <w:sz w:val="12"/>
                 <w:szCs w:val="12"/>
               </w:rPr>
@@ -5470,6 +5595,7 @@
             <w:pPr>
               <w:jc w:val="center"/>
               <w:rPr>
+                <w:rFonts w:asciiTheme="minorEastAsia" w:eastAsiaTheme="minorEastAsia" w:hAnsiTheme="minorEastAsia"/>
                 <w:sz w:val="12"/>
                 <w:szCs w:val="12"/>
               </w:rPr>
@@ -5479,6 +5605,7 @@
             <w:pPr>
               <w:jc w:val="center"/>
               <w:rPr>
+                <w:rFonts w:asciiTheme="minorEastAsia" w:eastAsiaTheme="minorEastAsia" w:hAnsiTheme="minorEastAsia"/>
                 <w:sz w:val="12"/>
                 <w:szCs w:val="12"/>
               </w:rPr>
@@ -5488,6 +5615,7 @@
             <w:pPr>
               <w:jc w:val="center"/>
               <w:rPr>
+                <w:rFonts w:asciiTheme="minorEastAsia" w:eastAsiaTheme="minorEastAsia" w:hAnsiTheme="minorEastAsia"/>
                 <w:sz w:val="12"/>
                 <w:szCs w:val="12"/>
               </w:rPr>
@@ -5497,6 +5625,7 @@
             <w:pPr>
               <w:jc w:val="center"/>
               <w:rPr>
+                <w:rFonts w:asciiTheme="minorEastAsia" w:eastAsiaTheme="minorEastAsia" w:hAnsiTheme="minorEastAsia"/>
                 <w:sz w:val="12"/>
                 <w:szCs w:val="12"/>
               </w:rPr>
@@ -5506,6 +5635,7 @@
             <w:pPr>
               <w:jc w:val="center"/>
               <w:rPr>
+                <w:rFonts w:asciiTheme="minorEastAsia" w:eastAsiaTheme="minorEastAsia" w:hAnsiTheme="minorEastAsia"/>
                 <w:sz w:val="12"/>
                 <w:szCs w:val="12"/>
               </w:rPr>
@@ -5515,6 +5645,7 @@
             <w:pPr>
               <w:jc w:val="center"/>
               <w:rPr>
+                <w:rFonts w:asciiTheme="minorEastAsia" w:eastAsiaTheme="minorEastAsia" w:hAnsiTheme="minorEastAsia"/>
                 <w:sz w:val="12"/>
                 <w:szCs w:val="12"/>
               </w:rPr>
@@ -5523,14 +5654,14 @@
           <w:p>
             <w:pPr>
               <w:rPr>
-                <w:rFonts w:hint="eastAsia"/>
+                <w:rFonts w:asciiTheme="minorEastAsia" w:eastAsiaTheme="minorEastAsia" w:hAnsiTheme="minorEastAsia" w:hint="eastAsia"/>
                 <w:sz w:val="12"/>
                 <w:szCs w:val="12"/>
               </w:rPr>
             </w:pPr>
             <w:r>
               <w:rPr>
-                <w:rFonts w:hint="eastAsia"/>
+                <w:rFonts w:asciiTheme="minorEastAsia" w:eastAsiaTheme="minorEastAsia" w:hAnsiTheme="minorEastAsia" w:hint="eastAsia"/>
                 <w:sz w:val="12"/>
                 <w:szCs w:val="12"/>
               </w:rPr>
@@ -5539,7 +5670,7 @@
             <w:r>
               <w:rPr>
                 <w:rStyle w:val="HTMLCode"/>
-                <w:rFonts w:eastAsia="BatangChe"/>
+                <w:rFonts w:asciiTheme="minorEastAsia" w:eastAsiaTheme="minorEastAsia" w:hAnsiTheme="minorEastAsia"/>
               </w:rPr>
               <w:t>○</w:t>
             </w:r>
@@ -5553,7 +5684,7 @@
           <w:p>
             <w:pPr>
               <w:rPr>
-                <w:rFonts w:cs="Times New Roman"/>
+                <w:rFonts w:asciiTheme="minorEastAsia" w:eastAsiaTheme="minorEastAsia" w:hAnsiTheme="minorEastAsia" w:cs="Times New Roman"/>
                 <w:color w:val="auto"/>
                 <w:kern w:val="2"/>
                 <w:sz w:val="12"/>
@@ -5564,7 +5695,7 @@
           <w:p>
             <w:pPr>
               <w:rPr>
-                <w:rFonts w:cs="Times New Roman"/>
+                <w:rFonts w:asciiTheme="minorEastAsia" w:eastAsiaTheme="minorEastAsia" w:hAnsiTheme="minorEastAsia" w:cs="Times New Roman"/>
                 <w:color w:val="auto"/>
                 <w:kern w:val="2"/>
                 <w:sz w:val="12"/>
@@ -5575,7 +5706,7 @@
           <w:p>
             <w:pPr>
               <w:rPr>
-                <w:rFonts w:cs="Times New Roman"/>
+                <w:rFonts w:asciiTheme="minorEastAsia" w:eastAsiaTheme="minorEastAsia" w:hAnsiTheme="minorEastAsia" w:cs="Times New Roman"/>
                 <w:color w:val="auto"/>
                 <w:kern w:val="2"/>
                 <w:sz w:val="12"/>
@@ -5586,7 +5717,7 @@
           <w:p>
             <w:pPr>
               <w:rPr>
-                <w:rFonts w:cs="Times New Roman"/>
+                <w:rFonts w:asciiTheme="minorEastAsia" w:eastAsiaTheme="minorEastAsia" w:hAnsiTheme="minorEastAsia" w:cs="Times New Roman"/>
                 <w:color w:val="auto"/>
                 <w:kern w:val="2"/>
                 <w:sz w:val="12"/>
@@ -5597,7 +5728,7 @@
           <w:p>
             <w:pPr>
               <w:rPr>
-                <w:rFonts w:cs="Times New Roman"/>
+                <w:rFonts w:asciiTheme="minorEastAsia" w:eastAsiaTheme="minorEastAsia" w:hAnsiTheme="minorEastAsia" w:cs="Times New Roman"/>
                 <w:color w:val="auto"/>
                 <w:kern w:val="2"/>
                 <w:sz w:val="12"/>
@@ -5608,7 +5739,7 @@
           <w:p>
             <w:pPr>
               <w:rPr>
-                <w:rFonts w:cs="Times New Roman"/>
+                <w:rFonts w:asciiTheme="minorEastAsia" w:eastAsiaTheme="minorEastAsia" w:hAnsiTheme="minorEastAsia" w:cs="Times New Roman"/>
                 <w:color w:val="auto"/>
                 <w:kern w:val="2"/>
                 <w:sz w:val="12"/>
@@ -5619,7 +5750,7 @@
           <w:p>
             <w:pPr>
               <w:rPr>
-                <w:rFonts w:cs="Times New Roman"/>
+                <w:rFonts w:asciiTheme="minorEastAsia" w:eastAsiaTheme="minorEastAsia" w:hAnsiTheme="minorEastAsia" w:cs="Times New Roman"/>
                 <w:color w:val="auto"/>
                 <w:kern w:val="2"/>
                 <w:sz w:val="12"/>
@@ -5630,7 +5761,7 @@
           <w:p>
             <w:pPr>
               <w:rPr>
-                <w:rFonts w:cs="Times New Roman"/>
+                <w:rFonts w:asciiTheme="minorEastAsia" w:eastAsiaTheme="minorEastAsia" w:hAnsiTheme="minorEastAsia" w:cs="Times New Roman"/>
                 <w:color w:val="auto"/>
                 <w:kern w:val="2"/>
                 <w:sz w:val="12"/>
@@ -5641,7 +5772,7 @@
           <w:p>
             <w:pPr>
               <w:rPr>
-                <w:rFonts w:cs="Times New Roman"/>
+                <w:rFonts w:asciiTheme="minorEastAsia" w:eastAsiaTheme="minorEastAsia" w:hAnsiTheme="minorEastAsia" w:cs="Times New Roman"/>
                 <w:color w:val="auto"/>
                 <w:kern w:val="2"/>
                 <w:sz w:val="12"/>
@@ -5650,7 +5781,7 @@
             </w:pPr>
             <w:r>
               <w:rPr>
-                <w:rFonts w:cs="Times New Roman"/>
+                <w:rFonts w:asciiTheme="minorEastAsia" w:eastAsiaTheme="minorEastAsia" w:hAnsiTheme="minorEastAsia" w:cs="Times New Roman"/>
                 <w:noProof/>
                 <w:color w:val="auto"/>
                 <w:kern w:val="2"/>
@@ -5703,7 +5834,7 @@
           <w:p>
             <w:pPr>
               <w:rPr>
-                <w:rFonts w:cs="Times New Roman"/>
+                <w:rFonts w:asciiTheme="minorEastAsia" w:eastAsiaTheme="minorEastAsia" w:hAnsiTheme="minorEastAsia" w:cs="Times New Roman"/>
                 <w:color w:val="auto"/>
                 <w:kern w:val="2"/>
                 <w:sz w:val="12"/>
@@ -5714,7 +5845,7 @@
           <w:p>
             <w:pPr>
               <w:rPr>
-                <w:rFonts w:cs="Times New Roman"/>
+                <w:rFonts w:asciiTheme="minorEastAsia" w:eastAsiaTheme="minorEastAsia" w:hAnsiTheme="minorEastAsia" w:cs="Times New Roman"/>
                 <w:color w:val="auto"/>
                 <w:kern w:val="2"/>
                 <w:sz w:val="12"/>
@@ -5725,7 +5856,7 @@
           <w:p>
             <w:pPr>
               <w:rPr>
-                <w:rFonts w:cs="Times New Roman"/>
+                <w:rFonts w:asciiTheme="minorEastAsia" w:eastAsiaTheme="minorEastAsia" w:hAnsiTheme="minorEastAsia" w:cs="Times New Roman"/>
                 <w:color w:val="auto"/>
                 <w:kern w:val="2"/>
                 <w:sz w:val="12"/>
@@ -5748,17 +5879,17 @@
             <w:pPr>
               <w:jc w:val="center"/>
               <w:rPr>
+                <w:rFonts w:asciiTheme="minorEastAsia" w:eastAsiaTheme="minorEastAsia" w:hAnsiTheme="minorEastAsia"/>
                 <w:sz w:val="12"/>
                 <w:szCs w:val="12"/>
               </w:rPr>
             </w:pPr>
             <w:r>
               <w:rPr>
-                <w:rFonts w:hint="eastAsia"/>
+                <w:rFonts w:asciiTheme="minorEastAsia" w:eastAsiaTheme="minorEastAsia" w:hAnsiTheme="minorEastAsia" w:hint="eastAsia"/>
                 <w:sz w:val="12"/>
                 <w:szCs w:val="12"/>
               </w:rPr>
-              <w:lastRenderedPageBreak/>
               <w:t>13</w:t>
             </w:r>
           </w:p>
@@ -5772,6 +5903,7 @@
             <w:pPr>
               <w:jc w:val="center"/>
               <w:rPr>
+                <w:rFonts w:asciiTheme="minorEastAsia" w:eastAsiaTheme="minorEastAsia" w:hAnsiTheme="minorEastAsia"/>
                 <w:sz w:val="12"/>
                 <w:szCs w:val="12"/>
               </w:rPr>
@@ -5786,6 +5918,7 @@
             <w:pPr>
               <w:jc w:val="left"/>
               <w:rPr>
+                <w:rFonts w:asciiTheme="minorEastAsia" w:eastAsiaTheme="minorEastAsia" w:hAnsiTheme="minorEastAsia"/>
                 <w:sz w:val="12"/>
                 <w:szCs w:val="12"/>
               </w:rPr>
@@ -5793,7 +5926,7 @@
             <w:proofErr w:type="spellStart"/>
             <w:r>
               <w:rPr>
-                <w:rFonts w:hint="eastAsia"/>
+                <w:rFonts w:asciiTheme="minorEastAsia" w:eastAsiaTheme="minorEastAsia" w:hAnsiTheme="minorEastAsia" w:hint="eastAsia"/>
                 <w:sz w:val="12"/>
                 <w:szCs w:val="12"/>
               </w:rPr>
@@ -5802,7 +5935,7 @@
             <w:proofErr w:type="spellEnd"/>
             <w:r>
               <w:rPr>
-                <w:rFonts w:hint="eastAsia"/>
+                <w:rFonts w:asciiTheme="minorEastAsia" w:eastAsiaTheme="minorEastAsia" w:hAnsiTheme="minorEastAsia" w:hint="eastAsia"/>
                 <w:sz w:val="12"/>
                 <w:szCs w:val="12"/>
               </w:rPr>
@@ -5817,6 +5950,7 @@
           <w:p>
             <w:pPr>
               <w:rPr>
+                <w:rFonts w:asciiTheme="minorEastAsia" w:eastAsiaTheme="minorEastAsia" w:hAnsiTheme="minorEastAsia"/>
                 <w:sz w:val="12"/>
                 <w:szCs w:val="12"/>
               </w:rPr>
@@ -5824,7 +5958,7 @@
             <w:proofErr w:type="spellStart"/>
             <w:r>
               <w:rPr>
-                <w:rFonts w:hint="eastAsia"/>
+                <w:rFonts w:asciiTheme="minorEastAsia" w:eastAsiaTheme="minorEastAsia" w:hAnsiTheme="minorEastAsia" w:hint="eastAsia"/>
                 <w:sz w:val="12"/>
                 <w:szCs w:val="12"/>
               </w:rPr>
@@ -5833,40 +5967,17 @@
             <w:proofErr w:type="spellEnd"/>
             <w:r>
               <w:rPr>
-                <w:rFonts w:hint="eastAsia"/>
+                <w:rFonts w:asciiTheme="minorEastAsia" w:eastAsiaTheme="minorEastAsia" w:hAnsiTheme="minorEastAsia" w:hint="eastAsia"/>
                 <w:sz w:val="12"/>
                 <w:szCs w:val="12"/>
               </w:rPr>
-              <w:t xml:space="preserve"> 클라우드상 </w:t>
-            </w:r>
-            <w:r>
-              <w:rPr>
-                <w:rFonts w:hint="eastAsia"/>
-                <w:sz w:val="12"/>
-                <w:szCs w:val="12"/>
-              </w:rPr>
-              <w:t xml:space="preserve">서버 </w:t>
-            </w:r>
-            <w:r>
-              <w:rPr>
-                <w:rFonts w:hint="eastAsia"/>
-                <w:sz w:val="12"/>
-                <w:szCs w:val="12"/>
-              </w:rPr>
-              <w:t>동작</w:t>
-            </w:r>
-            <w:r>
-              <w:rPr>
-                <w:rFonts w:hint="eastAsia"/>
-                <w:sz w:val="12"/>
-                <w:szCs w:val="12"/>
-              </w:rPr>
-              <w:t xml:space="preserve"> </w:t>
+              <w:t xml:space="preserve"> 클라우드상 서버 동작 </w:t>
             </w:r>
           </w:p>
           <w:p>
             <w:pPr>
               <w:rPr>
+                <w:rFonts w:asciiTheme="minorEastAsia" w:eastAsiaTheme="minorEastAsia" w:hAnsiTheme="minorEastAsia"/>
                 <w:sz w:val="12"/>
                 <w:szCs w:val="12"/>
               </w:rPr>
@@ -5875,33 +5986,18 @@
           <w:p>
             <w:pPr>
               <w:rPr>
+                <w:rFonts w:asciiTheme="minorEastAsia" w:eastAsiaTheme="minorEastAsia" w:hAnsiTheme="minorEastAsia"/>
                 <w:sz w:val="12"/>
                 <w:szCs w:val="12"/>
               </w:rPr>
             </w:pPr>
             <w:r>
               <w:rPr>
-                <w:rFonts w:hint="eastAsia"/>
+                <w:rFonts w:asciiTheme="minorEastAsia" w:eastAsiaTheme="minorEastAsia" w:hAnsiTheme="minorEastAsia" w:hint="eastAsia"/>
                 <w:sz w:val="12"/>
                 <w:szCs w:val="12"/>
               </w:rPr>
-              <w:t xml:space="preserve">제출 : </w:t>
-            </w:r>
-            <w:r>
-              <w:rPr>
-                <w:rFonts w:hint="eastAsia"/>
-                <w:sz w:val="12"/>
-                <w:szCs w:val="12"/>
-              </w:rPr>
-              <w:t>Client 동기화 완료 화면</w:t>
-            </w:r>
-            <w:r>
-              <w:rPr>
-                <w:rFonts w:hint="eastAsia"/>
-                <w:sz w:val="12"/>
-                <w:szCs w:val="12"/>
-              </w:rPr>
-              <w:t xml:space="preserve"> (클라우드 서버연동)</w:t>
+              <w:t>제출 : Client 동기화 완료 화면 (클라우드 서버연동)</w:t>
             </w:r>
           </w:p>
         </w:tc>
@@ -5914,14 +6010,14 @@
             <w:pPr>
               <w:jc w:val="center"/>
               <w:rPr>
-                <w:rFonts w:hint="eastAsia"/>
+                <w:rFonts w:asciiTheme="minorEastAsia" w:eastAsiaTheme="minorEastAsia" w:hAnsiTheme="minorEastAsia" w:hint="eastAsia"/>
                 <w:sz w:val="12"/>
                 <w:szCs w:val="12"/>
               </w:rPr>
             </w:pPr>
             <w:r>
               <w:rPr>
-                <w:rFonts w:hint="eastAsia"/>
+                <w:rFonts w:asciiTheme="minorEastAsia" w:eastAsiaTheme="minorEastAsia" w:hAnsiTheme="minorEastAsia" w:hint="eastAsia"/>
                 <w:sz w:val="12"/>
                 <w:szCs w:val="12"/>
               </w:rPr>
@@ -5938,6 +6034,7 @@
             <w:pPr>
               <w:jc w:val="center"/>
               <w:rPr>
+                <w:rFonts w:asciiTheme="minorEastAsia" w:eastAsiaTheme="minorEastAsia" w:hAnsiTheme="minorEastAsia"/>
                 <w:sz w:val="12"/>
                 <w:szCs w:val="12"/>
               </w:rPr>
@@ -5945,7 +6042,7 @@
             <w:r>
               <w:rPr>
                 <w:rStyle w:val="HTMLCode"/>
-                <w:rFonts w:eastAsia="BatangChe"/>
+                <w:rFonts w:asciiTheme="minorEastAsia" w:eastAsiaTheme="minorEastAsia" w:hAnsiTheme="minorEastAsia"/>
               </w:rPr>
               <w:t>○</w:t>
             </w:r>
@@ -5959,7 +6056,7 @@
           <w:p>
             <w:pPr>
               <w:rPr>
-                <w:rFonts w:cs="Times New Roman"/>
+                <w:rFonts w:asciiTheme="minorEastAsia" w:eastAsiaTheme="minorEastAsia" w:hAnsiTheme="minorEastAsia" w:cs="Times New Roman"/>
                 <w:color w:val="auto"/>
                 <w:kern w:val="2"/>
                 <w:sz w:val="12"/>
@@ -5970,7 +6067,7 @@
           <w:p>
             <w:pPr>
               <w:rPr>
-                <w:rFonts w:cs="Times New Roman"/>
+                <w:rFonts w:asciiTheme="minorEastAsia" w:eastAsiaTheme="minorEastAsia" w:hAnsiTheme="minorEastAsia" w:cs="Times New Roman"/>
                 <w:color w:val="auto"/>
                 <w:kern w:val="2"/>
                 <w:sz w:val="12"/>
@@ -5981,7 +6078,7 @@
           <w:p>
             <w:pPr>
               <w:rPr>
-                <w:rFonts w:cs="Times New Roman"/>
+                <w:rFonts w:asciiTheme="minorEastAsia" w:eastAsiaTheme="minorEastAsia" w:hAnsiTheme="minorEastAsia" w:cs="Times New Roman"/>
                 <w:color w:val="auto"/>
                 <w:kern w:val="2"/>
                 <w:sz w:val="12"/>
@@ -5992,7 +6089,7 @@
           <w:p>
             <w:pPr>
               <w:rPr>
-                <w:rFonts w:cs="Times New Roman"/>
+                <w:rFonts w:asciiTheme="minorEastAsia" w:eastAsiaTheme="minorEastAsia" w:hAnsiTheme="minorEastAsia" w:cs="Times New Roman"/>
                 <w:color w:val="auto"/>
                 <w:kern w:val="2"/>
                 <w:sz w:val="12"/>
@@ -6001,7 +6098,7 @@
             </w:pPr>
             <w:r>
               <w:rPr>
-                <w:rFonts w:cs="Times New Roman"/>
+                <w:rFonts w:asciiTheme="minorEastAsia" w:eastAsiaTheme="minorEastAsia" w:hAnsiTheme="minorEastAsia" w:cs="Times New Roman"/>
                 <w:noProof/>
                 <w:color w:val="auto"/>
                 <w:kern w:val="2"/>
@@ -6054,7 +6151,7 @@
           <w:p>
             <w:pPr>
               <w:rPr>
-                <w:rFonts w:cs="Times New Roman"/>
+                <w:rFonts w:asciiTheme="minorEastAsia" w:eastAsiaTheme="minorEastAsia" w:hAnsiTheme="minorEastAsia" w:cs="Times New Roman"/>
                 <w:color w:val="auto"/>
                 <w:kern w:val="2"/>
                 <w:sz w:val="12"/>
@@ -6065,7 +6162,7 @@
           <w:p>
             <w:pPr>
               <w:rPr>
-                <w:rFonts w:cs="Times New Roman"/>
+                <w:rFonts w:asciiTheme="minorEastAsia" w:eastAsiaTheme="minorEastAsia" w:hAnsiTheme="minorEastAsia" w:cs="Times New Roman"/>
                 <w:color w:val="auto"/>
                 <w:kern w:val="2"/>
                 <w:sz w:val="12"/>
@@ -6076,7 +6173,7 @@
           <w:p>
             <w:pPr>
               <w:rPr>
-                <w:rFonts w:cs="Times New Roman"/>
+                <w:rFonts w:asciiTheme="minorEastAsia" w:eastAsiaTheme="minorEastAsia" w:hAnsiTheme="minorEastAsia" w:cs="Times New Roman"/>
                 <w:color w:val="auto"/>
                 <w:kern w:val="2"/>
                 <w:sz w:val="12"/>
@@ -6099,13 +6196,14 @@
             <w:pPr>
               <w:jc w:val="center"/>
               <w:rPr>
+                <w:rFonts w:asciiTheme="minorEastAsia" w:eastAsiaTheme="minorEastAsia" w:hAnsiTheme="minorEastAsia"/>
                 <w:sz w:val="12"/>
                 <w:szCs w:val="12"/>
               </w:rPr>
             </w:pPr>
             <w:r>
               <w:rPr>
-                <w:rFonts w:hint="eastAsia"/>
+                <w:rFonts w:asciiTheme="minorEastAsia" w:eastAsiaTheme="minorEastAsia" w:hAnsiTheme="minorEastAsia" w:hint="eastAsia"/>
                 <w:sz w:val="12"/>
                 <w:szCs w:val="12"/>
               </w:rPr>
@@ -6122,6 +6220,7 @@
             <w:pPr>
               <w:jc w:val="center"/>
               <w:rPr>
+                <w:rFonts w:asciiTheme="minorEastAsia" w:eastAsiaTheme="minorEastAsia" w:hAnsiTheme="minorEastAsia"/>
                 <w:sz w:val="12"/>
                 <w:szCs w:val="12"/>
               </w:rPr>
@@ -6136,13 +6235,14 @@
             <w:pPr>
               <w:jc w:val="left"/>
               <w:rPr>
+                <w:rFonts w:asciiTheme="minorEastAsia" w:eastAsiaTheme="minorEastAsia" w:hAnsiTheme="minorEastAsia"/>
                 <w:sz w:val="12"/>
                 <w:szCs w:val="12"/>
               </w:rPr>
             </w:pPr>
             <w:r>
               <w:rPr>
-                <w:rFonts w:hint="eastAsia"/>
+                <w:rFonts w:asciiTheme="minorEastAsia" w:eastAsiaTheme="minorEastAsia" w:hAnsiTheme="minorEastAsia" w:hint="eastAsia"/>
                 <w:sz w:val="12"/>
                 <w:szCs w:val="12"/>
               </w:rPr>
@@ -6153,6 +6253,7 @@
             <w:pPr>
               <w:jc w:val="left"/>
               <w:rPr>
+                <w:rFonts w:asciiTheme="minorEastAsia" w:eastAsiaTheme="minorEastAsia" w:hAnsiTheme="minorEastAsia"/>
                 <w:sz w:val="12"/>
                 <w:szCs w:val="12"/>
               </w:rPr>
@@ -6162,6 +6263,7 @@
             <w:pPr>
               <w:jc w:val="left"/>
               <w:rPr>
+                <w:rFonts w:asciiTheme="minorEastAsia" w:eastAsiaTheme="minorEastAsia" w:hAnsiTheme="minorEastAsia"/>
                 <w:sz w:val="12"/>
                 <w:szCs w:val="12"/>
               </w:rPr>
@@ -6171,6 +6273,7 @@
             <w:pPr>
               <w:jc w:val="left"/>
               <w:rPr>
+                <w:rFonts w:asciiTheme="minorEastAsia" w:eastAsiaTheme="minorEastAsia" w:hAnsiTheme="minorEastAsia"/>
                 <w:sz w:val="12"/>
                 <w:szCs w:val="12"/>
               </w:rPr>
@@ -6179,17 +6282,27 @@
           <w:p>
             <w:pPr>
               <w:pStyle w:val="NormalWeb"/>
+              <w:rPr>
+                <w:rFonts w:asciiTheme="minorEastAsia" w:eastAsiaTheme="minorEastAsia" w:hAnsiTheme="minorEastAsia"/>
+                <w:sz w:val="20"/>
+                <w:szCs w:val="20"/>
+              </w:rPr>
             </w:pPr>
             <w:r>
               <w:rPr>
                 <w:rStyle w:val="Strong"/>
+                <w:rFonts w:asciiTheme="minorEastAsia" w:eastAsiaTheme="minorEastAsia" w:hAnsiTheme="minorEastAsia"/>
+                <w:sz w:val="20"/>
+                <w:szCs w:val="20"/>
               </w:rPr>
               <w:t>1. 게시글 검색 기</w:t>
             </w:r>
             <w:r>
               <w:rPr>
                 <w:rStyle w:val="Strong"/>
-                <w:rFonts w:ascii="Batang" w:eastAsia="Batang" w:hAnsi="Batang" w:cs="Batang" w:hint="eastAsia"/>
+                <w:rFonts w:asciiTheme="minorEastAsia" w:eastAsiaTheme="minorEastAsia" w:hAnsiTheme="minorEastAsia" w:cs="Batang" w:hint="eastAsia"/>
+                <w:sz w:val="20"/>
+                <w:szCs w:val="20"/>
               </w:rPr>
               <w:t>능</w:t>
             </w:r>
@@ -6198,6 +6311,7 @@
             <w:pPr>
               <w:jc w:val="left"/>
               <w:rPr>
+                <w:rFonts w:asciiTheme="minorEastAsia" w:eastAsiaTheme="minorEastAsia" w:hAnsiTheme="minorEastAsia"/>
                 <w:sz w:val="12"/>
                 <w:szCs w:val="12"/>
               </w:rPr>
@@ -6211,13 +6325,14 @@
           <w:p>
             <w:pPr>
               <w:rPr>
+                <w:rFonts w:asciiTheme="minorEastAsia" w:eastAsiaTheme="minorEastAsia" w:hAnsiTheme="minorEastAsia"/>
                 <w:sz w:val="12"/>
                 <w:szCs w:val="12"/>
               </w:rPr>
             </w:pPr>
             <w:r>
               <w:rPr>
-                <w:rFonts w:hint="eastAsia"/>
+                <w:rFonts w:asciiTheme="minorEastAsia" w:eastAsiaTheme="minorEastAsia" w:hAnsiTheme="minorEastAsia" w:hint="eastAsia"/>
                 <w:sz w:val="12"/>
                 <w:szCs w:val="12"/>
               </w:rPr>
@@ -6227,13 +6342,14 @@
           <w:p>
             <w:pPr>
               <w:rPr>
+                <w:rFonts w:asciiTheme="minorEastAsia" w:eastAsiaTheme="minorEastAsia" w:hAnsiTheme="minorEastAsia"/>
                 <w:sz w:val="12"/>
                 <w:szCs w:val="12"/>
               </w:rPr>
             </w:pPr>
             <w:r>
               <w:rPr>
-                <w:rFonts w:hint="eastAsia"/>
+                <w:rFonts w:asciiTheme="minorEastAsia" w:eastAsiaTheme="minorEastAsia" w:hAnsiTheme="minorEastAsia" w:hint="eastAsia"/>
                 <w:sz w:val="12"/>
                 <w:szCs w:val="12"/>
               </w:rPr>
@@ -6243,6 +6359,7 @@
           <w:p>
             <w:pPr>
               <w:rPr>
+                <w:rFonts w:asciiTheme="minorEastAsia" w:eastAsiaTheme="minorEastAsia" w:hAnsiTheme="minorEastAsia"/>
                 <w:sz w:val="12"/>
                 <w:szCs w:val="12"/>
               </w:rPr>
@@ -6251,6 +6368,7 @@
           <w:p>
             <w:pPr>
               <w:rPr>
+                <w:rFonts w:asciiTheme="minorEastAsia" w:eastAsiaTheme="minorEastAsia" w:hAnsiTheme="minorEastAsia"/>
                 <w:sz w:val="12"/>
                 <w:szCs w:val="12"/>
               </w:rPr>
@@ -6259,6 +6377,7 @@
           <w:p>
             <w:pPr>
               <w:rPr>
+                <w:rFonts w:asciiTheme="minorEastAsia" w:eastAsiaTheme="minorEastAsia" w:hAnsiTheme="minorEastAsia"/>
                 <w:sz w:val="12"/>
                 <w:szCs w:val="12"/>
               </w:rPr>
@@ -6267,14 +6386,21 @@
           <w:p>
             <w:pPr>
               <w:pStyle w:val="NormalWeb"/>
+              <w:rPr>
+                <w:rFonts w:asciiTheme="minorEastAsia" w:eastAsiaTheme="minorEastAsia" w:hAnsiTheme="minorEastAsia"/>
+              </w:rPr>
             </w:pPr>
             <w:r>
+              <w:rPr>
+                <w:rFonts w:asciiTheme="minorEastAsia" w:eastAsiaTheme="minorEastAsia" w:hAnsiTheme="minorEastAsia"/>
+              </w:rPr>
               <w:t>게시글 제목을 기준으로 원하는 게시글을 검색할 수 있도록 검색 기능을 구현하였다. 사용자가 검색어를 입력하면 해당 조건에 맞는 게시글만 화면에 표시된다.</w:t>
             </w:r>
           </w:p>
           <w:p>
             <w:pPr>
               <w:rPr>
+                <w:rFonts w:asciiTheme="minorEastAsia" w:eastAsiaTheme="minorEastAsia" w:hAnsiTheme="minorEastAsia"/>
                 <w:sz w:val="12"/>
                 <w:szCs w:val="12"/>
               </w:rPr>
@@ -6290,21 +6416,23 @@
             <w:pPr>
               <w:pStyle w:val="NormalWeb"/>
               <w:rPr>
+                <w:rFonts w:asciiTheme="minorEastAsia" w:eastAsiaTheme="minorEastAsia" w:hAnsiTheme="minorEastAsia"/>
                 <w:sz w:val="12"/>
                 <w:szCs w:val="12"/>
               </w:rPr>
             </w:pPr>
             <w:r>
               <w:rPr>
-                <w:rFonts w:hint="eastAsia"/>
+                <w:rFonts w:asciiTheme="minorEastAsia" w:eastAsiaTheme="minorEastAsia" w:hAnsiTheme="minorEastAsia" w:hint="eastAsia"/>
                 <w:sz w:val="12"/>
                 <w:szCs w:val="12"/>
               </w:rPr>
+              <w:lastRenderedPageBreak/>
               <w:t xml:space="preserve"> </w:t>
             </w:r>
             <w:r>
               <w:rPr>
-                <w:rFonts w:hint="eastAsia"/>
+                <w:rFonts w:asciiTheme="minorEastAsia" w:eastAsiaTheme="minorEastAsia" w:hAnsiTheme="minorEastAsia" w:hint="eastAsia"/>
                 <w:sz w:val="12"/>
                 <w:szCs w:val="12"/>
               </w:rPr>
@@ -6321,6 +6449,7 @@
             <w:pPr>
               <w:jc w:val="center"/>
               <w:rPr>
+                <w:rFonts w:asciiTheme="minorEastAsia" w:eastAsiaTheme="minorEastAsia" w:hAnsiTheme="minorEastAsia"/>
                 <w:sz w:val="12"/>
                 <w:szCs w:val="12"/>
               </w:rPr>
@@ -6328,7 +6457,7 @@
             <w:r>
               <w:rPr>
                 <w:rStyle w:val="HTMLCode"/>
-                <w:rFonts w:eastAsia="BatangChe"/>
+                <w:rFonts w:asciiTheme="minorEastAsia" w:eastAsiaTheme="minorEastAsia" w:hAnsiTheme="minorEastAsia"/>
               </w:rPr>
               <w:t>○</w:t>
             </w:r>
@@ -6342,7 +6471,7 @@
           <w:p>
             <w:pPr>
               <w:rPr>
-                <w:rFonts w:cs="Times New Roman"/>
+                <w:rFonts w:asciiTheme="minorEastAsia" w:eastAsiaTheme="minorEastAsia" w:hAnsiTheme="minorEastAsia" w:cs="Times New Roman"/>
                 <w:color w:val="auto"/>
                 <w:kern w:val="2"/>
                 <w:sz w:val="12"/>
@@ -6353,7 +6482,7 @@
           <w:p>
             <w:pPr>
               <w:rPr>
-                <w:rFonts w:cs="Times New Roman"/>
+                <w:rFonts w:asciiTheme="minorEastAsia" w:eastAsiaTheme="minorEastAsia" w:hAnsiTheme="minorEastAsia" w:cs="Times New Roman"/>
                 <w:color w:val="auto"/>
                 <w:kern w:val="2"/>
                 <w:sz w:val="12"/>
@@ -6364,7 +6493,7 @@
           <w:p>
             <w:pPr>
               <w:rPr>
-                <w:rFonts w:cs="Times New Roman"/>
+                <w:rFonts w:asciiTheme="minorEastAsia" w:eastAsiaTheme="minorEastAsia" w:hAnsiTheme="minorEastAsia" w:cs="Times New Roman"/>
                 <w:color w:val="auto"/>
                 <w:kern w:val="2"/>
                 <w:sz w:val="12"/>
@@ -6375,7 +6504,7 @@
           <w:p>
             <w:pPr>
               <w:rPr>
-                <w:rFonts w:cs="Times New Roman"/>
+                <w:rFonts w:asciiTheme="minorEastAsia" w:eastAsiaTheme="minorEastAsia" w:hAnsiTheme="minorEastAsia" w:cs="Times New Roman"/>
                 <w:color w:val="auto"/>
                 <w:kern w:val="2"/>
                 <w:sz w:val="12"/>
@@ -6384,7 +6513,7 @@
             </w:pPr>
             <w:r>
               <w:rPr>
-                <w:rFonts w:cs="Times New Roman"/>
+                <w:rFonts w:asciiTheme="minorEastAsia" w:eastAsiaTheme="minorEastAsia" w:hAnsiTheme="minorEastAsia" w:cs="Times New Roman"/>
                 <w:noProof/>
                 <w:color w:val="auto"/>
                 <w:kern w:val="2"/>
@@ -6437,7 +6566,7 @@
           <w:p>
             <w:pPr>
               <w:rPr>
-                <w:rFonts w:cs="Times New Roman"/>
+                <w:rFonts w:asciiTheme="minorEastAsia" w:eastAsiaTheme="minorEastAsia" w:hAnsiTheme="minorEastAsia" w:cs="Times New Roman"/>
                 <w:color w:val="auto"/>
                 <w:kern w:val="2"/>
                 <w:sz w:val="12"/>
@@ -6448,7 +6577,7 @@
           <w:p>
             <w:pPr>
               <w:rPr>
-                <w:rFonts w:cs="Times New Roman"/>
+                <w:rFonts w:asciiTheme="minorEastAsia" w:eastAsiaTheme="minorEastAsia" w:hAnsiTheme="minorEastAsia" w:cs="Times New Roman"/>
                 <w:color w:val="auto"/>
                 <w:kern w:val="2"/>
                 <w:sz w:val="12"/>
@@ -6459,7 +6588,7 @@
           <w:p>
             <w:pPr>
               <w:rPr>
-                <w:rFonts w:cs="Times New Roman"/>
+                <w:rFonts w:asciiTheme="minorEastAsia" w:eastAsiaTheme="minorEastAsia" w:hAnsiTheme="minorEastAsia" w:cs="Times New Roman"/>
                 <w:color w:val="auto"/>
                 <w:kern w:val="2"/>
                 <w:sz w:val="12"/>
@@ -6470,7 +6599,7 @@
           <w:p>
             <w:pPr>
               <w:rPr>
-                <w:rFonts w:cs="Times New Roman"/>
+                <w:rFonts w:asciiTheme="minorEastAsia" w:eastAsiaTheme="minorEastAsia" w:hAnsiTheme="minorEastAsia" w:cs="Times New Roman"/>
                 <w:color w:val="auto"/>
                 <w:kern w:val="2"/>
                 <w:sz w:val="12"/>
@@ -6493,6 +6622,7 @@
             <w:pPr>
               <w:jc w:val="center"/>
               <w:rPr>
+                <w:rFonts w:asciiTheme="minorEastAsia" w:eastAsiaTheme="minorEastAsia" w:hAnsiTheme="minorEastAsia"/>
                 <w:sz w:val="12"/>
                 <w:szCs w:val="12"/>
               </w:rPr>
@@ -6508,6 +6638,7 @@
             <w:pPr>
               <w:jc w:val="center"/>
               <w:rPr>
+                <w:rFonts w:asciiTheme="minorEastAsia" w:eastAsiaTheme="minorEastAsia" w:hAnsiTheme="minorEastAsia"/>
                 <w:sz w:val="12"/>
                 <w:szCs w:val="12"/>
               </w:rPr>
@@ -6522,6 +6653,7 @@
             <w:pPr>
               <w:jc w:val="left"/>
               <w:rPr>
+                <w:rFonts w:asciiTheme="minorEastAsia" w:eastAsiaTheme="minorEastAsia" w:hAnsiTheme="minorEastAsia"/>
                 <w:sz w:val="12"/>
                 <w:szCs w:val="12"/>
               </w:rPr>
@@ -6531,6 +6663,7 @@
             <w:pPr>
               <w:jc w:val="left"/>
               <w:rPr>
+                <w:rFonts w:asciiTheme="minorEastAsia" w:eastAsiaTheme="minorEastAsia" w:hAnsiTheme="minorEastAsia"/>
                 <w:sz w:val="12"/>
                 <w:szCs w:val="12"/>
               </w:rPr>
@@ -6540,6 +6673,7 @@
             <w:pPr>
               <w:jc w:val="left"/>
               <w:rPr>
+                <w:rFonts w:asciiTheme="minorEastAsia" w:eastAsiaTheme="minorEastAsia" w:hAnsiTheme="minorEastAsia"/>
                 <w:sz w:val="12"/>
                 <w:szCs w:val="12"/>
               </w:rPr>
@@ -6548,17 +6682,21 @@
           <w:p>
             <w:pPr>
               <w:pStyle w:val="NormalWeb"/>
+              <w:rPr>
+                <w:rFonts w:asciiTheme="minorEastAsia" w:eastAsiaTheme="minorEastAsia" w:hAnsiTheme="minorEastAsia"/>
+              </w:rPr>
             </w:pPr>
             <w:r>
               <w:rPr>
                 <w:rStyle w:val="Strong"/>
+                <w:rFonts w:asciiTheme="minorEastAsia" w:eastAsiaTheme="minorEastAsia" w:hAnsiTheme="minorEastAsia"/>
               </w:rPr>
               <w:t>2. 게시글 정렬 기</w:t>
             </w:r>
             <w:r>
               <w:rPr>
                 <w:rStyle w:val="Strong"/>
-                <w:rFonts w:ascii="Batang" w:eastAsia="Batang" w:hAnsi="Batang" w:cs="Batang" w:hint="eastAsia"/>
+                <w:rFonts w:asciiTheme="minorEastAsia" w:eastAsiaTheme="minorEastAsia" w:hAnsiTheme="minorEastAsia" w:cs="Batang" w:hint="eastAsia"/>
               </w:rPr>
               <w:t>능</w:t>
             </w:r>
@@ -6567,6 +6705,7 @@
             <w:pPr>
               <w:jc w:val="left"/>
               <w:rPr>
+                <w:rFonts w:asciiTheme="minorEastAsia" w:eastAsiaTheme="minorEastAsia" w:hAnsiTheme="minorEastAsia"/>
                 <w:sz w:val="12"/>
                 <w:szCs w:val="12"/>
               </w:rPr>
@@ -6580,6 +6719,7 @@
           <w:p>
             <w:pPr>
               <w:rPr>
+                <w:rFonts w:asciiTheme="minorEastAsia" w:eastAsiaTheme="minorEastAsia" w:hAnsiTheme="minorEastAsia"/>
                 <w:sz w:val="12"/>
                 <w:szCs w:val="12"/>
               </w:rPr>
@@ -6588,6 +6728,7 @@
           <w:p>
             <w:pPr>
               <w:rPr>
+                <w:rFonts w:asciiTheme="minorEastAsia" w:eastAsiaTheme="minorEastAsia" w:hAnsiTheme="minorEastAsia"/>
                 <w:sz w:val="12"/>
                 <w:szCs w:val="12"/>
               </w:rPr>
@@ -6596,6 +6737,7 @@
           <w:p>
             <w:pPr>
               <w:rPr>
+                <w:rFonts w:asciiTheme="minorEastAsia" w:eastAsiaTheme="minorEastAsia" w:hAnsiTheme="minorEastAsia"/>
                 <w:sz w:val="12"/>
                 <w:szCs w:val="12"/>
               </w:rPr>
@@ -6604,22 +6746,35 @@
           <w:p>
             <w:pPr>
               <w:pStyle w:val="NormalWeb"/>
+              <w:rPr>
+                <w:rFonts w:asciiTheme="minorEastAsia" w:eastAsiaTheme="minorEastAsia" w:hAnsiTheme="minorEastAsia"/>
+              </w:rPr>
             </w:pPr>
             <w:r>
+              <w:rPr>
+                <w:rFonts w:asciiTheme="minorEastAsia" w:eastAsiaTheme="minorEastAsia" w:hAnsiTheme="minorEastAsia"/>
+              </w:rPr>
               <w:t>게시글을 최신순(Newest First)과 오래된 순(Oldest First)</w:t>
             </w:r>
             <w:proofErr w:type="spellStart"/>
             <w:r>
+              <w:rPr>
+                <w:rFonts w:asciiTheme="minorEastAsia" w:eastAsiaTheme="minorEastAsia" w:hAnsiTheme="minorEastAsia"/>
+              </w:rPr>
               <w:t>으로</w:t>
             </w:r>
             <w:proofErr w:type="spellEnd"/>
             <w:r>
+              <w:rPr>
+                <w:rFonts w:asciiTheme="minorEastAsia" w:eastAsiaTheme="minorEastAsia" w:hAnsiTheme="minorEastAsia"/>
+              </w:rPr>
               <w:t xml:space="preserve"> 정렬할 수 있는 기능을 구현하였다.</w:t>
             </w:r>
           </w:p>
           <w:p>
             <w:pPr>
               <w:rPr>
+                <w:rFonts w:asciiTheme="minorEastAsia" w:eastAsiaTheme="minorEastAsia" w:hAnsiTheme="minorEastAsia"/>
                 <w:sz w:val="12"/>
                 <w:szCs w:val="12"/>
               </w:rPr>
@@ -6635,13 +6790,14 @@
             <w:pPr>
               <w:jc w:val="center"/>
               <w:rPr>
+                <w:rFonts w:asciiTheme="minorEastAsia" w:eastAsiaTheme="minorEastAsia" w:hAnsiTheme="minorEastAsia"/>
                 <w:sz w:val="12"/>
                 <w:szCs w:val="12"/>
               </w:rPr>
             </w:pPr>
             <w:r>
               <w:rPr>
-                <w:rFonts w:hint="eastAsia"/>
+                <w:rFonts w:asciiTheme="minorEastAsia" w:eastAsiaTheme="minorEastAsia" w:hAnsiTheme="minorEastAsia" w:hint="eastAsia"/>
                 <w:sz w:val="12"/>
                 <w:szCs w:val="12"/>
               </w:rPr>
@@ -6658,6 +6814,7 @@
             <w:pPr>
               <w:jc w:val="center"/>
               <w:rPr>
+                <w:rFonts w:asciiTheme="minorEastAsia" w:eastAsiaTheme="minorEastAsia" w:hAnsiTheme="minorEastAsia"/>
                 <w:sz w:val="12"/>
                 <w:szCs w:val="12"/>
               </w:rPr>
@@ -6665,7 +6822,7 @@
             <w:r>
               <w:rPr>
                 <w:rStyle w:val="HTMLCode"/>
-                <w:rFonts w:eastAsia="BatangChe"/>
+                <w:rFonts w:asciiTheme="minorEastAsia" w:eastAsiaTheme="minorEastAsia" w:hAnsiTheme="minorEastAsia"/>
               </w:rPr>
               <w:t>○</w:t>
             </w:r>
@@ -6679,7 +6836,7 @@
           <w:p>
             <w:pPr>
               <w:rPr>
-                <w:rFonts w:cs="Times New Roman"/>
+                <w:rFonts w:asciiTheme="minorEastAsia" w:eastAsiaTheme="minorEastAsia" w:hAnsiTheme="minorEastAsia" w:cs="Times New Roman"/>
                 <w:color w:val="auto"/>
                 <w:kern w:val="2"/>
                 <w:sz w:val="12"/>
@@ -6690,7 +6847,7 @@
           <w:p>
             <w:pPr>
               <w:rPr>
-                <w:rFonts w:cs="Times New Roman"/>
+                <w:rFonts w:asciiTheme="minorEastAsia" w:eastAsiaTheme="minorEastAsia" w:hAnsiTheme="minorEastAsia" w:cs="Times New Roman"/>
                 <w:color w:val="auto"/>
                 <w:kern w:val="2"/>
                 <w:sz w:val="12"/>
@@ -6701,7 +6858,7 @@
           <w:p>
             <w:pPr>
               <w:rPr>
-                <w:rFonts w:cs="Times New Roman"/>
+                <w:rFonts w:asciiTheme="minorEastAsia" w:eastAsiaTheme="minorEastAsia" w:hAnsiTheme="minorEastAsia" w:cs="Times New Roman"/>
                 <w:color w:val="auto"/>
                 <w:kern w:val="2"/>
                 <w:sz w:val="12"/>
@@ -6712,7 +6869,7 @@
           <w:p>
             <w:pPr>
               <w:rPr>
-                <w:rFonts w:cs="Times New Roman"/>
+                <w:rFonts w:asciiTheme="minorEastAsia" w:eastAsiaTheme="minorEastAsia" w:hAnsiTheme="minorEastAsia" w:cs="Times New Roman"/>
                 <w:color w:val="auto"/>
                 <w:kern w:val="2"/>
                 <w:sz w:val="12"/>
@@ -6721,7 +6878,7 @@
             </w:pPr>
             <w:r>
               <w:rPr>
-                <w:rFonts w:cs="Times New Roman"/>
+                <w:rFonts w:asciiTheme="minorEastAsia" w:eastAsiaTheme="minorEastAsia" w:hAnsiTheme="minorEastAsia" w:cs="Times New Roman"/>
                 <w:noProof/>
                 <w:color w:val="auto"/>
                 <w:kern w:val="2"/>
@@ -6774,7 +6931,7 @@
           <w:p>
             <w:pPr>
               <w:rPr>
-                <w:rFonts w:cs="Times New Roman"/>
+                <w:rFonts w:asciiTheme="minorEastAsia" w:eastAsiaTheme="minorEastAsia" w:hAnsiTheme="minorEastAsia" w:cs="Times New Roman"/>
                 <w:color w:val="auto"/>
                 <w:kern w:val="2"/>
                 <w:sz w:val="12"/>
@@ -6785,7 +6942,7 @@
           <w:p>
             <w:pPr>
               <w:rPr>
-                <w:rFonts w:cs="Times New Roman"/>
+                <w:rFonts w:asciiTheme="minorEastAsia" w:eastAsiaTheme="minorEastAsia" w:hAnsiTheme="minorEastAsia" w:cs="Times New Roman"/>
                 <w:color w:val="auto"/>
                 <w:kern w:val="2"/>
                 <w:sz w:val="12"/>
@@ -6796,7 +6953,7 @@
           <w:p>
             <w:pPr>
               <w:rPr>
-                <w:rFonts w:cs="Times New Roman"/>
+                <w:rFonts w:asciiTheme="minorEastAsia" w:eastAsiaTheme="minorEastAsia" w:hAnsiTheme="minorEastAsia" w:cs="Times New Roman"/>
                 <w:color w:val="auto"/>
                 <w:kern w:val="2"/>
                 <w:sz w:val="12"/>
@@ -6807,7 +6964,7 @@
           <w:p>
             <w:pPr>
               <w:rPr>
-                <w:rFonts w:cs="Times New Roman"/>
+                <w:rFonts w:asciiTheme="minorEastAsia" w:eastAsiaTheme="minorEastAsia" w:hAnsiTheme="minorEastAsia" w:cs="Times New Roman"/>
                 <w:color w:val="auto"/>
                 <w:kern w:val="2"/>
                 <w:sz w:val="12"/>
@@ -6830,6 +6987,7 @@
             <w:pPr>
               <w:jc w:val="center"/>
               <w:rPr>
+                <w:rFonts w:asciiTheme="minorEastAsia" w:eastAsiaTheme="minorEastAsia" w:hAnsiTheme="minorEastAsia"/>
                 <w:sz w:val="12"/>
                 <w:szCs w:val="12"/>
               </w:rPr>
@@ -6845,6 +7003,7 @@
             <w:pPr>
               <w:jc w:val="center"/>
               <w:rPr>
+                <w:rFonts w:asciiTheme="minorEastAsia" w:eastAsiaTheme="minorEastAsia" w:hAnsiTheme="minorEastAsia"/>
                 <w:sz w:val="12"/>
                 <w:szCs w:val="12"/>
               </w:rPr>
@@ -6859,6 +7018,7 @@
             <w:pPr>
               <w:jc w:val="left"/>
               <w:rPr>
+                <w:rFonts w:asciiTheme="minorEastAsia" w:eastAsiaTheme="minorEastAsia" w:hAnsiTheme="minorEastAsia"/>
                 <w:sz w:val="12"/>
                 <w:szCs w:val="12"/>
               </w:rPr>
@@ -6868,6 +7028,7 @@
             <w:pPr>
               <w:jc w:val="left"/>
               <w:rPr>
+                <w:rFonts w:asciiTheme="minorEastAsia" w:eastAsiaTheme="minorEastAsia" w:hAnsiTheme="minorEastAsia"/>
                 <w:sz w:val="12"/>
                 <w:szCs w:val="12"/>
               </w:rPr>
@@ -6877,6 +7038,7 @@
             <w:pPr>
               <w:jc w:val="left"/>
               <w:rPr>
+                <w:rFonts w:asciiTheme="minorEastAsia" w:eastAsiaTheme="minorEastAsia" w:hAnsiTheme="minorEastAsia"/>
                 <w:sz w:val="12"/>
                 <w:szCs w:val="12"/>
               </w:rPr>
@@ -6885,30 +7047,35 @@
           <w:p>
             <w:pPr>
               <w:pStyle w:val="NormalWeb"/>
+              <w:rPr>
+                <w:rFonts w:asciiTheme="minorEastAsia" w:eastAsiaTheme="minorEastAsia" w:hAnsiTheme="minorEastAsia"/>
+              </w:rPr>
             </w:pPr>
             <w:r>
               <w:rPr>
                 <w:rStyle w:val="Strong"/>
+                <w:rFonts w:asciiTheme="minorEastAsia" w:eastAsiaTheme="minorEastAsia" w:hAnsiTheme="minorEastAsia"/>
               </w:rPr>
               <w:t>3.</w:t>
             </w:r>
             <w:r>
               <w:rPr>
                 <w:rStyle w:val="Strong"/>
-                <w:rFonts w:hint="eastAsia"/>
+                <w:rFonts w:asciiTheme="minorEastAsia" w:eastAsiaTheme="minorEastAsia" w:hAnsiTheme="minorEastAsia" w:hint="eastAsia"/>
               </w:rPr>
               <w:t xml:space="preserve"> </w:t>
             </w:r>
             <w:r>
               <w:rPr>
                 <w:rStyle w:val="Strong"/>
+                <w:rFonts w:asciiTheme="minorEastAsia" w:eastAsiaTheme="minorEastAsia" w:hAnsiTheme="minorEastAsia"/>
               </w:rPr>
               <w:t>게시글 화면 전환 기</w:t>
             </w:r>
             <w:r>
               <w:rPr>
                 <w:rStyle w:val="Strong"/>
-                <w:rFonts w:ascii="Batang" w:eastAsia="Batang" w:hAnsi="Batang" w:cs="Batang" w:hint="eastAsia"/>
+                <w:rFonts w:asciiTheme="minorEastAsia" w:eastAsiaTheme="minorEastAsia" w:hAnsiTheme="minorEastAsia" w:cs="Batang" w:hint="eastAsia"/>
               </w:rPr>
               <w:t>능</w:t>
             </w:r>
@@ -6917,6 +7084,7 @@
             <w:pPr>
               <w:jc w:val="left"/>
               <w:rPr>
+                <w:rFonts w:asciiTheme="minorEastAsia" w:eastAsiaTheme="minorEastAsia" w:hAnsiTheme="minorEastAsia"/>
                 <w:sz w:val="12"/>
                 <w:szCs w:val="12"/>
               </w:rPr>
@@ -6930,6 +7098,7 @@
           <w:p>
             <w:pPr>
               <w:rPr>
+                <w:rFonts w:asciiTheme="minorEastAsia" w:eastAsiaTheme="minorEastAsia" w:hAnsiTheme="minorEastAsia"/>
                 <w:sz w:val="12"/>
                 <w:szCs w:val="12"/>
               </w:rPr>
@@ -6938,6 +7107,7 @@
           <w:p>
             <w:pPr>
               <w:rPr>
+                <w:rFonts w:asciiTheme="minorEastAsia" w:eastAsiaTheme="minorEastAsia" w:hAnsiTheme="minorEastAsia"/>
                 <w:sz w:val="12"/>
                 <w:szCs w:val="12"/>
               </w:rPr>
@@ -6946,6 +7116,7 @@
           <w:p>
             <w:pPr>
               <w:rPr>
+                <w:rFonts w:asciiTheme="minorEastAsia" w:eastAsiaTheme="minorEastAsia" w:hAnsiTheme="minorEastAsia"/>
                 <w:sz w:val="12"/>
                 <w:szCs w:val="12"/>
               </w:rPr>
@@ -6954,22 +7125,35 @@
           <w:p>
             <w:pPr>
               <w:pStyle w:val="NormalWeb"/>
+              <w:rPr>
+                <w:rFonts w:asciiTheme="minorEastAsia" w:eastAsiaTheme="minorEastAsia" w:hAnsiTheme="minorEastAsia"/>
+              </w:rPr>
             </w:pPr>
             <w:r>
+              <w:rPr>
+                <w:rFonts w:asciiTheme="minorEastAsia" w:eastAsiaTheme="minorEastAsia" w:hAnsiTheme="minorEastAsia"/>
+              </w:rPr>
               <w:t>사용자가 게시글을 목록형(List View) 또는 격자형(Grid View)</w:t>
             </w:r>
             <w:proofErr w:type="spellStart"/>
             <w:r>
+              <w:rPr>
+                <w:rFonts w:asciiTheme="minorEastAsia" w:eastAsiaTheme="minorEastAsia" w:hAnsiTheme="minorEastAsia"/>
+              </w:rPr>
               <w:t>으로</w:t>
             </w:r>
             <w:proofErr w:type="spellEnd"/>
             <w:r>
+              <w:rPr>
+                <w:rFonts w:asciiTheme="minorEastAsia" w:eastAsiaTheme="minorEastAsia" w:hAnsiTheme="minorEastAsia"/>
+              </w:rPr>
               <w:t xml:space="preserve"> 전환하여 확인할 수 있도록 구현하였다.</w:t>
             </w:r>
           </w:p>
           <w:p>
             <w:pPr>
               <w:rPr>
+                <w:rFonts w:asciiTheme="minorEastAsia" w:eastAsiaTheme="minorEastAsia" w:hAnsiTheme="minorEastAsia"/>
                 <w:sz w:val="12"/>
                 <w:szCs w:val="12"/>
               </w:rPr>
@@ -6985,13 +7169,14 @@
             <w:pPr>
               <w:jc w:val="center"/>
               <w:rPr>
+                <w:rFonts w:asciiTheme="minorEastAsia" w:eastAsiaTheme="minorEastAsia" w:hAnsiTheme="minorEastAsia"/>
                 <w:sz w:val="12"/>
                 <w:szCs w:val="12"/>
               </w:rPr>
             </w:pPr>
             <w:r>
               <w:rPr>
-                <w:rFonts w:hint="eastAsia"/>
+                <w:rFonts w:asciiTheme="minorEastAsia" w:eastAsiaTheme="minorEastAsia" w:hAnsiTheme="minorEastAsia" w:hint="eastAsia"/>
                 <w:sz w:val="12"/>
                 <w:szCs w:val="12"/>
               </w:rPr>
@@ -7008,6 +7193,7 @@
             <w:pPr>
               <w:jc w:val="center"/>
               <w:rPr>
+                <w:rFonts w:asciiTheme="minorEastAsia" w:eastAsiaTheme="minorEastAsia" w:hAnsiTheme="minorEastAsia"/>
                 <w:sz w:val="12"/>
                 <w:szCs w:val="12"/>
               </w:rPr>
@@ -7015,7 +7201,7 @@
             <w:r>
               <w:rPr>
                 <w:rStyle w:val="HTMLCode"/>
-                <w:rFonts w:eastAsia="BatangChe"/>
+                <w:rFonts w:asciiTheme="minorEastAsia" w:eastAsiaTheme="minorEastAsia" w:hAnsiTheme="minorEastAsia"/>
               </w:rPr>
               <w:t>○</w:t>
             </w:r>
@@ -7029,7 +7215,7 @@
           <w:p>
             <w:pPr>
               <w:rPr>
-                <w:rFonts w:cs="Times New Roman"/>
+                <w:rFonts w:asciiTheme="minorEastAsia" w:eastAsiaTheme="minorEastAsia" w:hAnsiTheme="minorEastAsia" w:cs="Times New Roman"/>
                 <w:color w:val="auto"/>
                 <w:kern w:val="2"/>
                 <w:sz w:val="12"/>
@@ -7040,7 +7226,7 @@
           <w:p>
             <w:pPr>
               <w:rPr>
-                <w:rFonts w:cs="Times New Roman"/>
+                <w:rFonts w:asciiTheme="minorEastAsia" w:eastAsiaTheme="minorEastAsia" w:hAnsiTheme="minorEastAsia" w:cs="Times New Roman"/>
                 <w:color w:val="auto"/>
                 <w:kern w:val="2"/>
                 <w:sz w:val="12"/>
@@ -7051,7 +7237,7 @@
           <w:p>
             <w:pPr>
               <w:rPr>
-                <w:rFonts w:cs="Times New Roman"/>
+                <w:rFonts w:asciiTheme="minorEastAsia" w:eastAsiaTheme="minorEastAsia" w:hAnsiTheme="minorEastAsia" w:cs="Times New Roman"/>
                 <w:color w:val="auto"/>
                 <w:kern w:val="2"/>
                 <w:sz w:val="12"/>
@@ -7062,7 +7248,7 @@
           <w:p>
             <w:pPr>
               <w:rPr>
-                <w:rFonts w:cs="Times New Roman"/>
+                <w:rFonts w:asciiTheme="minorEastAsia" w:eastAsiaTheme="minorEastAsia" w:hAnsiTheme="minorEastAsia" w:cs="Times New Roman"/>
                 <w:color w:val="auto"/>
                 <w:kern w:val="2"/>
                 <w:sz w:val="12"/>
@@ -7071,7 +7257,7 @@
             </w:pPr>
             <w:r>
               <w:rPr>
-                <w:rFonts w:cs="Times New Roman"/>
+                <w:rFonts w:asciiTheme="minorEastAsia" w:eastAsiaTheme="minorEastAsia" w:hAnsiTheme="minorEastAsia" w:cs="Times New Roman"/>
                 <w:noProof/>
                 <w:color w:val="auto"/>
                 <w:kern w:val="2"/>
@@ -7124,7 +7310,7 @@
           <w:p>
             <w:pPr>
               <w:rPr>
-                <w:rFonts w:cs="Times New Roman"/>
+                <w:rFonts w:asciiTheme="minorEastAsia" w:eastAsiaTheme="minorEastAsia" w:hAnsiTheme="minorEastAsia" w:cs="Times New Roman"/>
                 <w:color w:val="auto"/>
                 <w:kern w:val="2"/>
                 <w:sz w:val="12"/>
@@ -7135,7 +7321,7 @@
           <w:p>
             <w:pPr>
               <w:rPr>
-                <w:rFonts w:cs="Times New Roman"/>
+                <w:rFonts w:asciiTheme="minorEastAsia" w:eastAsiaTheme="minorEastAsia" w:hAnsiTheme="minorEastAsia" w:cs="Times New Roman"/>
                 <w:color w:val="auto"/>
                 <w:kern w:val="2"/>
                 <w:sz w:val="12"/>
@@ -7158,6 +7344,7 @@
             <w:pPr>
               <w:jc w:val="center"/>
               <w:rPr>
+                <w:rFonts w:asciiTheme="minorEastAsia" w:eastAsiaTheme="minorEastAsia" w:hAnsiTheme="minorEastAsia"/>
                 <w:sz w:val="12"/>
                 <w:szCs w:val="12"/>
               </w:rPr>
@@ -7173,6 +7360,7 @@
             <w:pPr>
               <w:jc w:val="center"/>
               <w:rPr>
+                <w:rFonts w:asciiTheme="minorEastAsia" w:eastAsiaTheme="minorEastAsia" w:hAnsiTheme="minorEastAsia"/>
                 <w:sz w:val="12"/>
                 <w:szCs w:val="12"/>
               </w:rPr>
@@ -7187,6 +7375,7 @@
             <w:pPr>
               <w:jc w:val="left"/>
               <w:rPr>
+                <w:rFonts w:asciiTheme="minorEastAsia" w:eastAsiaTheme="minorEastAsia" w:hAnsiTheme="minorEastAsia"/>
                 <w:sz w:val="12"/>
                 <w:szCs w:val="12"/>
               </w:rPr>
@@ -7196,6 +7385,7 @@
             <w:pPr>
               <w:jc w:val="left"/>
               <w:rPr>
+                <w:rFonts w:asciiTheme="minorEastAsia" w:eastAsiaTheme="minorEastAsia" w:hAnsiTheme="minorEastAsia"/>
                 <w:sz w:val="12"/>
                 <w:szCs w:val="12"/>
               </w:rPr>
@@ -7205,6 +7395,7 @@
             <w:pPr>
               <w:jc w:val="left"/>
               <w:rPr>
+                <w:rFonts w:asciiTheme="minorEastAsia" w:eastAsiaTheme="minorEastAsia" w:hAnsiTheme="minorEastAsia"/>
                 <w:sz w:val="12"/>
                 <w:szCs w:val="12"/>
               </w:rPr>
@@ -7213,17 +7404,21 @@
           <w:p>
             <w:pPr>
               <w:pStyle w:val="NormalWeb"/>
+              <w:rPr>
+                <w:rFonts w:asciiTheme="minorEastAsia" w:eastAsiaTheme="minorEastAsia" w:hAnsiTheme="minorEastAsia"/>
+              </w:rPr>
             </w:pPr>
             <w:r>
               <w:rPr>
                 <w:rStyle w:val="Strong"/>
+                <w:rFonts w:asciiTheme="minorEastAsia" w:eastAsiaTheme="minorEastAsia" w:hAnsiTheme="minorEastAsia"/>
               </w:rPr>
               <w:t>4. 이미지 확대 보기 기</w:t>
             </w:r>
             <w:r>
               <w:rPr>
                 <w:rStyle w:val="Strong"/>
-                <w:rFonts w:ascii="Batang" w:eastAsia="Batang" w:hAnsi="Batang" w:cs="Batang" w:hint="eastAsia"/>
+                <w:rFonts w:asciiTheme="minorEastAsia" w:eastAsiaTheme="minorEastAsia" w:hAnsiTheme="minorEastAsia" w:cs="Batang" w:hint="eastAsia"/>
               </w:rPr>
               <w:t>능</w:t>
             </w:r>
@@ -7232,6 +7427,7 @@
             <w:pPr>
               <w:jc w:val="left"/>
               <w:rPr>
+                <w:rFonts w:asciiTheme="minorEastAsia" w:eastAsiaTheme="minorEastAsia" w:hAnsiTheme="minorEastAsia"/>
                 <w:sz w:val="12"/>
                 <w:szCs w:val="12"/>
               </w:rPr>
@@ -7245,6 +7441,7 @@
           <w:p>
             <w:pPr>
               <w:rPr>
+                <w:rFonts w:asciiTheme="minorEastAsia" w:eastAsiaTheme="minorEastAsia" w:hAnsiTheme="minorEastAsia"/>
                 <w:sz w:val="12"/>
                 <w:szCs w:val="12"/>
               </w:rPr>
@@ -7253,6 +7450,7 @@
           <w:p>
             <w:pPr>
               <w:rPr>
+                <w:rFonts w:asciiTheme="minorEastAsia" w:eastAsiaTheme="minorEastAsia" w:hAnsiTheme="minorEastAsia"/>
                 <w:sz w:val="12"/>
                 <w:szCs w:val="12"/>
               </w:rPr>
@@ -7261,6 +7459,7 @@
           <w:p>
             <w:pPr>
               <w:rPr>
+                <w:rFonts w:asciiTheme="minorEastAsia" w:eastAsiaTheme="minorEastAsia" w:hAnsiTheme="minorEastAsia"/>
                 <w:sz w:val="12"/>
                 <w:szCs w:val="12"/>
               </w:rPr>
@@ -7269,14 +7468,21 @@
           <w:p>
             <w:pPr>
               <w:pStyle w:val="NormalWeb"/>
+              <w:rPr>
+                <w:rFonts w:asciiTheme="minorEastAsia" w:eastAsiaTheme="minorEastAsia" w:hAnsiTheme="minorEastAsia"/>
+              </w:rPr>
             </w:pPr>
             <w:r>
+              <w:rPr>
+                <w:rFonts w:asciiTheme="minorEastAsia" w:eastAsiaTheme="minorEastAsia" w:hAnsiTheme="minorEastAsia"/>
+              </w:rPr>
               <w:t>게시글의 이미지를 클릭하면 별도의 팝업 화면에서 이미지를 크게 확인할 수 있도록 구현하였다.</w:t>
             </w:r>
           </w:p>
           <w:p>
             <w:pPr>
               <w:rPr>
+                <w:rFonts w:asciiTheme="minorEastAsia" w:eastAsiaTheme="minorEastAsia" w:hAnsiTheme="minorEastAsia"/>
                 <w:sz w:val="12"/>
                 <w:szCs w:val="12"/>
               </w:rPr>
@@ -7292,13 +7498,14 @@
             <w:pPr>
               <w:jc w:val="center"/>
               <w:rPr>
+                <w:rFonts w:asciiTheme="minorEastAsia" w:eastAsiaTheme="minorEastAsia" w:hAnsiTheme="minorEastAsia"/>
                 <w:sz w:val="12"/>
                 <w:szCs w:val="12"/>
               </w:rPr>
             </w:pPr>
             <w:r>
               <w:rPr>
-                <w:rFonts w:hint="eastAsia"/>
+                <w:rFonts w:asciiTheme="minorEastAsia" w:eastAsiaTheme="minorEastAsia" w:hAnsiTheme="minorEastAsia" w:hint="eastAsia"/>
                 <w:sz w:val="12"/>
                 <w:szCs w:val="12"/>
               </w:rPr>
@@ -7315,6 +7522,7 @@
             <w:pPr>
               <w:jc w:val="center"/>
               <w:rPr>
+                <w:rFonts w:asciiTheme="minorEastAsia" w:eastAsiaTheme="minorEastAsia" w:hAnsiTheme="minorEastAsia"/>
                 <w:sz w:val="12"/>
                 <w:szCs w:val="12"/>
               </w:rPr>
@@ -7322,7 +7530,7 @@
             <w:r>
               <w:rPr>
                 <w:rStyle w:val="HTMLCode"/>
-                <w:rFonts w:eastAsia="BatangChe"/>
+                <w:rFonts w:asciiTheme="minorEastAsia" w:eastAsiaTheme="minorEastAsia" w:hAnsiTheme="minorEastAsia"/>
               </w:rPr>
               <w:t>○</w:t>
             </w:r>
@@ -7336,7 +7544,7 @@
           <w:p>
             <w:pPr>
               <w:rPr>
-                <w:rFonts w:cs="Times New Roman"/>
+                <w:rFonts w:asciiTheme="minorEastAsia" w:eastAsiaTheme="minorEastAsia" w:hAnsiTheme="minorEastAsia" w:cs="Times New Roman"/>
                 <w:color w:val="auto"/>
                 <w:kern w:val="2"/>
                 <w:sz w:val="12"/>
@@ -7347,7 +7555,7 @@
           <w:p>
             <w:pPr>
               <w:rPr>
-                <w:rFonts w:cs="Times New Roman"/>
+                <w:rFonts w:asciiTheme="minorEastAsia" w:eastAsiaTheme="minorEastAsia" w:hAnsiTheme="minorEastAsia" w:cs="Times New Roman"/>
                 <w:color w:val="auto"/>
                 <w:kern w:val="2"/>
                 <w:sz w:val="12"/>
@@ -7358,7 +7566,7 @@
           <w:p>
             <w:pPr>
               <w:rPr>
-                <w:rFonts w:cs="Times New Roman"/>
+                <w:rFonts w:asciiTheme="minorEastAsia" w:eastAsiaTheme="minorEastAsia" w:hAnsiTheme="minorEastAsia" w:cs="Times New Roman"/>
                 <w:color w:val="auto"/>
                 <w:kern w:val="2"/>
                 <w:sz w:val="12"/>
@@ -7367,7 +7575,7 @@
             </w:pPr>
             <w:r>
               <w:rPr>
-                <w:rFonts w:cs="Times New Roman"/>
+                <w:rFonts w:asciiTheme="minorEastAsia" w:eastAsiaTheme="minorEastAsia" w:hAnsiTheme="minorEastAsia" w:cs="Times New Roman"/>
                 <w:noProof/>
                 <w:color w:val="auto"/>
                 <w:kern w:val="2"/>
@@ -7420,7 +7628,7 @@
           <w:p>
             <w:pPr>
               <w:rPr>
-                <w:rFonts w:cs="Times New Roman"/>
+                <w:rFonts w:asciiTheme="minorEastAsia" w:eastAsiaTheme="minorEastAsia" w:hAnsiTheme="minorEastAsia" w:cs="Times New Roman"/>
                 <w:color w:val="auto"/>
                 <w:kern w:val="2"/>
                 <w:sz w:val="12"/>
@@ -7431,7 +7639,7 @@
           <w:p>
             <w:pPr>
               <w:rPr>
-                <w:rFonts w:cs="Times New Roman"/>
+                <w:rFonts w:asciiTheme="minorEastAsia" w:eastAsiaTheme="minorEastAsia" w:hAnsiTheme="minorEastAsia" w:cs="Times New Roman"/>
                 <w:color w:val="auto"/>
                 <w:kern w:val="2"/>
                 <w:sz w:val="12"/>
@@ -7442,7 +7650,7 @@
           <w:p>
             <w:pPr>
               <w:rPr>
-                <w:rFonts w:cs="Times New Roman"/>
+                <w:rFonts w:asciiTheme="minorEastAsia" w:eastAsiaTheme="minorEastAsia" w:hAnsiTheme="minorEastAsia" w:cs="Times New Roman"/>
                 <w:color w:val="auto"/>
                 <w:kern w:val="2"/>
                 <w:sz w:val="12"/>
@@ -7465,6 +7673,7 @@
             <w:pPr>
               <w:jc w:val="center"/>
               <w:rPr>
+                <w:rFonts w:asciiTheme="minorEastAsia" w:eastAsiaTheme="minorEastAsia" w:hAnsiTheme="minorEastAsia"/>
                 <w:sz w:val="12"/>
                 <w:szCs w:val="12"/>
               </w:rPr>
@@ -7480,6 +7689,7 @@
             <w:pPr>
               <w:jc w:val="center"/>
               <w:rPr>
+                <w:rFonts w:asciiTheme="minorEastAsia" w:eastAsiaTheme="minorEastAsia" w:hAnsiTheme="minorEastAsia"/>
                 <w:sz w:val="12"/>
                 <w:szCs w:val="12"/>
               </w:rPr>
@@ -7494,6 +7704,7 @@
             <w:pPr>
               <w:jc w:val="left"/>
               <w:rPr>
+                <w:rFonts w:asciiTheme="minorEastAsia" w:eastAsiaTheme="minorEastAsia" w:hAnsiTheme="minorEastAsia"/>
                 <w:sz w:val="12"/>
                 <w:szCs w:val="12"/>
               </w:rPr>
@@ -7503,6 +7714,7 @@
             <w:pPr>
               <w:jc w:val="left"/>
               <w:rPr>
+                <w:rFonts w:asciiTheme="minorEastAsia" w:eastAsiaTheme="minorEastAsia" w:hAnsiTheme="minorEastAsia"/>
                 <w:sz w:val="12"/>
                 <w:szCs w:val="12"/>
               </w:rPr>
@@ -7512,6 +7724,7 @@
             <w:pPr>
               <w:jc w:val="left"/>
               <w:rPr>
+                <w:rFonts w:asciiTheme="minorEastAsia" w:eastAsiaTheme="minorEastAsia" w:hAnsiTheme="minorEastAsia"/>
                 <w:sz w:val="12"/>
                 <w:szCs w:val="12"/>
               </w:rPr>
@@ -7520,17 +7733,21 @@
           <w:p>
             <w:pPr>
               <w:pStyle w:val="NormalWeb"/>
+              <w:rPr>
+                <w:rFonts w:asciiTheme="minorEastAsia" w:eastAsiaTheme="minorEastAsia" w:hAnsiTheme="minorEastAsia"/>
+              </w:rPr>
             </w:pPr>
             <w:r>
               <w:rPr>
                 <w:rStyle w:val="Strong"/>
+                <w:rFonts w:asciiTheme="minorEastAsia" w:eastAsiaTheme="minorEastAsia" w:hAnsiTheme="minorEastAsia"/>
               </w:rPr>
               <w:t>5. 게시글 공유 기</w:t>
             </w:r>
             <w:r>
               <w:rPr>
                 <w:rStyle w:val="Strong"/>
-                <w:rFonts w:ascii="Batang" w:eastAsia="Batang" w:hAnsi="Batang" w:cs="Batang" w:hint="eastAsia"/>
+                <w:rFonts w:asciiTheme="minorEastAsia" w:eastAsiaTheme="minorEastAsia" w:hAnsiTheme="minorEastAsia" w:cs="Batang" w:hint="eastAsia"/>
               </w:rPr>
               <w:t>능</w:t>
             </w:r>
@@ -7539,6 +7756,7 @@
             <w:pPr>
               <w:jc w:val="left"/>
               <w:rPr>
+                <w:rFonts w:asciiTheme="minorEastAsia" w:eastAsiaTheme="minorEastAsia" w:hAnsiTheme="minorEastAsia"/>
                 <w:sz w:val="12"/>
                 <w:szCs w:val="12"/>
               </w:rPr>
@@ -7552,6 +7770,7 @@
           <w:p>
             <w:pPr>
               <w:rPr>
+                <w:rFonts w:asciiTheme="minorEastAsia" w:eastAsiaTheme="minorEastAsia" w:hAnsiTheme="minorEastAsia"/>
                 <w:sz w:val="12"/>
                 <w:szCs w:val="12"/>
               </w:rPr>
@@ -7560,6 +7779,7 @@
           <w:p>
             <w:pPr>
               <w:rPr>
+                <w:rFonts w:asciiTheme="minorEastAsia" w:eastAsiaTheme="minorEastAsia" w:hAnsiTheme="minorEastAsia"/>
                 <w:sz w:val="12"/>
                 <w:szCs w:val="12"/>
               </w:rPr>
@@ -7568,6 +7788,7 @@
           <w:p>
             <w:pPr>
               <w:rPr>
+                <w:rFonts w:asciiTheme="minorEastAsia" w:eastAsiaTheme="minorEastAsia" w:hAnsiTheme="minorEastAsia"/>
                 <w:sz w:val="12"/>
                 <w:szCs w:val="12"/>
               </w:rPr>
@@ -7576,14 +7797,21 @@
           <w:p>
             <w:pPr>
               <w:pStyle w:val="NormalWeb"/>
+              <w:rPr>
+                <w:rFonts w:asciiTheme="minorEastAsia" w:eastAsiaTheme="minorEastAsia" w:hAnsiTheme="minorEastAsia"/>
+              </w:rPr>
             </w:pPr>
             <w:r>
+              <w:rPr>
+                <w:rFonts w:asciiTheme="minorEastAsia" w:eastAsiaTheme="minorEastAsia" w:hAnsiTheme="minorEastAsia"/>
+              </w:rPr>
               <w:t>게시글을 길게 누르면 제목, 설명 및 이미지 URL을 다른 애플리케이션으로 공유할 수 있는 기능을 구현하였다.</w:t>
             </w:r>
           </w:p>
           <w:p>
             <w:pPr>
               <w:rPr>
+                <w:rFonts w:asciiTheme="minorEastAsia" w:eastAsiaTheme="minorEastAsia" w:hAnsiTheme="minorEastAsia"/>
                 <w:sz w:val="12"/>
                 <w:szCs w:val="12"/>
               </w:rPr>
@@ -7599,13 +7827,14 @@
             <w:pPr>
               <w:jc w:val="center"/>
               <w:rPr>
+                <w:rFonts w:asciiTheme="minorEastAsia" w:eastAsiaTheme="minorEastAsia" w:hAnsiTheme="minorEastAsia"/>
                 <w:sz w:val="12"/>
                 <w:szCs w:val="12"/>
               </w:rPr>
             </w:pPr>
             <w:r>
               <w:rPr>
-                <w:rFonts w:hint="eastAsia"/>
+                <w:rFonts w:asciiTheme="minorEastAsia" w:eastAsiaTheme="minorEastAsia" w:hAnsiTheme="minorEastAsia" w:hint="eastAsia"/>
                 <w:sz w:val="12"/>
                 <w:szCs w:val="12"/>
               </w:rPr>
@@ -7622,6 +7851,7 @@
             <w:pPr>
               <w:jc w:val="center"/>
               <w:rPr>
+                <w:rFonts w:asciiTheme="minorEastAsia" w:eastAsiaTheme="minorEastAsia" w:hAnsiTheme="minorEastAsia"/>
                 <w:sz w:val="12"/>
                 <w:szCs w:val="12"/>
               </w:rPr>
@@ -7629,7 +7859,7 @@
             <w:r>
               <w:rPr>
                 <w:rStyle w:val="HTMLCode"/>
-                <w:rFonts w:eastAsia="BatangChe"/>
+                <w:rFonts w:asciiTheme="minorEastAsia" w:eastAsiaTheme="minorEastAsia" w:hAnsiTheme="minorEastAsia"/>
               </w:rPr>
               <w:t>○</w:t>
             </w:r>
@@ -7643,7 +7873,7 @@
           <w:p>
             <w:pPr>
               <w:rPr>
-                <w:rFonts w:cs="Times New Roman"/>
+                <w:rFonts w:asciiTheme="minorEastAsia" w:eastAsiaTheme="minorEastAsia" w:hAnsiTheme="minorEastAsia" w:cs="Times New Roman"/>
                 <w:color w:val="auto"/>
                 <w:kern w:val="2"/>
                 <w:sz w:val="12"/>
@@ -7654,7 +7884,7 @@
           <w:p>
             <w:pPr>
               <w:rPr>
-                <w:rFonts w:cs="Times New Roman"/>
+                <w:rFonts w:asciiTheme="minorEastAsia" w:eastAsiaTheme="minorEastAsia" w:hAnsiTheme="minorEastAsia" w:cs="Times New Roman"/>
                 <w:color w:val="auto"/>
                 <w:kern w:val="2"/>
                 <w:sz w:val="12"/>
@@ -7665,7 +7895,7 @@
           <w:p>
             <w:pPr>
               <w:rPr>
-                <w:rFonts w:cs="Times New Roman"/>
+                <w:rFonts w:asciiTheme="minorEastAsia" w:eastAsiaTheme="minorEastAsia" w:hAnsiTheme="minorEastAsia" w:cs="Times New Roman"/>
                 <w:color w:val="auto"/>
                 <w:kern w:val="2"/>
                 <w:sz w:val="12"/>
@@ -7674,7 +7904,7 @@
             </w:pPr>
             <w:r>
               <w:rPr>
-                <w:rFonts w:cs="Times New Roman"/>
+                <w:rFonts w:asciiTheme="minorEastAsia" w:eastAsiaTheme="minorEastAsia" w:hAnsiTheme="minorEastAsia" w:cs="Times New Roman"/>
                 <w:noProof/>
                 <w:color w:val="auto"/>
                 <w:kern w:val="2"/>
@@ -7727,7 +7957,7 @@
           <w:p>
             <w:pPr>
               <w:rPr>
-                <w:rFonts w:cs="Times New Roman"/>
+                <w:rFonts w:asciiTheme="minorEastAsia" w:eastAsiaTheme="minorEastAsia" w:hAnsiTheme="minorEastAsia" w:cs="Times New Roman"/>
                 <w:color w:val="auto"/>
                 <w:kern w:val="2"/>
                 <w:sz w:val="12"/>
@@ -7738,7 +7968,7 @@
           <w:p>
             <w:pPr>
               <w:rPr>
-                <w:rFonts w:cs="Times New Roman"/>
+                <w:rFonts w:asciiTheme="minorEastAsia" w:eastAsiaTheme="minorEastAsia" w:hAnsiTheme="minorEastAsia" w:cs="Times New Roman"/>
                 <w:color w:val="auto"/>
                 <w:kern w:val="2"/>
                 <w:sz w:val="12"/>
@@ -7756,6 +7986,7 @@
         <w:jc w:val="left"/>
         <w:outlineLvl w:val="0"/>
         <w:rPr>
+          <w:rFonts w:asciiTheme="minorEastAsia" w:eastAsiaTheme="minorEastAsia" w:hAnsiTheme="minorEastAsia"/>
           <w:b/>
           <w:szCs w:val="22"/>
           <w:lang w:val="en-US"/>
@@ -7972,7 +8203,7 @@
         </mc:Choice>
         <mc:Fallback>
           <w:pict>
-            <v:line w14:anchorId="6DF1EF32" id="Line 1" o:spid="_x0000_s1026" style="position:absolute;z-index:251657728;visibility:visible;mso-wrap-style:square;mso-width-percent:0;mso-height-percent:0;mso-wrap-distance-left:9pt;mso-wrap-distance-top:0;mso-wrap-distance-right:9pt;mso-wrap-distance-bottom:0;mso-position-horizontal:absolute;mso-position-horizontal-relative:text;mso-position-vertical:absolute;mso-position-vertical-relative:text;mso-width-percent:0;mso-height-percent:0;mso-width-relative:page;mso-height-relative:page" from="1pt,15.5pt" to="460.15pt,15.5pt" o:gfxdata="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">
+            <v:line w14:anchorId="52A72FD7" id="Line 1" o:spid="_x0000_s1026" style="position:absolute;z-index:251657728;visibility:visible;mso-wrap-style:square;mso-width-percent:0;mso-height-percent:0;mso-wrap-distance-left:9pt;mso-wrap-distance-top:0;mso-wrap-distance-right:9pt;mso-wrap-distance-bottom:0;mso-position-horizontal:absolute;mso-position-horizontal-relative:text;mso-position-vertical:absolute;mso-position-vertical-relative:text;mso-width-percent:0;mso-height-percent:0;mso-width-relative:page;mso-height-relative:page" from="1pt,15.5pt" to="460.15pt,15.5pt" o:gfxdata="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">
               <o:lock v:ext="edit" shapetype="f"/>
             </v:line>
           </w:pict>
@@ -8116,7 +8347,7 @@
         <v:path o:extrusionok="f" gradientshapeok="t" o:connecttype="rect"/>
         <o:lock v:ext="edit" aspectratio="t"/>
       </v:shapetype>
-      <v:shape id="_x0000_i1105" type="#_x0000_t75" style="width:6.05pt;height:6.05pt" o:bullet="t">
+      <v:shape id="_x0000_i1113" type="#_x0000_t75" style="width:6.3pt;height:6.3pt" o:bullet="t">
         <v:imagedata r:id="rId1" o:title="BD10267_"/>
       </v:shape>
     </w:pict>
